--- a/docs/final/JUDE-总方案问答.docx
+++ b/docs/final/JUDE-总方案问答.docx
@@ -32,33 +32,33 @@
           <w:sz w:val="21"/>
           <w:szCs w:val="21"/>
         </w:rPr>
-        <w:t xml:space="preserve">黎总要我测算 CES 的价值。《JUDE 美国首发决策方案》是对这个要求的回答：CES 的增量支出是多少、买到什么、不做会怎样、做了之后钱怎么分阶段花、什么结果出现才继续、停在哪里损失多少。</w:t>
-      </w:r>
-    </w:p>
-    <w:p>
-      <w:pPr>
-        <w:spacing w:after="120" w:line="300"/>
-      </w:pPr>
-      <w:r>
-        <w:rPr>
-          <w:rFonts w:ascii="Arial" w:cs="Arial" w:eastAsia="Microsoft YaHei" w:hAnsi="Arial"/>
-          <w:sz w:val="21"/>
-          <w:szCs w:val="21"/>
-        </w:rPr>
-        <w:t xml:space="preserve">这份问答是总方案的附件。看完总方案之后可能提出的问题，这里逐个回答。每个回答都标了总方案里的位置，方便对照数字。</w:t>
-      </w:r>
-    </w:p>
-    <w:p>
-      <w:pPr>
-        <w:spacing w:after="120" w:line="300"/>
-      </w:pPr>
-      <w:r>
-        <w:rPr>
-          <w:rFonts w:ascii="Arial" w:cs="Arial" w:eastAsia="Microsoft YaHei" w:hAnsi="Arial"/>
-          <w:sz w:val="21"/>
-          <w:szCs w:val="21"/>
-        </w:rPr>
-        <w:t xml:space="preserve">本次要定的两件事：</w:t>
+        <w:t xml:space="preserve">黎总要我测算 CES 的价值。《JUDE 美国首发决策方案》是对这个要求的回答：CES 的增量支出是多少、按模型能多带来多少、不做会怎样、钱怎么分阶段花、什么结果出现才继续、停在哪里损失多少。</w:t>
+      </w:r>
+    </w:p>
+    <w:p>
+      <w:pPr>
+        <w:spacing w:after="120" w:line="300"/>
+      </w:pPr>
+      <w:r>
+        <w:rPr>
+          <w:rFonts w:ascii="Arial" w:cs="Arial" w:eastAsia="Microsoft YaHei" w:hAnsi="Arial"/>
+          <w:sz w:val="21"/>
+          <w:szCs w:val="21"/>
+        </w:rPr>
+        <w:t xml:space="preserve">这份问答是总方案的附件。看完总方案之后可能提出的问题，这里逐个回答，每个回答标了总方案里的位置。</w:t>
+      </w:r>
+    </w:p>
+    <w:p>
+      <w:pPr>
+        <w:spacing w:after="120" w:line="300"/>
+      </w:pPr>
+      <w:r>
+        <w:rPr>
+          <w:rFonts w:ascii="Arial" w:cs="Arial" w:eastAsia="Microsoft YaHei" w:hAnsi="Arial"/>
+          <w:sz w:val="21"/>
+          <w:szCs w:val="21"/>
+        </w:rPr>
+        <w:t xml:space="preserve">本次要定的事：</w:t>
       </w:r>
     </w:p>
     <w:p>
@@ -78,15 +78,15 @@
           <w:sz w:val="21"/>
           <w:szCs w:val="21"/>
         </w:rPr>
-        <w:t xml:space="preserve">CES 做不做。</w:t>
-      </w:r>
-      <w:r>
-        <w:rPr>
-          <w:rFonts w:ascii="Arial" w:cs="Arial" w:eastAsia="Microsoft YaHei" w:hAnsi="Arial"/>
-          <w:sz w:val="21"/>
-          <w:szCs w:val="21"/>
-        </w:rPr>
-        <w:t xml:space="preserve"> 建议做，增量支出上限 40.8 万美元，谈判目标 37.3 万。它只负责三件事：预售定金订单 200 台以上，B 端样品或报价请求 10 家以上，媒体报道 15 篇。</w:t>
+        <w:t xml:space="preserve">CES 的选择。</w:t>
+      </w:r>
+      <w:r>
+        <w:rPr>
+          <w:rFonts w:ascii="Arial" w:cs="Arial" w:eastAsia="Microsoft YaHei" w:hAnsi="Arial"/>
+          <w:sz w:val="21"/>
+          <w:szCs w:val="21"/>
+        </w:rPr>
+        <w:t xml:space="preserve"> 模型不支持按报价参展，总方案按不参展为基准路径。参不参展由黎总定。</w:t>
       </w:r>
     </w:p>
     <w:p>
@@ -106,6 +106,26 @@
           <w:sz w:val="21"/>
           <w:szCs w:val="21"/>
         </w:rPr>
+        <w:t xml:space="preserve">第一阶段 9.9 万美元，提前备货 300 台 8.7 万美元，两个全职岗位。</w:t>
+      </w:r>
+    </w:p>
+    <w:p>
+      <w:pPr>
+        <w:pStyle w:val="ListParagraph"/>
+        <w:numPr>
+          <w:ilvl w:val="0"/>
+          <w:numId w:val="2"/>
+        </w:numPr>
+        <w:spacing w:after="80" w:line="300"/>
+      </w:pPr>
+      <w:r>
+        <w:rPr>
+          <w:rFonts w:ascii="Arial" w:cs="Arial" w:eastAsia="Microsoft YaHei" w:hAnsi="Arial"/>
+          <w:b/>
+          <w:bCs/>
+          <w:sz w:val="21"/>
+          <w:szCs w:val="21"/>
+        </w:rPr>
         <w:t xml:space="preserve">两个决策点。</w:t>
       </w:r>
       <w:r>
@@ -114,20 +134,7 @@
           <w:sz w:val="21"/>
           <w:szCs w:val="21"/>
         </w:rPr>
-        <w:t xml:space="preserve"> 1 月 31 日决定第二阶段 10.8 万，6 月 30 日决定第三阶段 31.7 万。</w:t>
-      </w:r>
-    </w:p>
-    <w:p>
-      <w:pPr>
-        <w:spacing w:after="120" w:line="300"/>
-      </w:pPr>
-      <w:r>
-        <w:rPr>
-          <w:rFonts w:ascii="Arial" w:cs="Arial" w:eastAsia="Microsoft YaHei" w:hAnsi="Arial"/>
-          <w:sz w:val="21"/>
-          <w:szCs w:val="21"/>
-        </w:rPr>
-        <w:t xml:space="preserve">本次合计批准 50.7 万美元。已签未付的 6.2 万（Jon 尾款 4.95、傲然深化 1.28）和 Adlink 按合同付，不在本次批准范围。</w:t>
+        <w:t xml:space="preserve"> 2 月 28 日决定第二阶段 10.8 万，6 月 30 日决定第三阶段 31.7 万。1 月 31 日中期检查。</w:t>
       </w:r>
     </w:p>
     <w:p>
@@ -147,7 +154,7 @@
           <w:sz w:val="28"/>
           <w:szCs w:val="28"/>
         </w:rPr>
-        <w:t xml:space="preserve">一、关于 CES 的价值</w:t>
+        <w:t xml:space="preserve">一、关于 CES</w:t>
       </w:r>
     </w:p>
     <w:p>
@@ -175,231 +182,203 @@
           <w:sz w:val="21"/>
           <w:szCs w:val="21"/>
         </w:rPr>
-        <w:t xml:space="preserve">因为 CES 值不值，取决于展会之后的订单接不接得住。单算 CES 四天，40.8 万换 60 场会谈和 15 篇报道，没法判断值不值。把它放进 2027 年整年的账里，才能算出它多带来多少台、多赚多少钱、不做差多少。所以总方案先算整年，再回头算 CES。见总方案第五问。</w:t>
-      </w:r>
-    </w:p>
-    <w:p>
-      <w:pPr>
-        <w:spacing w:after="120" w:line="300"/>
-      </w:pPr>
-      <w:r>
-        <w:rPr>
-          <w:rFonts w:ascii="Arial" w:cs="Arial" w:eastAsia="Microsoft YaHei" w:hAnsi="Arial"/>
-          <w:b/>
-          <w:bCs/>
-          <w:sz w:val="21"/>
-          <w:szCs w:val="21"/>
-        </w:rPr>
-        <w:t xml:space="preserve">2. CES 40 万到底值不值？不做会怎样？</w:t>
-      </w:r>
-    </w:p>
-    <w:p>
-      <w:pPr>
-        <w:spacing w:after="120" w:line="300"/>
-      </w:pPr>
-      <w:r>
-        <w:rPr>
-          <w:rFonts w:ascii="Arial" w:cs="Arial" w:eastAsia="Microsoft YaHei" w:hAnsi="Arial"/>
-          <w:sz w:val="21"/>
-          <w:szCs w:val="21"/>
-        </w:rPr>
-        <w:t xml:space="preserve">取消 CES，2 月在纽约开发布会加 3 月芝加哥展，替代成本 4.5 万，2027 年比做 CES 少亏 24.5 万。做 CES 买的是：一月的发布时点、亚马逊团队和百思买这类零售商的当面接触、2028 年 B 端返单。2028 年 B 端 2,500 台的贡献约 9.5 万，媒体和内容的价值不在数字里。所以 CES 不是必然成立，它成立的条件是制作谈到 22 万、运营控制在 8 万、预售系统 12 月 20 日前上线。已付的 27.4 万转为沉没成本。见总方案第五问、附录 F。</w:t>
-      </w:r>
-    </w:p>
-    <w:p>
-      <w:pPr>
-        <w:spacing w:after="120" w:line="300"/>
-      </w:pPr>
-      <w:r>
-        <w:rPr>
-          <w:rFonts w:ascii="Arial" w:cs="Arial" w:eastAsia="Microsoft YaHei" w:hAnsi="Arial"/>
-          <w:b/>
-          <w:bCs/>
-          <w:sz w:val="21"/>
-          <w:szCs w:val="21"/>
-        </w:rPr>
-        <w:t xml:space="preserve">3. 场地费 150 万元已经付了，为什么不算进 CES 的账？</w:t>
-      </w:r>
-    </w:p>
-    <w:p>
-      <w:pPr>
-        <w:spacing w:after="120" w:line="300"/>
-      </w:pPr>
-      <w:r>
-        <w:rPr>
-          <w:rFonts w:ascii="Arial" w:cs="Arial" w:eastAsia="Microsoft YaHei" w:hAnsi="Arial"/>
-          <w:sz w:val="21"/>
-          <w:szCs w:val="21"/>
-        </w:rPr>
-        <w:t xml:space="preserve">因为它已经付了，做不做都收不回。把它算进去，只会让"不做"看起来损失更大，但不改变"做"能多赚多少。总方案把它单列为沉没成本，判断只看 40.8 万增量对应的未来收益。见总方案第九问、附录 A。</w:t>
-      </w:r>
-    </w:p>
-    <w:p>
-      <w:pPr>
-        <w:spacing w:after="120" w:line="300"/>
-      </w:pPr>
-      <w:r>
-        <w:rPr>
-          <w:rFonts w:ascii="Arial" w:cs="Arial" w:eastAsia="Microsoft YaHei" w:hAnsi="Arial"/>
-          <w:b/>
-          <w:bCs/>
-          <w:sz w:val="21"/>
-          <w:szCs w:val="21"/>
-        </w:rPr>
-        <w:t xml:space="preserve">4. 制作费 24 万为什么不能再压？</w:t>
-      </w:r>
-    </w:p>
-    <w:p>
-      <w:pPr>
-        <w:spacing w:after="120" w:line="300"/>
-      </w:pPr>
-      <w:r>
-        <w:rPr>
-          <w:rFonts w:ascii="Arial" w:cs="Arial" w:eastAsia="Microsoft YaHei" w:hAnsi="Arial"/>
-          <w:sz w:val="21"/>
-          <w:szCs w:val="21"/>
-        </w:rPr>
-        <w:t xml:space="preserve">Alofty 报价里材料和人工小计 16.5 万，服务费标 15%，实收 8.3 万，是小计的 50%。按 15% 算是 19 万，所以 22 万的目标有依据。24 万是 10 月 27 日的审核价，签约前以 22 万谈，谈不到就按 24 万签但付款改为 40/40/20，吊顶吊装、网络、撤展处置写进合同。美国贵在人工：拉斯维加斯展馆工人每小时 126.5 美元，电工 155.5 美元，叉车 298 美元。见总方案附录 A，《展台搭建报价分析》。</w:t>
-      </w:r>
-    </w:p>
-    <w:p>
-      <w:pPr>
-        <w:spacing w:after="120" w:line="300"/>
-      </w:pPr>
-      <w:r>
-        <w:rPr>
-          <w:rFonts w:ascii="Arial" w:cs="Arial" w:eastAsia="Microsoft YaHei" w:hAnsi="Arial"/>
-          <w:b/>
-          <w:bCs/>
-          <w:sz w:val="21"/>
-          <w:szCs w:val="21"/>
-        </w:rPr>
-        <w:t xml:space="preserve">5. 运营 10 万，我要求的人员 1 万、摄影摄像 1 万怎么体现？</w:t>
-      </w:r>
-    </w:p>
-    <w:p>
-      <w:pPr>
-        <w:spacing w:after="120" w:line="300"/>
-      </w:pPr>
-      <w:r>
-        <w:rPr>
-          <w:rFonts w:ascii="Arial" w:cs="Arial" w:eastAsia="Microsoft YaHei" w:hAnsi="Arial"/>
-          <w:sz w:val="21"/>
-          <w:szCs w:val="21"/>
-        </w:rPr>
-        <w:t xml:space="preserve">按要求重列：讲解和礼仪人员合计 1.0 万，摄影摄像剪辑合计 1.0 万，我方 8 人差旅 2.5 万，买手招待 1.0 万，物料 0.8 万，17 台展品空运 0.75 万，派对冰箱赞助 5 场 1.5 万，保洁杂项 0.3 万，供应商服务费 0.5 万，合计 9.5 万。没有单列的策划及执行管理费。见总方案第五问。</w:t>
-      </w:r>
-    </w:p>
-    <w:p>
-      <w:pPr>
-        <w:spacing w:after="120" w:line="300"/>
-      </w:pPr>
-      <w:r>
-        <w:rPr>
-          <w:rFonts w:ascii="Arial" w:cs="Arial" w:eastAsia="Microsoft YaHei" w:hAnsi="Arial"/>
-          <w:b/>
-          <w:bCs/>
-          <w:sz w:val="21"/>
-          <w:szCs w:val="21"/>
-        </w:rPr>
-        <w:t xml:space="preserve">6. Jon 的 9.9 万和傲然的深化是不是一件事付两次钱？</w:t>
-      </w:r>
-    </w:p>
-    <w:p>
-      <w:pPr>
-        <w:spacing w:after="120" w:line="300"/>
-      </w:pPr>
-      <w:r>
-        <w:rPr>
-          <w:rFonts w:ascii="Arial" w:cs="Arial" w:eastAsia="Microsoft YaHei" w:hAnsi="Arial"/>
-          <w:sz w:val="21"/>
-          <w:szCs w:val="21"/>
-        </w:rPr>
-        <w:t xml:space="preserve">不是。Jon 做的是展台设计和施工可用包，傲然做的是按 Jon 的设计出施工图和结构深化。两份合同已签，Jon 尾款 4.95 万验收后付，傲然 85,790 元待付。总方案把两笔都列为合同义务，不在本次批准范围。见总方案附录 A。</w:t>
-      </w:r>
-    </w:p>
-    <w:p>
-      <w:pPr>
-        <w:spacing w:after="120" w:line="300"/>
-      </w:pPr>
-      <w:r>
-        <w:rPr>
-          <w:rFonts w:ascii="Arial" w:cs="Arial" w:eastAsia="Microsoft YaHei" w:hAnsi="Arial"/>
-          <w:b/>
-          <w:bCs/>
-          <w:sz w:val="21"/>
-          <w:szCs w:val="21"/>
-        </w:rPr>
-        <w:t xml:space="preserve">7. CES 期间亚马逊账户要是还没开，怎么办？</w:t>
-      </w:r>
-    </w:p>
-    <w:p>
-      <w:pPr>
-        <w:spacing w:after="120" w:line="300"/>
-      </w:pPr>
-      <w:r>
-        <w:rPr>
-          <w:rFonts w:ascii="Arial" w:cs="Arial" w:eastAsia="Microsoft YaHei" w:hAnsi="Arial"/>
-          <w:sz w:val="21"/>
-          <w:szCs w:val="21"/>
-        </w:rPr>
-        <w:t xml:space="preserve">账户最晚 11 月 6 日提交，正常 2 到 4 周批下，最坏 6 周以上。预售不走亚马逊，走独立站，不受账户影响。亚马逊 1 月先做自发货 30 台，目的是商品页有货、媒体能链接。账户 12 月 1 日还没批下，CES 只做预售、B 端和媒体，亚马逊顺延。见总方案附录 G。</w:t>
-      </w:r>
-    </w:p>
-    <w:p>
-      <w:pPr>
-        <w:spacing w:after="120" w:line="300"/>
-      </w:pPr>
-      <w:r>
-        <w:rPr>
-          <w:rFonts w:ascii="Arial" w:cs="Arial" w:eastAsia="Microsoft YaHei" w:hAnsi="Arial"/>
-          <w:b/>
-          <w:bCs/>
-          <w:sz w:val="21"/>
-          <w:szCs w:val="21"/>
-        </w:rPr>
-        <w:t xml:space="preserve">8. 只批 CES、不批第一阶段会怎样？</w:t>
-      </w:r>
-    </w:p>
-    <w:p>
-      <w:pPr>
-        <w:spacing w:after="120" w:line="300"/>
-      </w:pPr>
-      <w:r>
-        <w:rPr>
-          <w:rFonts w:ascii="Arial" w:cs="Arial" w:eastAsia="Microsoft YaHei" w:hAnsi="Arial"/>
-          <w:sz w:val="21"/>
-          <w:szCs w:val="21"/>
-        </w:rPr>
-        <w:t xml:space="preserve">CES 的三个任务里，预售依赖第一阶段的预售系统、付费名单和编号版。不批第一阶段，CES 只剩 B 端和媒体，预售做不了，40.8 万的回报少了最能数的那一项。总方案第十问的条件变化表列了这种情况：第一阶段预算减到 6 万，定金目标降到 120 台。</w:t>
-      </w:r>
-    </w:p>
-    <w:p>
-      <w:pPr>
-        <w:spacing w:after="120" w:line="300"/>
-      </w:pPr>
-      <w:r>
-        <w:rPr>
-          <w:rFonts w:ascii="Arial" w:cs="Arial" w:eastAsia="Microsoft YaHei" w:hAnsi="Arial"/>
-          <w:b/>
-          <w:bCs/>
-          <w:sz w:val="21"/>
-          <w:szCs w:val="21"/>
-        </w:rPr>
-        <w:t xml:space="preserve">9. 两样都不批呢？</w:t>
-      </w:r>
-    </w:p>
-    <w:p>
-      <w:pPr>
-        <w:spacing w:after="120" w:line="300"/>
-      </w:pPr>
-      <w:r>
-        <w:rPr>
-          <w:rFonts w:ascii="Arial" w:cs="Arial" w:eastAsia="Microsoft YaHei" w:hAnsi="Arial"/>
-          <w:sz w:val="21"/>
-          <w:szCs w:val="21"/>
-        </w:rPr>
-        <w:t xml:space="preserve">损失已付的 27.4 万，再付合同义务 6.2 万，合计 33.6 万。省下 40.8 万和后面所有阶段。产品、认证、品牌设计、Jon 的展台设计都还在，可以用于后续任何展会和门店。见总方案第九问。</w:t>
+        <w:t xml:space="preserve">CES 值不值，取决于展会之后的订单接不接得住，所以要把它放进整年的账里算。总方案先算整年，再把参展和不参展放进同一个模型比。见总方案第五问、附录 G。</w:t>
+      </w:r>
+    </w:p>
+    <w:p>
+      <w:pPr>
+        <w:spacing w:after="120" w:line="300"/>
+      </w:pPr>
+      <w:r>
+        <w:rPr>
+          <w:rFonts w:ascii="Arial" w:cs="Arial" w:eastAsia="Microsoft YaHei" w:hAnsi="Arial"/>
+          <w:b/>
+          <w:bCs/>
+          <w:sz w:val="21"/>
+          <w:szCs w:val="21"/>
+        </w:rPr>
+        <w:t xml:space="preserve">2. 结论是什么？</w:t>
+      </w:r>
+    </w:p>
+    <w:p>
+      <w:pPr>
+        <w:spacing w:after="120" w:line="300"/>
+      </w:pPr>
+      <w:r>
+        <w:rPr>
+          <w:rFonts w:ascii="Arial" w:cs="Arial" w:eastAsia="Microsoft YaHei" w:hAnsi="Arial"/>
+          <w:sz w:val="21"/>
+          <w:szCs w:val="21"/>
+        </w:rPr>
+        <w:t xml:space="preserve">按报价参展的增量支出 37.3 万。模型里它在 2027 年多带来的贡献为负 0.6 万，2028 年 3.8 万。要收回这笔钱，CES 之后两年要多带来 1,851 台纽约独立站订单，或 9,855 台批发订单。租赁结构的精简版增量 18.8 万，两年多带来约 1 万，也收不回。所以总方案按不参展为基准。见总方案第五问。</w:t>
+      </w:r>
+    </w:p>
+    <w:p>
+      <w:pPr>
+        <w:spacing w:after="120" w:line="300"/>
+      </w:pPr>
+      <w:r>
+        <w:rPr>
+          <w:rFonts w:ascii="Arial" w:cs="Arial" w:eastAsia="Microsoft YaHei" w:hAnsi="Arial"/>
+          <w:b/>
+          <w:bCs/>
+          <w:sz w:val="21"/>
+          <w:szCs w:val="21"/>
+        </w:rPr>
+        <w:t xml:space="preserve">3. 为什么 2027 年参展反而贡献更少？</w:t>
+      </w:r>
+    </w:p>
+    <w:p>
+      <w:pPr>
+        <w:spacing w:after="120" w:line="300"/>
+      </w:pPr>
+      <w:r>
+        <w:rPr>
+          <w:rFonts w:ascii="Arial" w:cs="Arial" w:eastAsia="Microsoft YaHei" w:hAnsi="Arial"/>
+          <w:sz w:val="21"/>
+          <w:szCs w:val="21"/>
+        </w:rPr>
+        <w:t xml:space="preserve">首批可卖只有 111 台。1 月参展多出来的需求，要到 3 月第二批到货才能交，而参展把第二批之前的库存更早用完。CES 带来的需求没有货接。见总方案第五问、附录 D。</w:t>
+      </w:r>
+    </w:p>
+    <w:p>
+      <w:pPr>
+        <w:spacing w:after="120" w:line="300"/>
+      </w:pPr>
+      <w:r>
+        <w:rPr>
+          <w:rFonts w:ascii="Arial" w:cs="Arial" w:eastAsia="Microsoft YaHei" w:hAnsi="Arial"/>
+          <w:b/>
+          <w:bCs/>
+          <w:sz w:val="21"/>
+          <w:szCs w:val="21"/>
+        </w:rPr>
+        <w:t xml:space="preserve">4. 媒体曝光、亚马逊团队见面这些没算进去，怎么算？</w:t>
+      </w:r>
+    </w:p>
+    <w:p>
+      <w:pPr>
+        <w:spacing w:after="120" w:line="300"/>
+      </w:pPr>
+      <w:r>
+        <w:rPr>
+          <w:rFonts w:ascii="Arial" w:cs="Arial" w:eastAsia="Microsoft YaHei" w:hAnsi="Arial"/>
+          <w:sz w:val="21"/>
+          <w:szCs w:val="21"/>
+        </w:rPr>
+        <w:t xml:space="preserve">没有放进数字。要让按报价参展成立，这些需要值 30 万以上。这是判断，不是测算，所以留给黎总定。见总方案第五问。</w:t>
+      </w:r>
+    </w:p>
+    <w:p>
+      <w:pPr>
+        <w:spacing w:after="120" w:line="300"/>
+      </w:pPr>
+      <w:r>
+        <w:rPr>
+          <w:rFonts w:ascii="Arial" w:cs="Arial" w:eastAsia="Microsoft YaHei" w:hAnsi="Arial"/>
+          <w:b/>
+          <w:bCs/>
+          <w:sz w:val="21"/>
+          <w:szCs w:val="21"/>
+        </w:rPr>
+        <w:t xml:space="preserve">5. 场地费 150 万元已经付了，不去不是白付？</w:t>
+      </w:r>
+    </w:p>
+    <w:p>
+      <w:pPr>
+        <w:spacing w:after="120" w:line="300"/>
+      </w:pPr>
+      <w:r>
+        <w:rPr>
+          <w:rFonts w:ascii="Arial" w:cs="Arial" w:eastAsia="Microsoft YaHei" w:hAnsi="Arial"/>
+          <w:sz w:val="21"/>
+          <w:szCs w:val="21"/>
+        </w:rPr>
+        <w:t xml:space="preserve">已付的场地 22.4 万和 Jon 首款 4.95 万收不回来，参不参展都一样。Jon 尾款 4.95 万在验收施工包后付，傲然 1.28 万已签。这四笔合计 33.6 万，不进参展与否的判断。Jon 的设计和施工包保留，可用于后续展会和门店。见总方案第五问、第九问。</w:t>
+      </w:r>
+    </w:p>
+    <w:p>
+      <w:pPr>
+        <w:spacing w:after="120" w:line="300"/>
+      </w:pPr>
+      <w:r>
+        <w:rPr>
+          <w:rFonts w:ascii="Arial" w:cs="Arial" w:eastAsia="Microsoft YaHei" w:hAnsi="Arial"/>
+          <w:b/>
+          <w:bCs/>
+          <w:sz w:val="21"/>
+          <w:szCs w:val="21"/>
+        </w:rPr>
+        <w:t xml:space="preserve">6. 如果我还是要去，方案怎么变？</w:t>
+      </w:r>
+    </w:p>
+    <w:p>
+      <w:pPr>
+        <w:spacing w:after="120" w:line="300"/>
+      </w:pPr>
+      <w:r>
+        <w:rPr>
+          <w:rFonts w:ascii="Arial" w:cs="Arial" w:eastAsia="Microsoft YaHei" w:hAnsi="Arial"/>
+          <w:sz w:val="21"/>
+          <w:szCs w:val="21"/>
+        </w:rPr>
+        <w:t xml:space="preserve">其余部分不变。2 月末累计现金支出多 37.3 万，资金峰值从 65.9 万变成 105.4 万。制作款按报价条款签约 5 日内付 80%，即 19.2 万。附录 G 有参展版本的完整账。</w:t>
+      </w:r>
+    </w:p>
+    <w:p>
+      <w:pPr>
+        <w:spacing w:after="120" w:line="300"/>
+      </w:pPr>
+      <w:r>
+        <w:rPr>
+          <w:rFonts w:ascii="Arial" w:cs="Arial" w:eastAsia="Microsoft YaHei" w:hAnsi="Arial"/>
+          <w:b/>
+          <w:bCs/>
+          <w:sz w:val="21"/>
+          <w:szCs w:val="21"/>
+        </w:rPr>
+        <w:t xml:space="preserve">7. 制作费 24 万到底是多少？</w:t>
+      </w:r>
+    </w:p>
+    <w:p>
+      <w:pPr>
+        <w:spacing w:after="120" w:line="300"/>
+      </w:pPr>
+      <w:r>
+        <w:rPr>
+          <w:rFonts w:ascii="Arial" w:cs="Arial" w:eastAsia="Microsoft YaHei" w:hAnsi="Arial"/>
+          <w:sz w:val="21"/>
+          <w:szCs w:val="21"/>
+        </w:rPr>
+        <w:t xml:space="preserve">Alofty 汇总表的审核价是 240,000 美元，明细小计 165,166 加服务费 82,583 是 247,749，两者不一致，24 万没有供应商书面确认。谈判目标 22 万。若参展，签约前要供应商确认总价和包含项。见总方案附录 A。</w:t>
+      </w:r>
+    </w:p>
+    <w:p>
+      <w:pPr>
+        <w:spacing w:after="120" w:line="300"/>
+      </w:pPr>
+      <w:r>
+        <w:rPr>
+          <w:rFonts w:ascii="Arial" w:cs="Arial" w:eastAsia="Microsoft YaHei" w:hAnsi="Arial"/>
+          <w:b/>
+          <w:bCs/>
+          <w:sz w:val="21"/>
+          <w:szCs w:val="21"/>
+        </w:rPr>
+        <w:t xml:space="preserve">8. 运营 10 万，我要求的人员 1 万、摄影 1 万怎么体现？</w:t>
+      </w:r>
+    </w:p>
+    <w:p>
+      <w:pPr>
+        <w:spacing w:after="120" w:line="300"/>
+      </w:pPr>
+      <w:r>
+        <w:rPr>
+          <w:rFonts w:ascii="Arial" w:cs="Arial" w:eastAsia="Microsoft YaHei" w:hAnsi="Arial"/>
+          <w:sz w:val="21"/>
+          <w:szCs w:val="21"/>
+        </w:rPr>
+        <w:t xml:space="preserve">人员 1.0、摄影摄像 1.0、我方差旅 2.5、买手招待 1.0、物料 0.8、展品空运 0.75、派对冰箱 1.5、保洁杂项 0.3、供应商服务费 0.5，小计 9.35，预留 0.15，合计 9.5。没有策划执行管理费。见总方案附录 A。</w:t>
       </w:r>
     </w:p>
     <w:p>
@@ -434,132 +413,160 @@
           <w:sz w:val="21"/>
           <w:szCs w:val="21"/>
         </w:rPr>
-        <w:t xml:space="preserve">10. 一台没卖过，凭什么说 4,723 台？</w:t>
-      </w:r>
-    </w:p>
-    <w:p>
-      <w:pPr>
-        <w:spacing w:after="120" w:line="300"/>
-      </w:pPr>
-      <w:r>
-        <w:rPr>
-          <w:rFonts w:ascii="Arial" w:cs="Arial" w:eastAsia="Microsoft YaHei" w:hAnsi="Arial"/>
-          <w:sz w:val="21"/>
-          <w:szCs w:val="21"/>
-        </w:rPr>
-        <w:t xml:space="preserve">按渠道算：预售 8,000 个名单 × 4% 付定金 × 85% 付尾款 = 272 台；亚马逊按月日均 1.5 到 3.5 台 = 779 台；纽约独立站按网站访问量 × 1% 转化，下半年加门店 = 1,682 台；B 端 60 场会谈 → 15 家要样 → 5 家试单 = 500 台；其余是场所、礼品、限量版、全国独立站。每条路径的转化率都标了来源，第一阶段的真实数字会替换它们。见总方案附录 D。</w:t>
-      </w:r>
-    </w:p>
-    <w:p>
-      <w:pPr>
-        <w:spacing w:after="120" w:line="300"/>
-      </w:pPr>
-      <w:r>
-        <w:rPr>
-          <w:rFonts w:ascii="Arial" w:cs="Arial" w:eastAsia="Microsoft YaHei" w:hAnsi="Arial"/>
-          <w:b/>
-          <w:bCs/>
-          <w:sz w:val="21"/>
-          <w:szCs w:val="21"/>
-        </w:rPr>
-        <w:t xml:space="preserve">11. 这笔钱什么时候回得来？</w:t>
-      </w:r>
-    </w:p>
-    <w:p>
-      <w:pPr>
-        <w:spacing w:after="120" w:line="300"/>
-      </w:pPr>
-      <w:r>
-        <w:rPr>
-          <w:rFonts w:ascii="Arial" w:cs="Arial" w:eastAsia="Microsoft YaHei" w:hAnsi="Arial"/>
-          <w:sz w:val="21"/>
-          <w:szCs w:val="21"/>
-        </w:rPr>
-        <w:t xml:space="preserve">2027 年回不来。基准情景 2027 年全口径亏 68.9 万，2028 年条件推演赚 32.6 万，全部收回要到 2029 年以后。写得清楚是为了不在 2028 年再解释一次。见总方案附录 F。</w:t>
-      </w:r>
-    </w:p>
-    <w:p>
-      <w:pPr>
-        <w:spacing w:after="120" w:line="300"/>
-      </w:pPr>
-      <w:r>
-        <w:rPr>
-          <w:rFonts w:ascii="Arial" w:cs="Arial" w:eastAsia="Microsoft YaHei" w:hAnsi="Arial"/>
-          <w:b/>
-          <w:bCs/>
-          <w:sz w:val="21"/>
-          <w:szCs w:val="21"/>
-        </w:rPr>
-        <w:t xml:space="preserve">12. 2027 年最多要压多少钱？</w:t>
-      </w:r>
-    </w:p>
-    <w:p>
-      <w:pPr>
-        <w:spacing w:after="120" w:line="300"/>
-      </w:pPr>
-      <w:r>
-        <w:rPr>
-          <w:rFonts w:ascii="Arial" w:cs="Arial" w:eastAsia="Microsoft YaHei" w:hAnsi="Arial"/>
-          <w:sz w:val="21"/>
-          <w:szCs w:val="21"/>
-        </w:rPr>
-        <w:t xml:space="preserve">基准情景资金峰值 80.8 万，在 7 月。年末累计 −60.2 万，另有 11 月到货的 1,450 台货款 25.1 万按 60 天账期在 2028 年 1 月付。下行情景峰值 81.0 万，上行 71.0 万。见总方案附录 E、F。</w:t>
-      </w:r>
-    </w:p>
-    <w:p>
-      <w:pPr>
-        <w:spacing w:after="120" w:line="300"/>
-      </w:pPr>
-      <w:r>
-        <w:rPr>
-          <w:rFonts w:ascii="Arial" w:cs="Arial" w:eastAsia="Microsoft YaHei" w:hAnsi="Arial"/>
-          <w:b/>
-          <w:bCs/>
-          <w:sz w:val="21"/>
-          <w:szCs w:val="21"/>
-        </w:rPr>
-        <w:t xml:space="preserve">13. 为什么和上一版说的"2027 年经营盈利"不一样？</w:t>
-      </w:r>
-    </w:p>
-    <w:p>
-      <w:pPr>
-        <w:spacing w:after="120" w:line="300"/>
-      </w:pPr>
-      <w:r>
-        <w:rPr>
-          <w:rFonts w:ascii="Arial" w:cs="Arial" w:eastAsia="Microsoft YaHei" w:hAnsi="Arial"/>
-          <w:sz w:val="21"/>
-          <w:szCs w:val="21"/>
-        </w:rPr>
-        <w:t xml:space="preserve">上一版把 CES、合同尾款、建站、三个阶段费用和库存资金排在"经营"之外，而且 6,000 台没有逐月路径。这一版统一口径：所有支出进账，销量按月按渠道算。数字变差了，但是真的。见总方案附录 B。</w:t>
-      </w:r>
-    </w:p>
-    <w:p>
-      <w:pPr>
-        <w:spacing w:after="120" w:line="300"/>
-      </w:pPr>
-      <w:r>
-        <w:rPr>
-          <w:rFonts w:ascii="Arial" w:cs="Arial" w:eastAsia="Microsoft YaHei" w:hAnsi="Arial"/>
-          <w:b/>
-          <w:bCs/>
-          <w:sz w:val="21"/>
-          <w:szCs w:val="21"/>
-        </w:rPr>
-        <w:t xml:space="preserve">14. 为什么不先只做亚马逊，有数据再说？</w:t>
-      </w:r>
-    </w:p>
-    <w:p>
-      <w:pPr>
-        <w:spacing w:after="120" w:line="300"/>
-      </w:pPr>
-      <w:r>
-        <w:rPr>
-          <w:rFonts w:ascii="Arial" w:cs="Arial" w:eastAsia="Microsoft YaHei" w:hAnsi="Arial"/>
-          <w:sz w:val="21"/>
-          <w:szCs w:val="21"/>
-        </w:rPr>
-        <w:t xml:space="preserve">算过。只做亚马逊和 B 端，2027 年是 −74.5 万，比基准还差。原因是固定费用照样发生，而亚马逊每台只剩 95 美元，批发只剩 38 美元。省下的 52.4 万阶段费用，抵不过少掉的贡献。见总方案第三问、附录 F。</w:t>
+        <w:t xml:space="preserve">9. 一台没卖过，凭什么说 4,636 台？</w:t>
+      </w:r>
+    </w:p>
+    <w:p>
+      <w:pPr>
+        <w:spacing w:after="120" w:line="300"/>
+      </w:pPr>
+      <w:r>
+        <w:rPr>
+          <w:rFonts w:ascii="Arial" w:cs="Arial" w:eastAsia="Microsoft YaHei" w:hAnsi="Arial"/>
+          <w:sz w:val="21"/>
+          <w:szCs w:val="21"/>
+        </w:rPr>
+        <w:t xml:space="preserve">按渠道逐月算，并且受库存约束：预售 6,520 个名单 × 4% × 85% = 222 台；亚马逊按月日均 1.4 到 3.5 台；纽约独立站按网站访问 × 1% 转化，下半年加门店新增；批发 3 家试单。每条路径的转化率都标了来源，第一阶段的真实数字会替换它们。见总方案附录 D。</w:t>
+      </w:r>
+    </w:p>
+    <w:p>
+      <w:pPr>
+        <w:spacing w:after="120" w:line="300"/>
+      </w:pPr>
+      <w:r>
+        <w:rPr>
+          <w:rFonts w:ascii="Arial" w:cs="Arial" w:eastAsia="Microsoft YaHei" w:hAnsi="Arial"/>
+          <w:b/>
+          <w:bCs/>
+          <w:sz w:val="21"/>
+          <w:szCs w:val="21"/>
+        </w:rPr>
+        <w:t xml:space="preserve">10. 这笔钱什么时候回得来？</w:t>
+      </w:r>
+    </w:p>
+    <w:p>
+      <w:pPr>
+        <w:spacing w:after="120" w:line="300"/>
+      </w:pPr>
+      <w:r>
+        <w:rPr>
+          <w:rFonts w:ascii="Arial" w:cs="Arial" w:eastAsia="Microsoft YaHei" w:hAnsi="Arial"/>
+          <w:sz w:val="21"/>
+          <w:szCs w:val="21"/>
+        </w:rPr>
+        <w:t xml:space="preserve">14 个月全口径 −45.8 万，2027 年末累计现金 −55.9 万。2028 年条件推演经营 +30.2 万、现金 +38.9 万，2028 年末累计现金 −16.9 万。全部收回在 2029 年，前提是 2028 年达到推演的量。见总方案附录 E、F。</w:t>
+      </w:r>
+    </w:p>
+    <w:p>
+      <w:pPr>
+        <w:spacing w:after="120" w:line="300"/>
+      </w:pPr>
+      <w:r>
+        <w:rPr>
+          <w:rFonts w:ascii="Arial" w:cs="Arial" w:eastAsia="Microsoft YaHei" w:hAnsi="Arial"/>
+          <w:b/>
+          <w:bCs/>
+          <w:sz w:val="21"/>
+          <w:szCs w:val="21"/>
+        </w:rPr>
+        <w:t xml:space="preserve">11. 最多要压多少钱？</w:t>
+      </w:r>
+    </w:p>
+    <w:p>
+      <w:pPr>
+        <w:spacing w:after="120" w:line="300"/>
+      </w:pPr>
+      <w:r>
+        <w:rPr>
+          <w:rFonts w:ascii="Arial" w:cs="Arial" w:eastAsia="Microsoft YaHei" w:hAnsi="Arial"/>
+          <w:sz w:val="21"/>
+          <w:szCs w:val="21"/>
+        </w:rPr>
+        <w:t xml:space="preserve">基准路径峰值 65.9 万，在 2027 年 8 月。年末另有未付货款 23.2 万、库存 623 台。下行情景峰值 71.1 万。见总方案附录 E、F。</w:t>
+      </w:r>
+    </w:p>
+    <w:p>
+      <w:pPr>
+        <w:spacing w:after="120" w:line="300"/>
+      </w:pPr>
+      <w:r>
+        <w:rPr>
+          <w:rFonts w:ascii="Arial" w:cs="Arial" w:eastAsia="Microsoft YaHei" w:hAnsi="Arial"/>
+          <w:b/>
+          <w:bCs/>
+          <w:sz w:val="21"/>
+          <w:szCs w:val="21"/>
+        </w:rPr>
+        <w:t xml:space="preserve">12. 为什么和上一版数字不一样？</w:t>
+      </w:r>
+    </w:p>
+    <w:p>
+      <w:pPr>
+        <w:spacing w:after="120" w:line="300"/>
+      </w:pPr>
+      <w:r>
+        <w:rPr>
+          <w:rFonts w:ascii="Arial" w:cs="Arial" w:eastAsia="Microsoft YaHei" w:hAnsi="Arial"/>
+          <w:sz w:val="21"/>
+          <w:szCs w:val="21"/>
+        </w:rPr>
+        <w:t xml:space="preserve">上一版没有库存流水，1 到 2 月卖了没有的货；把一次性支出排在经营之外；用 80/20 的报价条款却按 40/40/20 算现金；2028 年把经营利润直接加到累计现金上。这一版统一了口径，数字变差，但每个数都能追到来源。见总方案附录 B。</w:t>
+      </w:r>
+    </w:p>
+    <w:p>
+      <w:pPr>
+        <w:spacing w:after="120" w:line="300"/>
+      </w:pPr>
+      <w:r>
+        <w:rPr>
+          <w:rFonts w:ascii="Arial" w:cs="Arial" w:eastAsia="Microsoft YaHei" w:hAnsi="Arial"/>
+          <w:b/>
+          <w:bCs/>
+          <w:sz w:val="21"/>
+          <w:szCs w:val="21"/>
+        </w:rPr>
+        <w:t xml:space="preserve">13. 为什么不先只做亚马逊，有数据再说？</w:t>
+      </w:r>
+    </w:p>
+    <w:p>
+      <w:pPr>
+        <w:spacing w:after="120" w:line="300"/>
+      </w:pPr>
+      <w:r>
+        <w:rPr>
+          <w:rFonts w:ascii="Arial" w:cs="Arial" w:eastAsia="Microsoft YaHei" w:hAnsi="Arial"/>
+          <w:sz w:val="21"/>
+          <w:szCs w:val="21"/>
+        </w:rPr>
+        <w:t xml:space="preserve">亚马逊稳定期每台剩 95 美元，固定费用一年 54.7 万，要卖 5,760 台才打平。只做亚马逊和批发，固定费用照样发生，14 个月结果比基准更差。见总方案第一问、第三问。</w:t>
+      </w:r>
+    </w:p>
+    <w:p>
+      <w:pPr>
+        <w:spacing w:after="120" w:line="300"/>
+      </w:pPr>
+      <w:r>
+        <w:rPr>
+          <w:rFonts w:ascii="Arial" w:cs="Arial" w:eastAsia="Microsoft YaHei" w:hAnsi="Arial"/>
+          <w:b/>
+          <w:bCs/>
+          <w:sz w:val="21"/>
+          <w:szCs w:val="21"/>
+        </w:rPr>
+        <w:t xml:space="preserve">14. 人员一年 26.4 万，是不是太重？</w:t>
+      </w:r>
+    </w:p>
+    <w:p>
+      <w:pPr>
+        <w:spacing w:after="120" w:line="300"/>
+      </w:pPr>
+      <w:r>
+        <w:rPr>
+          <w:rFonts w:ascii="Arial" w:cs="Arial" w:eastAsia="Microsoft YaHei" w:hAnsi="Arial"/>
+          <w:sz w:val="21"/>
+          <w:szCs w:val="21"/>
+        </w:rPr>
+        <w:t xml:space="preserve">美方负责人每月 9,000、资深销售每月 8,000 是含税和差旅的预留，待招聘报价。门店 2 人每月 1 万只在第三阶段。这三项是 2027 年固定费用里最大的一块，占 54.7 万里的 26.4 万。见总方案第七问。</w:t>
       </w:r>
     </w:p>
     <w:p>
@@ -587,35 +594,7 @@
           <w:sz w:val="21"/>
           <w:szCs w:val="21"/>
         </w:rPr>
-        <w:t xml:space="preserve">现在没有。121 冰箱、冰吧、台面冰箱按 50%，酒柜 25.5%，是现行税率。能做的两件事：B 端走 FOB 直采，零售商自己交关税，我们不压这笔钱；2028 年部分产能放到中国以外，这是工厂端的决策。关税每降 25 个点，四款平均每台多 43 美元。见总方案第二问。</w:t>
-      </w:r>
-    </w:p>
-    <w:p>
-      <w:pPr>
-        <w:spacing w:after="120" w:line="300"/>
-      </w:pPr>
-      <w:r>
-        <w:rPr>
-          <w:rFonts w:ascii="Arial" w:cs="Arial" w:eastAsia="Microsoft YaHei" w:hAnsi="Arial"/>
-          <w:b/>
-          <w:bCs/>
-          <w:sz w:val="21"/>
-          <w:szCs w:val="21"/>
-        </w:rPr>
-        <w:t xml:space="preserve">16. 汇率怎么算的？</w:t>
-      </w:r>
-    </w:p>
-    <w:p>
-      <w:pPr>
-        <w:spacing w:after="120" w:line="300"/>
-      </w:pPr>
-      <w:r>
-        <w:rPr>
-          <w:rFonts w:ascii="Arial" w:cs="Arial" w:eastAsia="Microsoft YaHei" w:hAnsi="Arial"/>
-          <w:sz w:val="21"/>
-          <w:szCs w:val="21"/>
-        </w:rPr>
-        <w:t xml:space="preserve">按 6.7，取自 9 月定价工作簿。场地费 150 万元按 6.7 是 22.4 万美元，按 7.1 是 21.1 万。只影响已付的沉没成本，不影响本次决策。见总方案附录 A。</w:t>
+        <w:t xml:space="preserve">现在没有。能做的两件事：批发走 FOB 直采，零售商自己交关税；2028 年部分产能放到中国以外，这是工厂端的决策。见总方案第二问。</w:t>
       </w:r>
     </w:p>
     <w:p>
@@ -650,20 +629,48 @@
           <w:sz w:val="21"/>
           <w:szCs w:val="21"/>
         </w:rPr>
-        <w:t xml:space="preserve">17. 纽约到底好在哪？</w:t>
-      </w:r>
-    </w:p>
-    <w:p>
-      <w:pPr>
-        <w:spacing w:after="120" w:line="300"/>
-      </w:pPr>
-      <w:r>
-        <w:rPr>
-          <w:rFonts w:ascii="Arial" w:cs="Arial" w:eastAsia="Microsoft YaHei" w:hAnsi="Arial"/>
-          <w:sz w:val="21"/>
-          <w:szCs w:val="21"/>
-        </w:rPr>
-        <w:t xml:space="preserve">只好一处：不付亚马逊佣金和广告，每台从 95 美元提到 202 美元。拆开是不付佣金 +75、不投广告 +80、不付亚马逊仓配 +90，付第三方配送 −115、拣货 −15、支付 −18、运损 −5。前提是订单不靠付费广告来。这个前提没验证，所以第一阶段只花 9.9 万去验证。见总方案第三问。</w:t>
+        <w:t xml:space="preserve">16. 纽约到底好在哪？</w:t>
+      </w:r>
+    </w:p>
+    <w:p>
+      <w:pPr>
+        <w:spacing w:after="120" w:line="300"/>
+      </w:pPr>
+      <w:r>
+        <w:rPr>
+          <w:rFonts w:ascii="Arial" w:cs="Arial" w:eastAsia="Microsoft YaHei" w:hAnsi="Arial"/>
+          <w:sz w:val="21"/>
+          <w:szCs w:val="21"/>
+        </w:rPr>
+        <w:t xml:space="preserve">只好一处：不付亚马逊佣金、广告和仓配，在原价成交。每台从 95 美元到 202 美元，拆开是 +76、+82、+88，减去第三方配送 97、拣货 15、支付 21、运损 6、客服 1。前提是订单不靠付费广告来。见总方案第三问。</w:t>
+      </w:r>
+    </w:p>
+    <w:p>
+      <w:pPr>
+        <w:spacing w:after="120" w:line="300"/>
+      </w:pPr>
+      <w:r>
+        <w:rPr>
+          <w:rFonts w:ascii="Arial" w:cs="Arial" w:eastAsia="Microsoft YaHei" w:hAnsi="Arial"/>
+          <w:b/>
+          <w:bCs/>
+          <w:sz w:val="21"/>
+          <w:szCs w:val="21"/>
+        </w:rPr>
+        <w:t xml:space="preserve">17. 202 美元是不是没算获客？</w:t>
+      </w:r>
+    </w:p>
+    <w:p>
+      <w:pPr>
+        <w:spacing w:after="120" w:line="300"/>
+      </w:pPr>
+      <w:r>
+        <w:rPr>
+          <w:rFonts w:ascii="Arial" w:cs="Arial" w:eastAsia="Microsoft YaHei" w:hAnsi="Arial"/>
+          <w:sz w:val="21"/>
+          <w:szCs w:val="21"/>
+        </w:rPr>
+        <w:t xml:space="preserve">是。预售的获客成本每台 135 美元，扣完剩 73 美元；纽约独立站按内容和公关分摊，每台 85 美元，扣完剩 117 美元。所以通过线同时看交付后贡献、获客成本、扣获客后贡献、获客方式能不能重复。付费名单只用在首发。见总方案第三问、附录 C。</w:t>
       </w:r>
     </w:p>
     <w:p>
@@ -691,7 +698,7 @@
           <w:sz w:val="21"/>
           <w:szCs w:val="21"/>
         </w:rPr>
-        <w:t xml:space="preserve">付费名单 2.4，预售系统 0.3，编号版铭牌礼盒 0.5，寄样 30 台 1.2，2 周快闪 3.4，Vine 送评 20 台 0.6，内容 0.8，公关延长 0.7。收不回的是快闪场地装修 1.8 和寄样送评的 50 台货值 1.5。见总方案第六问。</w:t>
+        <w:t xml:space="preserve">付费名单 2.4，预售系统 0.3，编号版铭牌礼盒 0.5，寄样 30 台 1.2，2 周快闪 3.4，Vine 20 台 0.6，内容 0.8，公关延长 0.7。收不回的是快闪场地装修 1.8 和寄样送评 50 台货值 1.5。见总方案第六问。</w:t>
       </w:r>
     </w:p>
     <w:p>
@@ -719,7 +726,7 @@
           <w:sz w:val="21"/>
           <w:szCs w:val="21"/>
         </w:rPr>
-        <w:t xml:space="preserve">它买的不是 42 台，是两个数：到店成交率和原价接受度，加约 420 个名单。没有这两个数，门店不能签。见总方案第六问。</w:t>
+        <w:t xml:space="preserve">它买的是到店成交率和原价接受度两个数，加约 420 个名单。没有这两个数，门店不能签。每天 120 人到店是假设。见总方案第六问。</w:t>
       </w:r>
     </w:p>
     <w:p>
@@ -747,7 +754,7 @@
           <w:sz w:val="21"/>
           <w:szCs w:val="21"/>
         </w:rPr>
-        <w:t xml:space="preserve">开店是刚性支出，租约至少 6 个月，装修 3 万，人员 2 人。在没有证明有人按原价付钱之前，这笔钱收不回。快闪 2 周 3.4 万能拿到同样的数。门店放在第三阶段，只有第二阶段通过才签，租约只签 6 个月。见总方案第六问、第八问。</w:t>
+        <w:t xml:space="preserve">开店是刚性支出：租金每月 1.2 万、2 人每月 1.0 万、装修 3 万。门店每月要新增 134 台订单才覆盖这些费用，网站已有的订单转到门店不算新增。第三阶段才签，只签 6 个月。见总方案第八问。</w:t>
       </w:r>
     </w:p>
     <w:p>
@@ -775,7 +782,7 @@
           <w:sz w:val="21"/>
           <w:szCs w:val="21"/>
         </w:rPr>
-        <w:t xml:space="preserve">纽约两人上门服务的公开价是每单 88 到 204 美元，货运自行车 35 到 85 美元但不含上楼。115 美元是预留，不是报价。第二阶段每一单都记录实际成本、失败率和运损，6 月 30 日用实测数定。见总方案第四问、附录 I。</w:t>
+        <w:t xml:space="preserve">Lugg 纽约两人上门 46 美元起步，加每英里 2.68、每分钟 1.94，公开示例 88 到 204 美元是基于 5 英里和 15 分钟人工，另有预订费。115 美元是预留，不是报价。第二阶段每单记录实际成本、失败率和运损。见总方案第四问、附录 J。</w:t>
       </w:r>
     </w:p>
     <w:p>
@@ -803,7 +810,7 @@
           <w:sz w:val="21"/>
           <w:szCs w:val="21"/>
         </w:rPr>
-        <w:t xml:space="preserve">全部标为待验证，只放在第三阶段。2027 年限量版只做颜色和编号，不改门板不加灯，因为改硬件要重新认证。I ❤ NY 授权周期 3 到 6 个月，拿不到就不用标志。见总方案第四问。</w:t>
+        <w:t xml:space="preserve">全部标为待验证，只放在第三阶段。2027 年限量版只做颜色和编号，不改门板不加灯，因为改硬件要重新认证。见总方案第四问。</w:t>
       </w:r>
     </w:p>
     <w:p>
@@ -831,7 +838,7 @@
           <w:sz w:val="21"/>
           <w:szCs w:val="21"/>
         </w:rPr>
-        <w:t xml:space="preserve">它们的比较对象是 179 美元的 Galanz，进去就是降价。而且它们提前 12 个月排货架，1 月见面最快 2028 年进店。2027 年只建联系，B 端先做专业零售商和采购联盟。见总方案第四问。</w:t>
+        <w:t xml:space="preserve">它们的比较对象是 179 美元的 Galanz，进去就是降价，而且提前 12 个月排货架。2027 年只建联系。见总方案第四问。</w:t>
       </w:r>
     </w:p>
     <w:p>
@@ -866,20 +873,20 @@
           <w:sz w:val="21"/>
           <w:szCs w:val="21"/>
         </w:rPr>
-        <w:t xml:space="preserve">24. 1P 为什么不做了？3P 差在哪？</w:t>
-      </w:r>
-    </w:p>
-    <w:p>
-      <w:pPr>
-        <w:spacing w:after="120" w:line="300"/>
-      </w:pPr>
-      <w:r>
-        <w:rPr>
-          <w:rFonts w:ascii="Arial" w:cs="Arial" w:eastAsia="Microsoft YaHei" w:hAnsi="Arial"/>
-          <w:sz w:val="21"/>
-          <w:szCs w:val="21"/>
-        </w:rPr>
-        <w:t xml:space="preserve">1P 是亚马逊买断，我们按批发价结算，营销由亚马逊出，账上利润率 14.5%。3P 是我们自己卖，定价权和数据在自己手里，但佣金、仓配、广告都要自己扛，稳定期每台 95 美元，新品期每台亏。3P 的好处要靠纽约这类不付广告的渠道才能兑现。见总方案第二问、第三问。</w:t>
+        <w:t xml:space="preserve">24. 1P 为什么不做了？</w:t>
+      </w:r>
+    </w:p>
+    <w:p>
+      <w:pPr>
+        <w:spacing w:after="120" w:line="300"/>
+      </w:pPr>
+      <w:r>
+        <w:rPr>
+          <w:rFonts w:ascii="Arial" w:cs="Arial" w:eastAsia="Microsoft YaHei" w:hAnsi="Arial"/>
+          <w:sz w:val="21"/>
+          <w:szCs w:val="21"/>
+        </w:rPr>
+        <w:t xml:space="preserve">1P 是亚马逊买断，按批发价结算，账上利润率 14.5%，营销由亚马逊出。3P 定价权和数据在自己手里，但佣金、仓配、广告自己扛，稳定期每台 95 美元。3P 的好处要靠纽约这类不付广告的渠道才能兑现。见总方案第二问、第三问。</w:t>
       </w:r>
     </w:p>
     <w:p>
@@ -907,7 +914,7 @@
           <w:sz w:val="21"/>
           <w:szCs w:val="21"/>
         </w:rPr>
-        <w:t xml:space="preserve">不是。按合同，独立站运营费从验收次月起算，全球营销费从广告上线才起算。7 月前不投品牌广告，营销模块不计费，2027 年少付 3.0 万。见总方案第十问。</w:t>
+        <w:t xml:space="preserve">按合同，独立站运营费从验收次月起算，全球营销费从广告上线才起算。7 月前不投品牌广告，营销模块不计费。见总方案第七问。</w:t>
       </w:r>
     </w:p>
     <w:p>
@@ -935,7 +942,7 @@
           <w:sz w:val="21"/>
           <w:szCs w:val="21"/>
         </w:rPr>
-        <w:t xml:space="preserve">三款大件包装超过 0.34 立方米，亚马逊仓配从每台 107 美元跳到 202 美元，亚马逊渠道变负毛利。11 月 5 日前工厂实测定版，这是开产前的硬条件。见总方案第二问、附录 G。</w:t>
+        <w:t xml:space="preserve">超过 0.34 立方米，亚马逊仓配从 107 美元跳到 202 美元，亚马逊渠道负毛利。11 月 5 日前工厂实测定版，是开产前的硬条件。见总方案第二问。</w:t>
       </w:r>
     </w:p>
     <w:p>
@@ -963,7 +970,7 @@
           <w:sz w:val="21"/>
           <w:szCs w:val="21"/>
         </w:rPr>
-        <w:t xml:space="preserve">打折冲的是亚马逊的量，每多卖一台亏一台。121 冰箱黑五价 499 美元扣完广告每台 −22 美元。原价成交靠编号版和限量，不靠折扣。促销价只用在 1 到 3 月首发、7 月会员日和 12 月，黑五价只用在 11 月。见总方案第五问价格体系。</w:t>
+        <w:t xml:space="preserve">打折冲的是亚马逊的量，每多卖一台亏一台。原价成交靠编号版和限量，不靠折扣。促销价只用在首发、7 月会员日和 12 月，黑五价只用在 11 月。见总方案第二问。</w:t>
       </w:r>
     </w:p>
     <w:p>
@@ -998,76 +1005,76 @@
           <w:sz w:val="21"/>
           <w:szCs w:val="21"/>
         </w:rPr>
-        <w:t xml:space="preserve">28. Kevin 一个人管得过来吗？</w:t>
-      </w:r>
-    </w:p>
-    <w:p>
-      <w:pPr>
-        <w:spacing w:after="120" w:line="300"/>
-      </w:pPr>
-      <w:r>
-        <w:rPr>
-          <w:rFonts w:ascii="Arial" w:cs="Arial" w:eastAsia="Microsoft YaHei" w:hAnsi="Arial"/>
-          <w:sz w:val="21"/>
-          <w:szCs w:val="21"/>
-        </w:rPr>
-        <w:t xml:space="preserve">不是一个人。Kevin 管结果、预算、定价、工厂和 CES。美国同事 1 人管 B 端、场所、快闪现场和配送对接，2 月起全职。Adlink 管亚马逊、独立站、预售页。3PL 管仓储配送。公关公司管媒体和寄样。门店 2 人只在第三阶段招。见总方案第十问。</w:t>
-      </w:r>
-    </w:p>
-    <w:p>
-      <w:pPr>
-        <w:spacing w:after="120" w:line="300"/>
-      </w:pPr>
-      <w:r>
-        <w:rPr>
-          <w:rFonts w:ascii="Arial" w:cs="Arial" w:eastAsia="Microsoft YaHei" w:hAnsi="Arial"/>
-          <w:b/>
-          <w:bCs/>
-          <w:sz w:val="21"/>
-          <w:szCs w:val="21"/>
-        </w:rPr>
-        <w:t xml:space="preserve">29. 美国同事是谁，多少钱？</w:t>
-      </w:r>
-    </w:p>
-    <w:p>
-      <w:pPr>
-        <w:spacing w:after="120" w:line="300"/>
-      </w:pPr>
-      <w:r>
-        <w:rPr>
-          <w:rFonts w:ascii="Arial" w:cs="Arial" w:eastAsia="Microsoft YaHei" w:hAnsi="Arial"/>
-          <w:sz w:val="21"/>
-          <w:szCs w:val="21"/>
-        </w:rPr>
-        <w:t xml:space="preserve">还没定。预算每月 7,500 美元含差旅，2027 年 12.6 万含第三阶段门店负责人。先以兼职合同开始，第一阶段通过再转全职。见总方案第七问。</w:t>
-      </w:r>
-    </w:p>
-    <w:p>
-      <w:pPr>
-        <w:spacing w:after="120" w:line="300"/>
-      </w:pPr>
-      <w:r>
-        <w:rPr>
-          <w:rFonts w:ascii="Arial" w:cs="Arial" w:eastAsia="Microsoft YaHei" w:hAnsi="Arial"/>
-          <w:b/>
-          <w:bCs/>
-          <w:sz w:val="21"/>
-          <w:szCs w:val="21"/>
-        </w:rPr>
-        <w:t xml:space="preserve">30. 我怎么看到每一笔钱？</w:t>
-      </w:r>
-    </w:p>
-    <w:p>
-      <w:pPr>
-        <w:spacing w:after="120" w:line="300"/>
-      </w:pPr>
-      <w:r>
-        <w:rPr>
-          <w:rFonts w:ascii="Arial" w:cs="Arial" w:eastAsia="Microsoft YaHei" w:hAnsi="Arial"/>
-          <w:sz w:val="21"/>
-          <w:szCs w:val="21"/>
-        </w:rPr>
-        <w:t xml:space="preserve">每周一一张表，六个数：付费订单、定金、名单、B 端进展、本周支出、累计支出对预算。阶段预算、单笔 2 万美元以上合同、租约、新增人员、每个阶段的继续或停止由黎总批。阶段预算内单笔 1 万美元以下 Kevin 定，累计超预算 10% 或超出范围再报。这是建议，待批。见总方案第十问。</w:t>
+        <w:t xml:space="preserve">28. 谁负责？</w:t>
+      </w:r>
+    </w:p>
+    <w:p>
+      <w:pPr>
+        <w:spacing w:after="120" w:line="300"/>
+      </w:pPr>
+      <w:r>
+        <w:rPr>
+          <w:rFonts w:ascii="Arial" w:cs="Arial" w:eastAsia="Microsoft YaHei" w:hAnsi="Arial"/>
+          <w:sz w:val="21"/>
+          <w:szCs w:val="21"/>
+        </w:rPr>
+        <w:t xml:space="preserve">Kevin 为项目负责人，职责范围和考核待黎总确认。美方负责人 12 月起全职，管 B 端、场所、现场、3PL 和配送。资深销售 1 月起全职，管批发客户。Adlink 管线上，3PL 管仓储配送，公关公司管媒体。门店 2 人只在第三阶段招。见总方案第十问。</w:t>
+      </w:r>
+    </w:p>
+    <w:p>
+      <w:pPr>
+        <w:spacing w:after="120" w:line="300"/>
+      </w:pPr>
+      <w:r>
+        <w:rPr>
+          <w:rFonts w:ascii="Arial" w:cs="Arial" w:eastAsia="Microsoft YaHei" w:hAnsi="Arial"/>
+          <w:b/>
+          <w:bCs/>
+          <w:sz w:val="21"/>
+          <w:szCs w:val="21"/>
+        </w:rPr>
+        <w:t xml:space="preserve">29. 我怎么看到每一笔钱？</w:t>
+      </w:r>
+    </w:p>
+    <w:p>
+      <w:pPr>
+        <w:spacing w:after="120" w:line="300"/>
+      </w:pPr>
+      <w:r>
+        <w:rPr>
+          <w:rFonts w:ascii="Arial" w:cs="Arial" w:eastAsia="Microsoft YaHei" w:hAnsi="Arial"/>
+          <w:sz w:val="21"/>
+          <w:szCs w:val="21"/>
+        </w:rPr>
+        <w:t xml:space="preserve">每周一一张表，六个数：付费订单、定金、名单和获客成本、B 端进展、本周支出、累计支出对预算。黎总批阶段预算、提前备货、2 万美元以上合同、租约、新增人员、新增供应商、科目调剂、任何超预算支出、阶段的继续或停止，3 个工作日答复。Kevin 在已批预算和供应商范围内执行，1 万以下自行决定，1 万到 2 万当日报备、黎总 2 个工作日内可否决。没有自行超支的空间。这是建议，待批。见总方案第十问。</w:t>
+      </w:r>
+    </w:p>
+    <w:p>
+      <w:pPr>
+        <w:spacing w:after="120" w:line="300"/>
+      </w:pPr>
+      <w:r>
+        <w:rPr>
+          <w:rFonts w:ascii="Arial" w:cs="Arial" w:eastAsia="Microsoft YaHei" w:hAnsi="Arial"/>
+          <w:b/>
+          <w:bCs/>
+          <w:sz w:val="21"/>
+          <w:szCs w:val="21"/>
+        </w:rPr>
+        <w:t xml:space="preserve">30. 第二批为什么在验证之前就下单？</w:t>
+      </w:r>
+    </w:p>
+    <w:p>
+      <w:pPr>
+        <w:spacing w:after="120" w:line="300"/>
+      </w:pPr>
+      <w:r>
+        <w:rPr>
+          <w:rFonts w:ascii="Arial" w:cs="Arial" w:eastAsia="Microsoft YaHei" w:hAnsi="Arial"/>
+          <w:sz w:val="21"/>
+          <w:szCs w:val="21"/>
+        </w:rPr>
+        <w:t xml:space="preserve">3 月中旬前没有货，2 月快闪和预售的订单就交不了。所以 300 台单列为提前备货授权，出厂价 5.1 万、关税海运 3.6 万。第一阶段不通过，这 300 台按亚马逊节奏卖，已算进停止结算。见总方案第六问、第九问。</w:t>
       </w:r>
     </w:p>
     <w:p>
@@ -1095,35 +1102,35 @@
           <w:sz w:val="21"/>
           <w:szCs w:val="21"/>
         </w:rPr>
-        <w:t xml:space="preserve">定金订单的定义：付了 30% 定金，价格不低于原价 90%，不是员工、合作方、媒体和寄样对象，每个地址一台。关系单和赠品单另列，不计入。每月把订单清单报上来。见总方案第六问。</w:t>
-      </w:r>
-    </w:p>
-    <w:p>
-      <w:pPr>
-        <w:spacing w:after="120" w:line="300"/>
-      </w:pPr>
-      <w:r>
-        <w:rPr>
-          <w:rFonts w:ascii="Arial" w:cs="Arial" w:eastAsia="Microsoft YaHei" w:hAnsi="Arial"/>
-          <w:b/>
-          <w:bCs/>
-          <w:sz w:val="21"/>
-          <w:szCs w:val="21"/>
-        </w:rPr>
-        <w:t xml:space="preserve">32. 通过线怎么定的？为什么是 200 台定金？</w:t>
-      </w:r>
-    </w:p>
-    <w:p>
-      <w:pPr>
-        <w:spacing w:after="120" w:line="300"/>
-      </w:pPr>
-      <w:r>
-        <w:rPr>
-          <w:rFonts w:ascii="Arial" w:cs="Arial" w:eastAsia="Microsoft YaHei" w:hAnsi="Arial"/>
-          <w:sz w:val="21"/>
-          <w:szCs w:val="21"/>
-        </w:rPr>
-        <w:t xml:space="preserve">基准预售 320 台定金，200 是它的 62%。低于 200，1 月 9 日下的第二批 300 台最小订单卖不完。第二阶段每台贡献 160 美元，是 121 冰箱在纽约的测算值，低于它说明纽约比亚马逊好不了一倍，不值得开店。配送 140 美元是两人上门公开价的上限加失败重送。见总方案第八问。</w:t>
+        <w:t xml:space="preserve">定金订单的定义：付了 30% 定金，价格为原价，不是员工、合作方、媒体和寄样对象，每个地址一台。折扣单、关系单和赠品单另列。每月报订单清单。见总方案第六问。</w:t>
+      </w:r>
+    </w:p>
+    <w:p>
+      <w:pPr>
+        <w:spacing w:after="120" w:line="300"/>
+      </w:pPr>
+      <w:r>
+        <w:rPr>
+          <w:rFonts w:ascii="Arial" w:cs="Arial" w:eastAsia="Microsoft YaHei" w:hAnsi="Arial"/>
+          <w:b/>
+          <w:bCs/>
+          <w:sz w:val="21"/>
+          <w:szCs w:val="21"/>
+        </w:rPr>
+        <w:t xml:space="preserve">32. 通过线怎么定的？</w:t>
+      </w:r>
+    </w:p>
+    <w:p>
+      <w:pPr>
+        <w:spacing w:after="120" w:line="300"/>
+      </w:pPr>
+      <w:r>
+        <w:rPr>
+          <w:rFonts w:ascii="Arial" w:cs="Arial" w:eastAsia="Microsoft YaHei" w:hAnsi="Arial"/>
+          <w:sz w:val="21"/>
+          <w:szCs w:val="21"/>
+        </w:rPr>
+        <w:t xml:space="preserve">第一阶段 180 台定金：按 85% 付尾款交付 153 台，加快闪 42 台和亚马逊，第二批 300 台 5 月前卖完。第二阶段每台贡献 160 美元和扣获客后 80 美元：低于它，纽约比亚马逊好不了一倍。第三阶段门店每月新增 134 台：覆盖租金、人员和装修分摊。见总方案第八问。</w:t>
       </w:r>
     </w:p>
     <w:p>
@@ -1158,76 +1165,104 @@
           <w:sz w:val="21"/>
           <w:szCs w:val="21"/>
         </w:rPr>
-        <w:t xml:space="preserve">33. 万一卖不动，停下来还要付多少？</w:t>
-      </w:r>
-    </w:p>
-    <w:p>
-      <w:pPr>
-        <w:spacing w:after="120" w:line="300"/>
-      </w:pPr>
-      <w:r>
-        <w:rPr>
-          <w:rFonts w:ascii="Arial" w:cs="Arial" w:eastAsia="Microsoft YaHei" w:hAnsi="Arial"/>
-          <w:sz w:val="21"/>
-          <w:szCs w:val="21"/>
-        </w:rPr>
-        <w:t xml:space="preserve">2 月底停：净支出 65.1 万，之后只剩代运营每月 1 万到合同期，库存 476 台按亚马逊节奏 8 个月卖完，预售定金全退。6 月底停：净支出 78.6 万。第三阶段才有门店租约和人员这类刚性支出，所以租约只签 6 个月。见总方案第九问。</w:t>
-      </w:r>
-    </w:p>
-    <w:p>
-      <w:pPr>
-        <w:spacing w:after="120" w:line="300"/>
-      </w:pPr>
-      <w:r>
-        <w:rPr>
-          <w:rFonts w:ascii="Arial" w:cs="Arial" w:eastAsia="Microsoft YaHei" w:hAnsi="Arial"/>
-          <w:b/>
-          <w:bCs/>
-          <w:sz w:val="21"/>
-          <w:szCs w:val="21"/>
-        </w:rPr>
-        <w:t xml:space="preserve">34. 预售定金退了，会不会影响信用？</w:t>
-      </w:r>
-    </w:p>
-    <w:p>
-      <w:pPr>
-        <w:spacing w:after="120" w:line="300"/>
-      </w:pPr>
-      <w:r>
-        <w:rPr>
-          <w:rFonts w:ascii="Arial" w:cs="Arial" w:eastAsia="Microsoft YaHei" w:hAnsi="Arial"/>
-          <w:sz w:val="21"/>
-          <w:szCs w:val="21"/>
-        </w:rPr>
-        <w:t xml:space="preserve">预售页写明定金可退、发货时间 3 月。按众筹行业惯例执行。退款只发生在第一阶段不通过的情况，这时库存照常走亚马逊，顾客可以改为亚马逊下单。见总方案第八问。</w:t>
-      </w:r>
-    </w:p>
-    <w:p>
-      <w:pPr>
-        <w:spacing w:after="120" w:line="300"/>
-      </w:pPr>
-      <w:r>
-        <w:rPr>
-          <w:rFonts w:ascii="Arial" w:cs="Arial" w:eastAsia="Microsoft YaHei" w:hAnsi="Arial"/>
-          <w:b/>
-          <w:bCs/>
-          <w:sz w:val="21"/>
-          <w:szCs w:val="21"/>
-        </w:rPr>
-        <w:t xml:space="preserve">35. 产品出问题怎么办？Galanz 刚召回了 12 万台。</w:t>
-      </w:r>
-    </w:p>
-    <w:p>
-      <w:pPr>
-        <w:spacing w:after="120" w:line="300"/>
-      </w:pPr>
-      <w:r>
-        <w:rPr>
-          <w:rFonts w:ascii="Arial" w:cs="Arial" w:eastAsia="Microsoft YaHei" w:hAnsi="Arial"/>
-          <w:sz w:val="21"/>
-          <w:szCs w:val="21"/>
-        </w:rPr>
-        <w:t xml:space="preserve">四款产品 11 月 15 日前拿到安全认证和能效备案，商品页上线前买产品责任险。保修按报修率 5%、每次上门 250 美元预留，大件每台 12.5 美元。第一批按亚马逊条款执行，坏了换新或寄配件；独立站二期前签上门维修服务商。见总方案第二问、第十问。</w:t>
+        <w:t xml:space="preserve">33. 万一卖不动，停下来最多损失多少？</w:t>
+      </w:r>
+    </w:p>
+    <w:p>
+      <w:pPr>
+        <w:spacing w:after="120" w:line="300"/>
+      </w:pPr>
+      <w:r>
+        <w:rPr>
+          <w:rFonts w:ascii="Arial" w:cs="Arial" w:eastAsia="Microsoft YaHei" w:hAnsi="Arial"/>
+          <w:sz w:val="21"/>
+          <w:szCs w:val="21"/>
+        </w:rPr>
+        <w:t xml:space="preserve">2 月 28 日停：完整结算 49.4 万，含已发生净支出 33.6、在途和未付货款 9.1、代运营余款 8.0、清货费用 0.7，减库存清货净回收 2.1。库存 358 台含在途 300，按每月 60 台约 5 个月卖完，37 台无法售出。6 月 30 日停：55.7 万。见总方案第九问。</w:t>
+      </w:r>
+    </w:p>
+    <w:p>
+      <w:pPr>
+        <w:spacing w:after="120" w:line="300"/>
+      </w:pPr>
+      <w:r>
+        <w:rPr>
+          <w:rFonts w:ascii="Arial" w:cs="Arial" w:eastAsia="Microsoft YaHei" w:hAnsi="Arial"/>
+          <w:b/>
+          <w:bCs/>
+          <w:sz w:val="21"/>
+          <w:szCs w:val="21"/>
+        </w:rPr>
+        <w:t xml:space="preserve">34. 停了以后损失还会不会扩大？</w:t>
+      </w:r>
+    </w:p>
+    <w:p>
+      <w:pPr>
+        <w:spacing w:after="120" w:line="300"/>
+      </w:pPr>
+      <w:r>
+        <w:rPr>
+          <w:rFonts w:ascii="Arial" w:cs="Arial" w:eastAsia="Microsoft YaHei" w:hAnsi="Arial"/>
+          <w:sz w:val="21"/>
+          <w:szCs w:val="21"/>
+        </w:rPr>
+        <w:t xml:space="preserve">会，每月约 0.57 万：代运营 1 万加客服保险 0.14 万，减亚马逊每月 60 台贡献 0.57 万，直到代运营合同期满。已计入上面的结算。见总方案第九问。</w:t>
+      </w:r>
+    </w:p>
+    <w:p>
+      <w:pPr>
+        <w:spacing w:after="120" w:line="300"/>
+      </w:pPr>
+      <w:r>
+        <w:rPr>
+          <w:rFonts w:ascii="Arial" w:cs="Arial" w:eastAsia="Microsoft YaHei" w:hAnsi="Arial"/>
+          <w:b/>
+          <w:bCs/>
+          <w:sz w:val="21"/>
+          <w:szCs w:val="21"/>
+        </w:rPr>
+        <w:t xml:space="preserve">35. 预售定金退了，会不会影响信用？</w:t>
+      </w:r>
+    </w:p>
+    <w:p>
+      <w:pPr>
+        <w:spacing w:after="120" w:line="300"/>
+      </w:pPr>
+      <w:r>
+        <w:rPr>
+          <w:rFonts w:ascii="Arial" w:cs="Arial" w:eastAsia="Microsoft YaHei" w:hAnsi="Arial"/>
+          <w:sz w:val="21"/>
+          <w:szCs w:val="21"/>
+        </w:rPr>
+        <w:t xml:space="preserve">预售页写明定金可退、发货时间。退款只在第一阶段不通过时发生，顾客可改为亚马逊下单。见总方案第八问。</w:t>
+      </w:r>
+    </w:p>
+    <w:p>
+      <w:pPr>
+        <w:spacing w:after="120" w:line="300"/>
+      </w:pPr>
+      <w:r>
+        <w:rPr>
+          <w:rFonts w:ascii="Arial" w:cs="Arial" w:eastAsia="Microsoft YaHei" w:hAnsi="Arial"/>
+          <w:b/>
+          <w:bCs/>
+          <w:sz w:val="21"/>
+          <w:szCs w:val="21"/>
+        </w:rPr>
+        <w:t xml:space="preserve">36. 产品出问题怎么办？</w:t>
+      </w:r>
+    </w:p>
+    <w:p>
+      <w:pPr>
+        <w:spacing w:after="120" w:line="300"/>
+      </w:pPr>
+      <w:r>
+        <w:rPr>
+          <w:rFonts w:ascii="Arial" w:cs="Arial" w:eastAsia="Microsoft YaHei" w:hAnsi="Arial"/>
+          <w:sz w:val="21"/>
+          <w:szCs w:val="21"/>
+        </w:rPr>
+        <w:t xml:space="preserve">四款产品认证和能效备案 11 月 15 日前取得，是预期不是已完成。商品页上线前买产品责任险。保修按报修率 5%、每次 250 美元预留。第一批按亚马逊条款执行，独立站二期前签上门维修服务商。见总方案第二问。</w:t>
       </w:r>
     </w:p>
     <w:p>
@@ -1262,20 +1297,7 @@
           <w:sz w:val="21"/>
           <w:szCs w:val="21"/>
         </w:rPr>
-        <w:t xml:space="preserve">36. 这个方案需要我做什么？</w:t>
-      </w:r>
-    </w:p>
-    <w:p>
-      <w:pPr>
-        <w:spacing w:after="120" w:line="300"/>
-      </w:pPr>
-      <w:r>
-        <w:rPr>
-          <w:rFonts w:ascii="Arial" w:cs="Arial" w:eastAsia="Microsoft YaHei" w:hAnsi="Arial"/>
-          <w:sz w:val="21"/>
-          <w:szCs w:val="21"/>
-        </w:rPr>
-        <w:t xml:space="preserve">四件事，都有日期：</w:t>
+        <w:t xml:space="preserve">37. 这个方案需要我做什么？</w:t>
       </w:r>
     </w:p>
     <w:p>
@@ -1293,7 +1315,7 @@
           <w:sz w:val="21"/>
           <w:szCs w:val="21"/>
         </w:rPr>
-        <w:t xml:space="preserve">10 月 30 日前，批 CES 增量上限 40.8 万和第一阶段 9.9 万。</w:t>
+        <w:t xml:space="preserve">10 月 30 日前，定 CES 的选择；批第一阶段 9.9 万、提前备货 8.7 万、两个岗位。</w:t>
       </w:r>
     </w:p>
     <w:p>
@@ -1347,7 +1369,7 @@
           <w:sz w:val="21"/>
           <w:szCs w:val="21"/>
         </w:rPr>
-        <w:t xml:space="preserve">1 月 31 日和 6 月 30 日，按总方案第八问的指标决定下一阶段。</w:t>
+        <w:t xml:space="preserve">2 月 28 日和 6 月 30 日，按总方案第八问的指标决定下一阶段；1 月 31 日看中期检查。</w:t>
       </w:r>
     </w:p>
     <w:sectPr>

--- a/docs/final/JUDE-总方案问答.docx
+++ b/docs/final/JUDE-总方案问答.docx
@@ -32,7 +32,7 @@
           <w:sz w:val="21"/>
           <w:szCs w:val="21"/>
         </w:rPr>
-        <w:t xml:space="preserve">黎总要我测算 CES 的价值。《JUDE 美国首发决策方案》是对这个要求的回答：CES 的增量支出是多少、按模型能多带来多少、不做会怎样、钱怎么分阶段花、什么结果出现才继续、停在哪里损失多少。</w:t>
+        <w:t xml:space="preserve">黎总要我测算 CES 的价值。《JUDE 美国首发决策方案》是对这个要求的回答：CES 的增量支出是多少、它负责交付什么、它的账按什么路径收回、展后的钱怎么分阶段花、什么结果出现才继续、停在哪里损失多少。</w:t>
       </w:r>
     </w:p>
     <w:p>
@@ -78,15 +78,15 @@
           <w:sz w:val="21"/>
           <w:szCs w:val="21"/>
         </w:rPr>
-        <w:t xml:space="preserve">CES 的选择。</w:t>
-      </w:r>
-      <w:r>
-        <w:rPr>
-          <w:rFonts w:ascii="Arial" w:cs="Arial" w:eastAsia="Microsoft YaHei" w:hAnsi="Arial"/>
-          <w:sz w:val="21"/>
-          <w:szCs w:val="21"/>
-        </w:rPr>
-        <w:t xml:space="preserve"> 模型不支持按报价参展，总方案按不参展为基准路径。参不参展由黎总定。</w:t>
+        <w:t xml:space="preserve">CES 增量支出上限 39.3 万美元。</w:t>
+      </w:r>
+      <w:r>
+        <w:rPr>
+          <w:rFonts w:ascii="Arial" w:cs="Arial" w:eastAsia="Microsoft YaHei" w:hAnsi="Arial"/>
+          <w:sz w:val="21"/>
+          <w:szCs w:val="21"/>
+        </w:rPr>
+        <w:t xml:space="preserve"> 制作按 24 万签、目标 22 万，运营 8.0 万，公关 2.5 万，官方费用 2.8 万，预备 2.0 万。</w:t>
       </w:r>
     </w:p>
     <w:p>
@@ -106,7 +106,7 @@
           <w:sz w:val="21"/>
           <w:szCs w:val="21"/>
         </w:rPr>
-        <w:t xml:space="preserve">第一阶段 9.9 万美元，提前备货 300 台 8.7 万美元，两个全职岗位。</w:t>
+        <w:t xml:space="preserve">第一阶段 8.9 万美元，提前备货 300 台 8.7 万美元，两个全职岗位。</w:t>
       </w:r>
     </w:p>
     <w:p>
@@ -126,15 +126,15 @@
           <w:sz w:val="21"/>
           <w:szCs w:val="21"/>
         </w:rPr>
-        <w:t xml:space="preserve">两个决策点。</w:t>
-      </w:r>
-      <w:r>
-        <w:rPr>
-          <w:rFonts w:ascii="Arial" w:cs="Arial" w:eastAsia="Microsoft YaHei" w:hAnsi="Arial"/>
-          <w:sz w:val="21"/>
-          <w:szCs w:val="21"/>
-        </w:rPr>
-        <w:t xml:space="preserve"> 2 月 28 日决定第二阶段 10.8 万，6 月 30 日决定第三阶段 31.7 万。1 月 31 日中期检查。</w:t>
+        <w:t xml:space="preserve">三个时点。</w:t>
+      </w:r>
+      <w:r>
+        <w:rPr>
+          <w:rFonts w:ascii="Arial" w:cs="Arial" w:eastAsia="Microsoft YaHei" w:hAnsi="Arial"/>
+          <w:sz w:val="21"/>
+          <w:szCs w:val="21"/>
+        </w:rPr>
+        <w:t xml:space="preserve"> 1 月 31 日中期检查，2 月 28 日决定第二阶段 10.8 万，6 月 30 日决定第三阶段 31.7 万。</w:t>
       </w:r>
     </w:p>
     <w:p>
@@ -169,216 +169,244 @@
           <w:sz w:val="21"/>
           <w:szCs w:val="21"/>
         </w:rPr>
-        <w:t xml:space="preserve">1. 我要的是 CES 值不值，为什么给我一份分阶段的方案？</w:t>
-      </w:r>
-    </w:p>
-    <w:p>
-      <w:pPr>
-        <w:spacing w:after="120" w:line="300"/>
-      </w:pPr>
-      <w:r>
-        <w:rPr>
-          <w:rFonts w:ascii="Arial" w:cs="Arial" w:eastAsia="Microsoft YaHei" w:hAnsi="Arial"/>
-          <w:sz w:val="21"/>
-          <w:szCs w:val="21"/>
-        </w:rPr>
-        <w:t xml:space="preserve">CES 值不值，取决于展会之后的订单接不接得住，所以要把它放进整年的账里算。总方案先算整年，再把参展和不参展放进同一个模型比。见总方案第五问、附录 G。</w:t>
-      </w:r>
-    </w:p>
-    <w:p>
-      <w:pPr>
-        <w:spacing w:after="120" w:line="300"/>
-      </w:pPr>
-      <w:r>
-        <w:rPr>
-          <w:rFonts w:ascii="Arial" w:cs="Arial" w:eastAsia="Microsoft YaHei" w:hAnsi="Arial"/>
-          <w:b/>
-          <w:bCs/>
-          <w:sz w:val="21"/>
-          <w:szCs w:val="21"/>
-        </w:rPr>
-        <w:t xml:space="preserve">2. 结论是什么？</w:t>
-      </w:r>
-    </w:p>
-    <w:p>
-      <w:pPr>
-        <w:spacing w:after="120" w:line="300"/>
-      </w:pPr>
-      <w:r>
-        <w:rPr>
-          <w:rFonts w:ascii="Arial" w:cs="Arial" w:eastAsia="Microsoft YaHei" w:hAnsi="Arial"/>
-          <w:sz w:val="21"/>
-          <w:szCs w:val="21"/>
-        </w:rPr>
-        <w:t xml:space="preserve">按报价参展的增量支出 37.3 万。模型里它在 2027 年多带来的贡献为负 0.6 万，2028 年 3.8 万。要收回这笔钱，CES 之后两年要多带来 1,851 台纽约独立站订单，或 9,855 台批发订单。租赁结构的精简版增量 18.8 万，两年多带来约 1 万，也收不回。所以总方案按不参展为基准。见总方案第五问。</w:t>
-      </w:r>
-    </w:p>
-    <w:p>
-      <w:pPr>
-        <w:spacing w:after="120" w:line="300"/>
-      </w:pPr>
-      <w:r>
-        <w:rPr>
-          <w:rFonts w:ascii="Arial" w:cs="Arial" w:eastAsia="Microsoft YaHei" w:hAnsi="Arial"/>
-          <w:b/>
-          <w:bCs/>
-          <w:sz w:val="21"/>
-          <w:szCs w:val="21"/>
-        </w:rPr>
-        <w:t xml:space="preserve">3. 为什么 2027 年参展反而贡献更少？</w:t>
-      </w:r>
-    </w:p>
-    <w:p>
-      <w:pPr>
-        <w:spacing w:after="120" w:line="300"/>
-      </w:pPr>
-      <w:r>
-        <w:rPr>
-          <w:rFonts w:ascii="Arial" w:cs="Arial" w:eastAsia="Microsoft YaHei" w:hAnsi="Arial"/>
-          <w:sz w:val="21"/>
-          <w:szCs w:val="21"/>
-        </w:rPr>
-        <w:t xml:space="preserve">首批可卖只有 111 台。1 月参展多出来的需求，要到 3 月第二批到货才能交，而参展把第二批之前的库存更早用完。CES 带来的需求没有货接。见总方案第五问、附录 D。</w:t>
-      </w:r>
-    </w:p>
-    <w:p>
-      <w:pPr>
-        <w:spacing w:after="120" w:line="300"/>
-      </w:pPr>
-      <w:r>
-        <w:rPr>
-          <w:rFonts w:ascii="Arial" w:cs="Arial" w:eastAsia="Microsoft YaHei" w:hAnsi="Arial"/>
-          <w:b/>
-          <w:bCs/>
-          <w:sz w:val="21"/>
-          <w:szCs w:val="21"/>
-        </w:rPr>
-        <w:t xml:space="preserve">4. 媒体曝光、亚马逊团队见面这些没算进去，怎么算？</w:t>
-      </w:r>
-    </w:p>
-    <w:p>
-      <w:pPr>
-        <w:spacing w:after="120" w:line="300"/>
-      </w:pPr>
-      <w:r>
-        <w:rPr>
-          <w:rFonts w:ascii="Arial" w:cs="Arial" w:eastAsia="Microsoft YaHei" w:hAnsi="Arial"/>
-          <w:sz w:val="21"/>
-          <w:szCs w:val="21"/>
-        </w:rPr>
-        <w:t xml:space="preserve">没有放进数字。要让按报价参展成立，这些需要值 30 万以上。这是判断，不是测算，所以留给黎总定。见总方案第五问。</w:t>
-      </w:r>
-    </w:p>
-    <w:p>
-      <w:pPr>
-        <w:spacing w:after="120" w:line="300"/>
-      </w:pPr>
-      <w:r>
-        <w:rPr>
-          <w:rFonts w:ascii="Arial" w:cs="Arial" w:eastAsia="Microsoft YaHei" w:hAnsi="Arial"/>
-          <w:b/>
-          <w:bCs/>
-          <w:sz w:val="21"/>
-          <w:szCs w:val="21"/>
-        </w:rPr>
-        <w:t xml:space="preserve">5. 场地费 150 万元已经付了，不去不是白付？</w:t>
-      </w:r>
-    </w:p>
-    <w:p>
-      <w:pPr>
-        <w:spacing w:after="120" w:line="300"/>
-      </w:pPr>
-      <w:r>
-        <w:rPr>
-          <w:rFonts w:ascii="Arial" w:cs="Arial" w:eastAsia="Microsoft YaHei" w:hAnsi="Arial"/>
-          <w:sz w:val="21"/>
-          <w:szCs w:val="21"/>
-        </w:rPr>
-        <w:t xml:space="preserve">已付的场地 22.4 万和 Jon 首款 4.95 万收不回来，参不参展都一样。Jon 尾款 4.95 万在验收施工包后付，傲然 1.28 万已签。这四笔合计 33.6 万，不进参展与否的判断。Jon 的设计和施工包保留，可用于后续展会和门店。见总方案第五问、第九问。</w:t>
-      </w:r>
-    </w:p>
-    <w:p>
-      <w:pPr>
-        <w:spacing w:after="120" w:line="300"/>
-      </w:pPr>
-      <w:r>
-        <w:rPr>
-          <w:rFonts w:ascii="Arial" w:cs="Arial" w:eastAsia="Microsoft YaHei" w:hAnsi="Arial"/>
-          <w:b/>
-          <w:bCs/>
-          <w:sz w:val="21"/>
-          <w:szCs w:val="21"/>
-        </w:rPr>
-        <w:t xml:space="preserve">6. 如果我还是要去，方案怎么变？</w:t>
-      </w:r>
-    </w:p>
-    <w:p>
-      <w:pPr>
-        <w:spacing w:after="120" w:line="300"/>
-      </w:pPr>
-      <w:r>
-        <w:rPr>
-          <w:rFonts w:ascii="Arial" w:cs="Arial" w:eastAsia="Microsoft YaHei" w:hAnsi="Arial"/>
-          <w:sz w:val="21"/>
-          <w:szCs w:val="21"/>
-        </w:rPr>
-        <w:t xml:space="preserve">其余部分不变。2 月末累计现金支出多 37.3 万，资金峰值从 65.9 万变成 105.4 万。制作款按报价条款签约 5 日内付 80%，即 19.2 万。附录 G 有参展版本的完整账。</w:t>
-      </w:r>
-    </w:p>
-    <w:p>
-      <w:pPr>
-        <w:spacing w:after="120" w:line="300"/>
-      </w:pPr>
-      <w:r>
-        <w:rPr>
-          <w:rFonts w:ascii="Arial" w:cs="Arial" w:eastAsia="Microsoft YaHei" w:hAnsi="Arial"/>
-          <w:b/>
-          <w:bCs/>
-          <w:sz w:val="21"/>
-          <w:szCs w:val="21"/>
-        </w:rPr>
-        <w:t xml:space="preserve">7. 制作费 24 万到底是多少？</w:t>
-      </w:r>
-    </w:p>
-    <w:p>
-      <w:pPr>
-        <w:spacing w:after="120" w:line="300"/>
-      </w:pPr>
-      <w:r>
-        <w:rPr>
-          <w:rFonts w:ascii="Arial" w:cs="Arial" w:eastAsia="Microsoft YaHei" w:hAnsi="Arial"/>
-          <w:sz w:val="21"/>
-          <w:szCs w:val="21"/>
-        </w:rPr>
-        <w:t xml:space="preserve">Alofty 汇总表的审核价是 240,000 美元，明细小计 165,166 加服务费 82,583 是 247,749，两者不一致，24 万没有供应商书面确认。谈判目标 22 万。若参展，签约前要供应商确认总价和包含项。见总方案附录 A。</w:t>
-      </w:r>
-    </w:p>
-    <w:p>
-      <w:pPr>
-        <w:spacing w:after="120" w:line="300"/>
-      </w:pPr>
-      <w:r>
-        <w:rPr>
-          <w:rFonts w:ascii="Arial" w:cs="Arial" w:eastAsia="Microsoft YaHei" w:hAnsi="Arial"/>
-          <w:b/>
-          <w:bCs/>
-          <w:sz w:val="21"/>
-          <w:szCs w:val="21"/>
-        </w:rPr>
-        <w:t xml:space="preserve">8. 运营 10 万，我要求的人员 1 万、摄影 1 万怎么体现？</w:t>
-      </w:r>
-    </w:p>
-    <w:p>
-      <w:pPr>
-        <w:spacing w:after="120" w:line="300"/>
-      </w:pPr>
-      <w:r>
-        <w:rPr>
-          <w:rFonts w:ascii="Arial" w:cs="Arial" w:eastAsia="Microsoft YaHei" w:hAnsi="Arial"/>
-          <w:sz w:val="21"/>
-          <w:szCs w:val="21"/>
-        </w:rPr>
-        <w:t xml:space="preserve">人员 1.0、摄影摄像 1.0、我方差旅 2.5、买手招待 1.0、物料 0.8、展品空运 0.75、派对冰箱 1.5、保洁杂项 0.3、供应商服务费 0.5，小计 9.35，预留 0.15，合计 9.5。没有策划执行管理费。见总方案附录 A。</w:t>
+        <w:t xml:space="preserve">1. CES 到底负责什么？</w:t>
+      </w:r>
+    </w:p>
+    <w:p>
+      <w:pPr>
+        <w:spacing w:after="120" w:line="300"/>
+      </w:pPr>
+      <w:r>
+        <w:rPr>
+          <w:rFonts w:ascii="Arial" w:cs="Arial" w:eastAsia="Microsoft YaHei" w:hAnsi="Arial"/>
+          <w:sz w:val="21"/>
+          <w:szCs w:val="21"/>
+        </w:rPr>
+        <w:t xml:space="preserve">三件事，每件有数：预售定金订单 1 月 ≥120 台、2 月底累计 ≥180 台；批发客户有效会谈 60 场、样品或报价请求 ≥15 家、展后 90 天试单 ≥5 家；媒体报道 ≥15 篇、亚马逊团队落地 1 项资源。展后一周核对。见总方案第五问。</w:t>
+      </w:r>
+    </w:p>
+    <w:p>
+      <w:pPr>
+        <w:spacing w:after="120" w:line="300"/>
+      </w:pPr>
+      <w:r>
+        <w:rPr>
+          <w:rFonts w:ascii="Arial" w:cs="Arial" w:eastAsia="Microsoft YaHei" w:hAnsi="Arial"/>
+          <w:b/>
+          <w:bCs/>
+          <w:sz w:val="21"/>
+          <w:szCs w:val="21"/>
+        </w:rPr>
+        <w:t xml:space="preserve">2. CES 的钱怎么收回？</w:t>
+      </w:r>
+    </w:p>
+    <w:p>
+      <w:pPr>
+        <w:spacing w:after="120" w:line="300"/>
+      </w:pPr>
+      <w:r>
+        <w:rPr>
+          <w:rFonts w:ascii="Arial" w:cs="Arial" w:eastAsia="Microsoft YaHei" w:hAnsi="Arial"/>
+          <w:sz w:val="21"/>
+          <w:szCs w:val="21"/>
+        </w:rPr>
+        <w:t xml:space="preserve">增量支出 30.8 万，是 39.3 万减去不参展也要花的 8.5 万（2 月发布会 2.0、芝加哥展 1.5、同等媒体覆盖的公关和拍摄 5.0）。制作谈到 22 万则 28.8 万。可量化的回收：2027 年 1.2 万、2028 年 3.8 万、2029 年 5.7 万，三年 10.6 万，来自预售名单替代付费名单、批发客户 5 家对 3 家的返单、亚马逊首发期多 15%。其余约 20 万对应媒体曝光、亚马逊资源和零售商关系，没有数字。收回全部增量，要 CES 来源的批发客户三年累计出货 8,138 台。所以三件事里批发客户是决定性的。见总方案第五问、附录 G。</w:t>
+      </w:r>
+    </w:p>
+    <w:p>
+      <w:pPr>
+        <w:spacing w:after="120" w:line="300"/>
+      </w:pPr>
+      <w:r>
+        <w:rPr>
+          <w:rFonts w:ascii="Arial" w:cs="Arial" w:eastAsia="Microsoft YaHei" w:hAnsi="Arial"/>
+          <w:b/>
+          <w:bCs/>
+          <w:sz w:val="21"/>
+          <w:szCs w:val="21"/>
+        </w:rPr>
+        <w:t xml:space="preserve">3. 那不去不是更省？</w:t>
+      </w:r>
+    </w:p>
+    <w:p>
+      <w:pPr>
+        <w:spacing w:after="120" w:line="300"/>
+      </w:pPr>
+      <w:r>
+        <w:rPr>
+          <w:rFonts w:ascii="Arial" w:cs="Arial" w:eastAsia="Microsoft YaHei" w:hAnsi="Arial"/>
+          <w:sz w:val="21"/>
+          <w:szCs w:val="21"/>
+        </w:rPr>
+        <w:t xml:space="preserve">不去，2027 年少 390 台，14 个月结果好 28.7 万，但没有一月的发布时点、没有亚马逊和消费电子零售商的当面接触、批发客户少 2 家。这些的价值不在数字里，总方案把它们列出来，不替黎总判断。参考数字在附录 G。</w:t>
+      </w:r>
+    </w:p>
+    <w:p>
+      <w:pPr>
+        <w:spacing w:after="120" w:line="300"/>
+      </w:pPr>
+      <w:r>
+        <w:rPr>
+          <w:rFonts w:ascii="Arial" w:cs="Arial" w:eastAsia="Microsoft YaHei" w:hAnsi="Arial"/>
+          <w:b/>
+          <w:bCs/>
+          <w:sz w:val="21"/>
+          <w:szCs w:val="21"/>
+        </w:rPr>
+        <w:t xml:space="preserve">4. 场地费 150 万元已经付了，怎么算？</w:t>
+      </w:r>
+    </w:p>
+    <w:p>
+      <w:pPr>
+        <w:spacing w:after="120" w:line="300"/>
+      </w:pPr>
+      <w:r>
+        <w:rPr>
+          <w:rFonts w:ascii="Arial" w:cs="Arial" w:eastAsia="Microsoft YaHei" w:hAnsi="Arial"/>
+          <w:sz w:val="21"/>
+          <w:szCs w:val="21"/>
+        </w:rPr>
+        <w:t xml:space="preserve">已付的场地 22.4 万和 Jon 首款 4.95 万收不回来，参不参展都一样，不进增量账。Jon 尾款 4.95 万验收施工包后付，傲然 1.28 万已签。见总方案附录 A。</w:t>
+      </w:r>
+    </w:p>
+    <w:p>
+      <w:pPr>
+        <w:spacing w:after="120" w:line="300"/>
+      </w:pPr>
+      <w:r>
+        <w:rPr>
+          <w:rFonts w:ascii="Arial" w:cs="Arial" w:eastAsia="Microsoft YaHei" w:hAnsi="Arial"/>
+          <w:b/>
+          <w:bCs/>
+          <w:sz w:val="21"/>
+          <w:szCs w:val="21"/>
+        </w:rPr>
+        <w:t xml:space="preserve">5. 制作费 24 万到底是多少？能不能再压？</w:t>
+      </w:r>
+    </w:p>
+    <w:p>
+      <w:pPr>
+        <w:spacing w:after="120" w:line="300"/>
+      </w:pPr>
+      <w:r>
+        <w:rPr>
+          <w:rFonts w:ascii="Arial" w:cs="Arial" w:eastAsia="Microsoft YaHei" w:hAnsi="Arial"/>
+          <w:sz w:val="21"/>
+          <w:szCs w:val="21"/>
+        </w:rPr>
+        <w:t xml:space="preserve">Alofty 汇总表审核价 240,000 美元，明细小计 165,166 加服务费 82,583 是 247,749，两者不一致，24 万没有供应商书面确认。服务费标 15% 实收 50%，按 15% 算总价约 19 万，所以 22 万的目标有依据。签约前要供应商确认总价和包含项，付款争取 40/40/20。见总方案附录 A。</w:t>
+      </w:r>
+    </w:p>
+    <w:p>
+      <w:pPr>
+        <w:spacing w:after="120" w:line="300"/>
+      </w:pPr>
+      <w:r>
+        <w:rPr>
+          <w:rFonts w:ascii="Arial" w:cs="Arial" w:eastAsia="Microsoft YaHei" w:hAnsi="Arial"/>
+          <w:b/>
+          <w:bCs/>
+          <w:sz w:val="21"/>
+          <w:szCs w:val="21"/>
+        </w:rPr>
+        <w:t xml:space="preserve">6. 运营 10 万，我要求的人员 1 万、摄影 1 万怎么体现？</w:t>
+      </w:r>
+    </w:p>
+    <w:p>
+      <w:pPr>
+        <w:spacing w:after="120" w:line="300"/>
+      </w:pPr>
+      <w:r>
+        <w:rPr>
+          <w:rFonts w:ascii="Arial" w:cs="Arial" w:eastAsia="Microsoft YaHei" w:hAnsi="Arial"/>
+          <w:sz w:val="21"/>
+          <w:szCs w:val="21"/>
+        </w:rPr>
+        <w:t xml:space="preserve">人员 1.0、摄影摄像 1.0、我方差旅 2.5、买手招待 1.0、物料 0.8、展品空运 0.75、保洁杂项 0.3、供应商服务费 0.45，小计 7.8，预留 0.2，合计 8.0。不做派对赞助，没有策划执行管理费。见总方案附录 A。</w:t>
+      </w:r>
+    </w:p>
+    <w:p>
+      <w:pPr>
+        <w:spacing w:after="120" w:line="300"/>
+      </w:pPr>
+      <w:r>
+        <w:rPr>
+          <w:rFonts w:ascii="Arial" w:cs="Arial" w:eastAsia="Microsoft YaHei" w:hAnsi="Arial"/>
+          <w:b/>
+          <w:bCs/>
+          <w:sz w:val="21"/>
+          <w:szCs w:val="21"/>
+        </w:rPr>
+        <w:t xml:space="preserve">7. Jon 的 9.9 万和傲然的深化是不是付两次？</w:t>
+      </w:r>
+    </w:p>
+    <w:p>
+      <w:pPr>
+        <w:spacing w:after="120" w:line="300"/>
+      </w:pPr>
+      <w:r>
+        <w:rPr>
+          <w:rFonts w:ascii="Arial" w:cs="Arial" w:eastAsia="Microsoft YaHei" w:hAnsi="Arial"/>
+          <w:sz w:val="21"/>
+          <w:szCs w:val="21"/>
+        </w:rPr>
+        <w:t xml:space="preserve">不是。Jon 做展台设计和施工可用包，傲然按 Jon 的设计出施工图和结构深化。两份合同已签，不在本次批准范围。见总方案附录 A。</w:t>
+      </w:r>
+    </w:p>
+    <w:p>
+      <w:pPr>
+        <w:spacing w:after="120" w:line="300"/>
+      </w:pPr>
+      <w:r>
+        <w:rPr>
+          <w:rFonts w:ascii="Arial" w:cs="Arial" w:eastAsia="Microsoft YaHei" w:hAnsi="Arial"/>
+          <w:b/>
+          <w:bCs/>
+          <w:sz w:val="21"/>
+          <w:szCs w:val="21"/>
+        </w:rPr>
+        <w:t xml:space="preserve">8. 亚马逊账户要是 CES 前还没开，怎么卖？</w:t>
+      </w:r>
+    </w:p>
+    <w:p>
+      <w:pPr>
+        <w:spacing w:after="120" w:line="300"/>
+      </w:pPr>
+      <w:r>
+        <w:rPr>
+          <w:rFonts w:ascii="Arial" w:cs="Arial" w:eastAsia="Microsoft YaHei" w:hAnsi="Arial"/>
+          <w:sz w:val="21"/>
+          <w:szCs w:val="21"/>
+        </w:rPr>
+        <w:t xml:space="preserve">预售在独立站下单付定金，不走亚马逊。账户 11 月 6 日前提交，12 月 1 日前批下，1 月自发货 30 台让商品页有货；账户延误，预售照常，亚马逊顺延。见总方案第五问。</w:t>
+      </w:r>
+    </w:p>
+    <w:p>
+      <w:pPr>
+        <w:spacing w:after="120" w:line="300"/>
+      </w:pPr>
+      <w:r>
+        <w:rPr>
+          <w:rFonts w:ascii="Arial" w:cs="Arial" w:eastAsia="Microsoft YaHei" w:hAnsi="Arial"/>
+          <w:b/>
+          <w:bCs/>
+          <w:sz w:val="21"/>
+          <w:szCs w:val="21"/>
+        </w:rPr>
+        <w:t xml:space="preserve">9. 第二批为什么 11 月就下单？</w:t>
+      </w:r>
+    </w:p>
+    <w:p>
+      <w:pPr>
+        <w:spacing w:after="120" w:line="300"/>
+      </w:pPr>
+      <w:r>
+        <w:rPr>
+          <w:rFonts w:ascii="Arial" w:cs="Arial" w:eastAsia="Microsoft YaHei" w:hAnsi="Arial"/>
+          <w:sz w:val="21"/>
+          <w:szCs w:val="21"/>
+        </w:rPr>
+        <w:t xml:space="preserve">首批可卖只有 111 台。CES 带来的订单要在 2 月交付，第二批必须 1 月 20 日前到仓，倒推 11 月 10 日下单。这批先于验证下单，所以单列授权 8.7 万：关税海运 3.6 万 1 月付，出厂价 5.1 万 3 月付。第一阶段不通过，这批按亚马逊节奏卖，已算进停止结算。见总方案第六问、第九问。</w:t>
       </w:r>
     </w:p>
     <w:p>
@@ -413,188 +441,188 @@
           <w:sz w:val="21"/>
           <w:szCs w:val="21"/>
         </w:rPr>
-        <w:t xml:space="preserve">9. 一台没卖过，凭什么说 4,636 台？</w:t>
-      </w:r>
-    </w:p>
-    <w:p>
-      <w:pPr>
-        <w:spacing w:after="120" w:line="300"/>
-      </w:pPr>
-      <w:r>
-        <w:rPr>
-          <w:rFonts w:ascii="Arial" w:cs="Arial" w:eastAsia="Microsoft YaHei" w:hAnsi="Arial"/>
-          <w:sz w:val="21"/>
-          <w:szCs w:val="21"/>
-        </w:rPr>
-        <w:t xml:space="preserve">按渠道逐月算，并且受库存约束：预售 6,520 个名单 × 4% × 85% = 222 台；亚马逊按月日均 1.4 到 3.5 台；纽约独立站按网站访问 × 1% 转化，下半年加门店新增；批发 3 家试单。每条路径的转化率都标了来源，第一阶段的真实数字会替换它们。见总方案附录 D。</w:t>
-      </w:r>
-    </w:p>
-    <w:p>
-      <w:pPr>
-        <w:spacing w:after="120" w:line="300"/>
-      </w:pPr>
-      <w:r>
-        <w:rPr>
-          <w:rFonts w:ascii="Arial" w:cs="Arial" w:eastAsia="Microsoft YaHei" w:hAnsi="Arial"/>
-          <w:b/>
-          <w:bCs/>
-          <w:sz w:val="21"/>
-          <w:szCs w:val="21"/>
-        </w:rPr>
-        <w:t xml:space="preserve">10. 这笔钱什么时候回得来？</w:t>
-      </w:r>
-    </w:p>
-    <w:p>
-      <w:pPr>
-        <w:spacing w:after="120" w:line="300"/>
-      </w:pPr>
-      <w:r>
-        <w:rPr>
-          <w:rFonts w:ascii="Arial" w:cs="Arial" w:eastAsia="Microsoft YaHei" w:hAnsi="Arial"/>
-          <w:sz w:val="21"/>
-          <w:szCs w:val="21"/>
-        </w:rPr>
-        <w:t xml:space="preserve">14 个月全口径 −45.8 万，2027 年末累计现金 −55.9 万。2028 年条件推演经营 +30.2 万、现金 +38.9 万，2028 年末累计现金 −16.9 万。全部收回在 2029 年，前提是 2028 年达到推演的量。见总方案附录 E、F。</w:t>
-      </w:r>
-    </w:p>
-    <w:p>
-      <w:pPr>
-        <w:spacing w:after="120" w:line="300"/>
-      </w:pPr>
-      <w:r>
-        <w:rPr>
-          <w:rFonts w:ascii="Arial" w:cs="Arial" w:eastAsia="Microsoft YaHei" w:hAnsi="Arial"/>
-          <w:b/>
-          <w:bCs/>
-          <w:sz w:val="21"/>
-          <w:szCs w:val="21"/>
-        </w:rPr>
-        <w:t xml:space="preserve">11. 最多要压多少钱？</w:t>
-      </w:r>
-    </w:p>
-    <w:p>
-      <w:pPr>
-        <w:spacing w:after="120" w:line="300"/>
-      </w:pPr>
-      <w:r>
-        <w:rPr>
-          <w:rFonts w:ascii="Arial" w:cs="Arial" w:eastAsia="Microsoft YaHei" w:hAnsi="Arial"/>
-          <w:sz w:val="21"/>
-          <w:szCs w:val="21"/>
-        </w:rPr>
-        <w:t xml:space="preserve">基准路径峰值 65.9 万，在 2027 年 8 月。年末另有未付货款 23.2 万、库存 623 台。下行情景峰值 71.1 万。见总方案附录 E、F。</w:t>
-      </w:r>
-    </w:p>
-    <w:p>
-      <w:pPr>
-        <w:spacing w:after="120" w:line="300"/>
-      </w:pPr>
-      <w:r>
-        <w:rPr>
-          <w:rFonts w:ascii="Arial" w:cs="Arial" w:eastAsia="Microsoft YaHei" w:hAnsi="Arial"/>
-          <w:b/>
-          <w:bCs/>
-          <w:sz w:val="21"/>
-          <w:szCs w:val="21"/>
-        </w:rPr>
-        <w:t xml:space="preserve">12. 为什么和上一版数字不一样？</w:t>
-      </w:r>
-    </w:p>
-    <w:p>
-      <w:pPr>
-        <w:spacing w:after="120" w:line="300"/>
-      </w:pPr>
-      <w:r>
-        <w:rPr>
-          <w:rFonts w:ascii="Arial" w:cs="Arial" w:eastAsia="Microsoft YaHei" w:hAnsi="Arial"/>
-          <w:sz w:val="21"/>
-          <w:szCs w:val="21"/>
-        </w:rPr>
-        <w:t xml:space="preserve">上一版没有库存流水，1 到 2 月卖了没有的货；把一次性支出排在经营之外；用 80/20 的报价条款却按 40/40/20 算现金；2028 年把经营利润直接加到累计现金上。这一版统一了口径，数字变差，但每个数都能追到来源。见总方案附录 B。</w:t>
-      </w:r>
-    </w:p>
-    <w:p>
-      <w:pPr>
-        <w:spacing w:after="120" w:line="300"/>
-      </w:pPr>
-      <w:r>
-        <w:rPr>
-          <w:rFonts w:ascii="Arial" w:cs="Arial" w:eastAsia="Microsoft YaHei" w:hAnsi="Arial"/>
-          <w:b/>
-          <w:bCs/>
-          <w:sz w:val="21"/>
-          <w:szCs w:val="21"/>
-        </w:rPr>
-        <w:t xml:space="preserve">13. 为什么不先只做亚马逊，有数据再说？</w:t>
-      </w:r>
-    </w:p>
-    <w:p>
-      <w:pPr>
-        <w:spacing w:after="120" w:line="300"/>
-      </w:pPr>
-      <w:r>
-        <w:rPr>
-          <w:rFonts w:ascii="Arial" w:cs="Arial" w:eastAsia="Microsoft YaHei" w:hAnsi="Arial"/>
-          <w:sz w:val="21"/>
-          <w:szCs w:val="21"/>
-        </w:rPr>
-        <w:t xml:space="preserve">亚马逊稳定期每台剩 95 美元，固定费用一年 54.7 万，要卖 5,760 台才打平。只做亚马逊和批发，固定费用照样发生，14 个月结果比基准更差。见总方案第一问、第三问。</w:t>
-      </w:r>
-    </w:p>
-    <w:p>
-      <w:pPr>
-        <w:spacing w:after="120" w:line="300"/>
-      </w:pPr>
-      <w:r>
-        <w:rPr>
-          <w:rFonts w:ascii="Arial" w:cs="Arial" w:eastAsia="Microsoft YaHei" w:hAnsi="Arial"/>
-          <w:b/>
-          <w:bCs/>
-          <w:sz w:val="21"/>
-          <w:szCs w:val="21"/>
-        </w:rPr>
-        <w:t xml:space="preserve">14. 人员一年 26.4 万，是不是太重？</w:t>
-      </w:r>
-    </w:p>
-    <w:p>
-      <w:pPr>
-        <w:spacing w:after="120" w:line="300"/>
-      </w:pPr>
-      <w:r>
-        <w:rPr>
-          <w:rFonts w:ascii="Arial" w:cs="Arial" w:eastAsia="Microsoft YaHei" w:hAnsi="Arial"/>
-          <w:sz w:val="21"/>
-          <w:szCs w:val="21"/>
-        </w:rPr>
-        <w:t xml:space="preserve">美方负责人每月 9,000、资深销售每月 8,000 是含税和差旅的预留，待招聘报价。门店 2 人每月 1 万只在第三阶段。这三项是 2027 年固定费用里最大的一块，占 54.7 万里的 26.4 万。见总方案第七问。</w:t>
-      </w:r>
-    </w:p>
-    <w:p>
-      <w:pPr>
-        <w:spacing w:after="120" w:line="300"/>
-      </w:pPr>
-      <w:r>
-        <w:rPr>
-          <w:rFonts w:ascii="Arial" w:cs="Arial" w:eastAsia="Microsoft YaHei" w:hAnsi="Arial"/>
-          <w:b/>
-          <w:bCs/>
-          <w:sz w:val="21"/>
-          <w:szCs w:val="21"/>
-        </w:rPr>
-        <w:t xml:space="preserve">15. 关税 50% 有没有办法？</w:t>
-      </w:r>
-    </w:p>
-    <w:p>
-      <w:pPr>
-        <w:spacing w:after="120" w:line="300"/>
-      </w:pPr>
-      <w:r>
-        <w:rPr>
-          <w:rFonts w:ascii="Arial" w:cs="Arial" w:eastAsia="Microsoft YaHei" w:hAnsi="Arial"/>
-          <w:sz w:val="21"/>
-          <w:szCs w:val="21"/>
-        </w:rPr>
-        <w:t xml:space="preserve">现在没有。能做的两件事：批发走 FOB 直采，零售商自己交关税；2028 年部分产能放到中国以外，这是工厂端的决策。见总方案第二问。</w:t>
+        <w:t xml:space="preserve">10. 一台没卖过，凭什么说 5,026 台？</w:t>
+      </w:r>
+    </w:p>
+    <w:p>
+      <w:pPr>
+        <w:spacing w:after="120" w:line="300"/>
+      </w:pPr>
+      <w:r>
+        <w:rPr>
+          <w:rFonts w:ascii="Arial" w:cs="Arial" w:eastAsia="Microsoft YaHei" w:hAnsi="Arial"/>
+          <w:sz w:val="21"/>
+          <w:szCs w:val="21"/>
+        </w:rPr>
+        <w:t xml:space="preserve">按渠道逐月算，并且受库存约束：预售名单 1 月 4,000、2 月再加 2,720，× 4% 定金 × 85% 尾款 = 228 台；亚马逊按月日均 1.7 到 4 台；纽约独立站按网站访问 × 1% 转化，下半年加门店新增；批发 5 家试单 500 台。每条路径的转化率都标了来源，第一阶段的真实数字会替换它们。见总方案附录 D。</w:t>
+      </w:r>
+    </w:p>
+    <w:p>
+      <w:pPr>
+        <w:spacing w:after="120" w:line="300"/>
+      </w:pPr>
+      <w:r>
+        <w:rPr>
+          <w:rFonts w:ascii="Arial" w:cs="Arial" w:eastAsia="Microsoft YaHei" w:hAnsi="Arial"/>
+          <w:b/>
+          <w:bCs/>
+          <w:sz w:val="21"/>
+          <w:szCs w:val="21"/>
+        </w:rPr>
+        <w:t xml:space="preserve">11. 这笔钱什么时候回得来？</w:t>
+      </w:r>
+    </w:p>
+    <w:p>
+      <w:pPr>
+        <w:spacing w:after="120" w:line="300"/>
+      </w:pPr>
+      <w:r>
+        <w:rPr>
+          <w:rFonts w:ascii="Arial" w:cs="Arial" w:eastAsia="Microsoft YaHei" w:hAnsi="Arial"/>
+          <w:sz w:val="21"/>
+          <w:szCs w:val="21"/>
+        </w:rPr>
+        <w:t xml:space="preserve">14 个月全口径 −79.5 万，2027 年末累计现金 −90.9 万。2028 年条件推演经营 +34.0 万、现金 +38.8 万，2028 年末累计现金 −52.1 万。全部收回在 2029 年以后，前提是 2028 年达到推演的量。见总方案附录 E、F。</w:t>
+      </w:r>
+    </w:p>
+    <w:p>
+      <w:pPr>
+        <w:spacing w:after="120" w:line="300"/>
+      </w:pPr>
+      <w:r>
+        <w:rPr>
+          <w:rFonts w:ascii="Arial" w:cs="Arial" w:eastAsia="Microsoft YaHei" w:hAnsi="Arial"/>
+          <w:b/>
+          <w:bCs/>
+          <w:sz w:val="21"/>
+          <w:szCs w:val="21"/>
+        </w:rPr>
+        <w:t xml:space="preserve">12. 最多要压多少钱？</w:t>
+      </w:r>
+    </w:p>
+    <w:p>
+      <w:pPr>
+        <w:spacing w:after="120" w:line="300"/>
+      </w:pPr>
+      <w:r>
+        <w:rPr>
+          <w:rFonts w:ascii="Arial" w:cs="Arial" w:eastAsia="Microsoft YaHei" w:hAnsi="Arial"/>
+          <w:sz w:val="21"/>
+          <w:szCs w:val="21"/>
+        </w:rPr>
+        <w:t xml:space="preserve">基准路径峰值 100.9 万，在 2027 年 8 月。年末另有未付货款 24.8 万、库存 679 台。见总方案附录 E。</w:t>
+      </w:r>
+    </w:p>
+    <w:p>
+      <w:pPr>
+        <w:spacing w:after="120" w:line="300"/>
+      </w:pPr>
+      <w:r>
+        <w:rPr>
+          <w:rFonts w:ascii="Arial" w:cs="Arial" w:eastAsia="Microsoft YaHei" w:hAnsi="Arial"/>
+          <w:b/>
+          <w:bCs/>
+          <w:sz w:val="21"/>
+          <w:szCs w:val="21"/>
+        </w:rPr>
+        <w:t xml:space="preserve">13. 为什么和上一版数字不一样？</w:t>
+      </w:r>
+    </w:p>
+    <w:p>
+      <w:pPr>
+        <w:spacing w:after="120" w:line="300"/>
+      </w:pPr>
+      <w:r>
+        <w:rPr>
+          <w:rFonts w:ascii="Arial" w:cs="Arial" w:eastAsia="Microsoft YaHei" w:hAnsi="Arial"/>
+          <w:sz w:val="21"/>
+          <w:szCs w:val="21"/>
+        </w:rPr>
+        <w:t xml:space="preserve">上一版没有库存流水，1 到 2 月卖了没有的货；一次性支出排在经营之外；用 80/20 的报价条款却按 40/40/20 算现金；2028 年把经营利润直接加到累计现金上。这一版统一了口径，并把第二批提前到 1 月到仓。见总方案附录 B。</w:t>
+      </w:r>
+    </w:p>
+    <w:p>
+      <w:pPr>
+        <w:spacing w:after="120" w:line="300"/>
+      </w:pPr>
+      <w:r>
+        <w:rPr>
+          <w:rFonts w:ascii="Arial" w:cs="Arial" w:eastAsia="Microsoft YaHei" w:hAnsi="Arial"/>
+          <w:b/>
+          <w:bCs/>
+          <w:sz w:val="21"/>
+          <w:szCs w:val="21"/>
+        </w:rPr>
+        <w:t xml:space="preserve">14. 为什么不先只做亚马逊，有数据再说？</w:t>
+      </w:r>
+    </w:p>
+    <w:p>
+      <w:pPr>
+        <w:spacing w:after="120" w:line="300"/>
+      </w:pPr>
+      <w:r>
+        <w:rPr>
+          <w:rFonts w:ascii="Arial" w:cs="Arial" w:eastAsia="Microsoft YaHei" w:hAnsi="Arial"/>
+          <w:sz w:val="21"/>
+          <w:szCs w:val="21"/>
+        </w:rPr>
+        <w:t xml:space="preserve">亚马逊稳定期每台剩 95 美元，固定费用一年 54.7 万，要卖 5,760 台才打平。只做亚马逊和批发，固定费用照样发生，结果更差。见总方案第一问、第三问。</w:t>
+      </w:r>
+    </w:p>
+    <w:p>
+      <w:pPr>
+        <w:spacing w:after="120" w:line="300"/>
+      </w:pPr>
+      <w:r>
+        <w:rPr>
+          <w:rFonts w:ascii="Arial" w:cs="Arial" w:eastAsia="Microsoft YaHei" w:hAnsi="Arial"/>
+          <w:b/>
+          <w:bCs/>
+          <w:sz w:val="21"/>
+          <w:szCs w:val="21"/>
+        </w:rPr>
+        <w:t xml:space="preserve">15. 人员一年 26.4 万，是不是太重？</w:t>
+      </w:r>
+    </w:p>
+    <w:p>
+      <w:pPr>
+        <w:spacing w:after="120" w:line="300"/>
+      </w:pPr>
+      <w:r>
+        <w:rPr>
+          <w:rFonts w:ascii="Arial" w:cs="Arial" w:eastAsia="Microsoft YaHei" w:hAnsi="Arial"/>
+          <w:sz w:val="21"/>
+          <w:szCs w:val="21"/>
+        </w:rPr>
+        <w:t xml:space="preserve">美方负责人每月 9,000、资深销售每月 8,000 是含税和差旅的预留，待招聘报价。门店 2 人每月 1 万只在第三阶段。这是 2027 年固定费用 54.7 万里最大的一块。见总方案第七问。</w:t>
+      </w:r>
+    </w:p>
+    <w:p>
+      <w:pPr>
+        <w:spacing w:after="120" w:line="300"/>
+      </w:pPr>
+      <w:r>
+        <w:rPr>
+          <w:rFonts w:ascii="Arial" w:cs="Arial" w:eastAsia="Microsoft YaHei" w:hAnsi="Arial"/>
+          <w:b/>
+          <w:bCs/>
+          <w:sz w:val="21"/>
+          <w:szCs w:val="21"/>
+        </w:rPr>
+        <w:t xml:space="preserve">16. 关税 50% 有没有办法？</w:t>
+      </w:r>
+    </w:p>
+    <w:p>
+      <w:pPr>
+        <w:spacing w:after="120" w:line="300"/>
+      </w:pPr>
+      <w:r>
+        <w:rPr>
+          <w:rFonts w:ascii="Arial" w:cs="Arial" w:eastAsia="Microsoft YaHei" w:hAnsi="Arial"/>
+          <w:sz w:val="21"/>
+          <w:szCs w:val="21"/>
+        </w:rPr>
+        <w:t xml:space="preserve">现在没有。批发走 FOB 直采，零售商自己交关税；2028 年部分产能放到中国以外，是工厂端的决策。见总方案第二问。</w:t>
       </w:r>
     </w:p>
     <w:p>
@@ -629,7 +657,7 @@
           <w:sz w:val="21"/>
           <w:szCs w:val="21"/>
         </w:rPr>
-        <w:t xml:space="preserve">16. 纽约到底好在哪？</w:t>
+        <w:t xml:space="preserve">17. 纽约到底好在哪？</w:t>
       </w:r>
     </w:p>
     <w:p>
@@ -657,188 +685,188 @@
           <w:sz w:val="21"/>
           <w:szCs w:val="21"/>
         </w:rPr>
-        <w:t xml:space="preserve">17. 202 美元是不是没算获客？</w:t>
-      </w:r>
-    </w:p>
-    <w:p>
-      <w:pPr>
-        <w:spacing w:after="120" w:line="300"/>
-      </w:pPr>
-      <w:r>
-        <w:rPr>
-          <w:rFonts w:ascii="Arial" w:cs="Arial" w:eastAsia="Microsoft YaHei" w:hAnsi="Arial"/>
-          <w:sz w:val="21"/>
-          <w:szCs w:val="21"/>
-        </w:rPr>
-        <w:t xml:space="preserve">是。预售的获客成本每台 135 美元，扣完剩 73 美元；纽约独立站按内容和公关分摊，每台 85 美元，扣完剩 117 美元。所以通过线同时看交付后贡献、获客成本、扣获客后贡献、获客方式能不能重复。付费名单只用在首发。见总方案第三问、附录 C。</w:t>
-      </w:r>
-    </w:p>
-    <w:p>
-      <w:pPr>
-        <w:spacing w:after="120" w:line="300"/>
-      </w:pPr>
-      <w:r>
-        <w:rPr>
-          <w:rFonts w:ascii="Arial" w:cs="Arial" w:eastAsia="Microsoft YaHei" w:hAnsi="Arial"/>
-          <w:b/>
-          <w:bCs/>
-          <w:sz w:val="21"/>
-          <w:szCs w:val="21"/>
-        </w:rPr>
-        <w:t xml:space="preserve">18. 第一阶段 9.9 万花在哪？哪些收不回？</w:t>
-      </w:r>
-    </w:p>
-    <w:p>
-      <w:pPr>
-        <w:spacing w:after="120" w:line="300"/>
-      </w:pPr>
-      <w:r>
-        <w:rPr>
-          <w:rFonts w:ascii="Arial" w:cs="Arial" w:eastAsia="Microsoft YaHei" w:hAnsi="Arial"/>
-          <w:sz w:val="21"/>
-          <w:szCs w:val="21"/>
-        </w:rPr>
-        <w:t xml:space="preserve">付费名单 2.4，预售系统 0.3，编号版铭牌礼盒 0.5，寄样 30 台 1.2，2 周快闪 3.4，Vine 20 台 0.6，内容 0.8，公关延长 0.7。收不回的是快闪场地装修 1.8 和寄样送评 50 台货值 1.5。见总方案第六问。</w:t>
-      </w:r>
-    </w:p>
-    <w:p>
-      <w:pPr>
-        <w:spacing w:after="120" w:line="300"/>
-      </w:pPr>
-      <w:r>
-        <w:rPr>
-          <w:rFonts w:ascii="Arial" w:cs="Arial" w:eastAsia="Microsoft YaHei" w:hAnsi="Arial"/>
-          <w:b/>
-          <w:bCs/>
-          <w:sz w:val="21"/>
-          <w:szCs w:val="21"/>
-        </w:rPr>
-        <w:t xml:space="preserve">19. 快闪 2 周 3.4 万，只卖 42 台，值吗？</w:t>
-      </w:r>
-    </w:p>
-    <w:p>
-      <w:pPr>
-        <w:spacing w:after="120" w:line="300"/>
-      </w:pPr>
-      <w:r>
-        <w:rPr>
-          <w:rFonts w:ascii="Arial" w:cs="Arial" w:eastAsia="Microsoft YaHei" w:hAnsi="Arial"/>
-          <w:sz w:val="21"/>
-          <w:szCs w:val="21"/>
-        </w:rPr>
-        <w:t xml:space="preserve">它买的是到店成交率和原价接受度两个数，加约 420 个名单。没有这两个数，门店不能签。每天 120 人到店是假设。见总方案第六问。</w:t>
-      </w:r>
-    </w:p>
-    <w:p>
-      <w:pPr>
-        <w:spacing w:after="120" w:line="300"/>
-      </w:pPr>
-      <w:r>
-        <w:rPr>
-          <w:rFonts w:ascii="Arial" w:cs="Arial" w:eastAsia="Microsoft YaHei" w:hAnsi="Arial"/>
-          <w:b/>
-          <w:bCs/>
-          <w:sz w:val="21"/>
-          <w:szCs w:val="21"/>
-        </w:rPr>
-        <w:t xml:space="preserve">20. 为什么不直接开店？</w:t>
-      </w:r>
-    </w:p>
-    <w:p>
-      <w:pPr>
-        <w:spacing w:after="120" w:line="300"/>
-      </w:pPr>
-      <w:r>
-        <w:rPr>
-          <w:rFonts w:ascii="Arial" w:cs="Arial" w:eastAsia="Microsoft YaHei" w:hAnsi="Arial"/>
-          <w:sz w:val="21"/>
-          <w:szCs w:val="21"/>
-        </w:rPr>
-        <w:t xml:space="preserve">开店是刚性支出：租金每月 1.2 万、2 人每月 1.0 万、装修 3 万。门店每月要新增 134 台订单才覆盖这些费用，网站已有的订单转到门店不算新增。第三阶段才签，只签 6 个月。见总方案第八问。</w:t>
-      </w:r>
-    </w:p>
-    <w:p>
-      <w:pPr>
-        <w:spacing w:after="120" w:line="300"/>
-      </w:pPr>
-      <w:r>
-        <w:rPr>
-          <w:rFonts w:ascii="Arial" w:cs="Arial" w:eastAsia="Microsoft YaHei" w:hAnsi="Arial"/>
-          <w:b/>
-          <w:bCs/>
-          <w:sz w:val="21"/>
-          <w:szCs w:val="21"/>
-        </w:rPr>
-        <w:t xml:space="preserve">21. 配送 115 美元靠不靠谱？</w:t>
-      </w:r>
-    </w:p>
-    <w:p>
-      <w:pPr>
-        <w:spacing w:after="120" w:line="300"/>
-      </w:pPr>
-      <w:r>
-        <w:rPr>
-          <w:rFonts w:ascii="Arial" w:cs="Arial" w:eastAsia="Microsoft YaHei" w:hAnsi="Arial"/>
-          <w:sz w:val="21"/>
-          <w:szCs w:val="21"/>
-        </w:rPr>
-        <w:t xml:space="preserve">Lugg 纽约两人上门 46 美元起步，加每英里 2.68、每分钟 1.94，公开示例 88 到 204 美元是基于 5 英里和 15 分钟人工，另有预订费。115 美元是预留，不是报价。第二阶段每单记录实际成本、失败率和运损。见总方案第四问、附录 J。</w:t>
-      </w:r>
-    </w:p>
-    <w:p>
-      <w:pPr>
-        <w:spacing w:after="120" w:line="300"/>
-      </w:pPr>
-      <w:r>
-        <w:rPr>
-          <w:rFonts w:ascii="Arial" w:cs="Arial" w:eastAsia="Microsoft YaHei" w:hAnsi="Arial"/>
-          <w:b/>
-          <w:bCs/>
-          <w:sz w:val="21"/>
-          <w:szCs w:val="21"/>
-        </w:rPr>
-        <w:t xml:space="preserve">22. 限量版、联名、I ❤ NY 都没谈，凭什么写进去？</w:t>
-      </w:r>
-    </w:p>
-    <w:p>
-      <w:pPr>
-        <w:spacing w:after="120" w:line="300"/>
-      </w:pPr>
-      <w:r>
-        <w:rPr>
-          <w:rFonts w:ascii="Arial" w:cs="Arial" w:eastAsia="Microsoft YaHei" w:hAnsi="Arial"/>
-          <w:sz w:val="21"/>
-          <w:szCs w:val="21"/>
-        </w:rPr>
-        <w:t xml:space="preserve">全部标为待验证，只放在第三阶段。2027 年限量版只做颜色和编号，不改门板不加灯，因为改硬件要重新认证。见总方案第四问。</w:t>
-      </w:r>
-    </w:p>
-    <w:p>
-      <w:pPr>
-        <w:spacing w:after="120" w:line="300"/>
-      </w:pPr>
-      <w:r>
-        <w:rPr>
-          <w:rFonts w:ascii="Arial" w:cs="Arial" w:eastAsia="Microsoft YaHei" w:hAnsi="Arial"/>
-          <w:b/>
-          <w:bCs/>
-          <w:sz w:val="21"/>
-          <w:szCs w:val="21"/>
-        </w:rPr>
-        <w:t xml:space="preserve">23. 为什么不去 Costco、Home Depot？</w:t>
-      </w:r>
-    </w:p>
-    <w:p>
-      <w:pPr>
-        <w:spacing w:after="120" w:line="300"/>
-      </w:pPr>
-      <w:r>
-        <w:rPr>
-          <w:rFonts w:ascii="Arial" w:cs="Arial" w:eastAsia="Microsoft YaHei" w:hAnsi="Arial"/>
-          <w:sz w:val="21"/>
-          <w:szCs w:val="21"/>
-        </w:rPr>
-        <w:t xml:space="preserve">它们的比较对象是 179 美元的 Galanz，进去就是降价，而且提前 12 个月排货架。2027 年只建联系。见总方案第四问。</w:t>
+        <w:t xml:space="preserve">18. 202 美元是不是没算获客？</w:t>
+      </w:r>
+    </w:p>
+    <w:p>
+      <w:pPr>
+        <w:spacing w:after="120" w:line="300"/>
+      </w:pPr>
+      <w:r>
+        <w:rPr>
+          <w:rFonts w:ascii="Arial" w:cs="Arial" w:eastAsia="Microsoft YaHei" w:hAnsi="Arial"/>
+          <w:sz w:val="21"/>
+          <w:szCs w:val="21"/>
+        </w:rPr>
+        <w:t xml:space="preserve">是。预售的获客成本每台 89 美元，扣完剩 119 美元；纽约独立站按内容和公关分摊，每台 85 美元，扣完剩 117 美元。通过线同时看交付后贡献、获客成本、扣获客后贡献、获客方式能不能重复。见总方案第三问、附录 C。</w:t>
+      </w:r>
+    </w:p>
+    <w:p>
+      <w:pPr>
+        <w:spacing w:after="120" w:line="300"/>
+      </w:pPr>
+      <w:r>
+        <w:rPr>
+          <w:rFonts w:ascii="Arial" w:cs="Arial" w:eastAsia="Microsoft YaHei" w:hAnsi="Arial"/>
+          <w:b/>
+          <w:bCs/>
+          <w:sz w:val="21"/>
+          <w:szCs w:val="21"/>
+        </w:rPr>
+        <w:t xml:space="preserve">19. 第一阶段 8.9 万花在哪？哪些收不回？</w:t>
+      </w:r>
+    </w:p>
+    <w:p>
+      <w:pPr>
+        <w:spacing w:after="120" w:line="300"/>
+      </w:pPr>
+      <w:r>
+        <w:rPr>
+          <w:rFonts w:ascii="Arial" w:cs="Arial" w:eastAsia="Microsoft YaHei" w:hAnsi="Arial"/>
+          <w:sz w:val="21"/>
+          <w:szCs w:val="21"/>
+        </w:rPr>
+        <w:t xml:space="preserve">付费名单 1.4，预售系统 0.3，编号版铭牌礼盒 0.5，寄样 30 台 1.2，2 周快闪 3.4，Vine 20 台 0.6，内容 0.8，公关延长 0.7。收不回的是快闪场地装修 1.8 和寄样送评 50 台货值 1.5。见总方案第六问。</w:t>
+      </w:r>
+    </w:p>
+    <w:p>
+      <w:pPr>
+        <w:spacing w:after="120" w:line="300"/>
+      </w:pPr>
+      <w:r>
+        <w:rPr>
+          <w:rFonts w:ascii="Arial" w:cs="Arial" w:eastAsia="Microsoft YaHei" w:hAnsi="Arial"/>
+          <w:b/>
+          <w:bCs/>
+          <w:sz w:val="21"/>
+          <w:szCs w:val="21"/>
+        </w:rPr>
+        <w:t xml:space="preserve">20. CES 已经发布了，为什么还要 2 月快闪？</w:t>
+      </w:r>
+    </w:p>
+    <w:p>
+      <w:pPr>
+        <w:spacing w:after="120" w:line="300"/>
+      </w:pPr>
+      <w:r>
+        <w:rPr>
+          <w:rFonts w:ascii="Arial" w:cs="Arial" w:eastAsia="Microsoft YaHei" w:hAnsi="Arial"/>
+          <w:sz w:val="21"/>
+          <w:szCs w:val="21"/>
+        </w:rPr>
+        <w:t xml:space="preserve">CES 验证的是远程付定金，快闪验证的是到店原价成交和配送。两个数都要，门店才能签。快闪 3.4 万买的是这两个数和约 420 个名单。见总方案第六问。</w:t>
+      </w:r>
+    </w:p>
+    <w:p>
+      <w:pPr>
+        <w:spacing w:after="120" w:line="300"/>
+      </w:pPr>
+      <w:r>
+        <w:rPr>
+          <w:rFonts w:ascii="Arial" w:cs="Arial" w:eastAsia="Microsoft YaHei" w:hAnsi="Arial"/>
+          <w:b/>
+          <w:bCs/>
+          <w:sz w:val="21"/>
+          <w:szCs w:val="21"/>
+        </w:rPr>
+        <w:t xml:space="preserve">21. 为什么不直接开店？</w:t>
+      </w:r>
+    </w:p>
+    <w:p>
+      <w:pPr>
+        <w:spacing w:after="120" w:line="300"/>
+      </w:pPr>
+      <w:r>
+        <w:rPr>
+          <w:rFonts w:ascii="Arial" w:cs="Arial" w:eastAsia="Microsoft YaHei" w:hAnsi="Arial"/>
+          <w:sz w:val="21"/>
+          <w:szCs w:val="21"/>
+        </w:rPr>
+        <w:t xml:space="preserve">开店是刚性支出：租金每月 1.2 万、2 人每月 1.0 万、装修 3 万。门店每月要新增 134 台订单才覆盖，网站已有的订单转到门店不算新增。第三阶段才签，只签 6 个月。见总方案第八问。</w:t>
+      </w:r>
+    </w:p>
+    <w:p>
+      <w:pPr>
+        <w:spacing w:after="120" w:line="300"/>
+      </w:pPr>
+      <w:r>
+        <w:rPr>
+          <w:rFonts w:ascii="Arial" w:cs="Arial" w:eastAsia="Microsoft YaHei" w:hAnsi="Arial"/>
+          <w:b/>
+          <w:bCs/>
+          <w:sz w:val="21"/>
+          <w:szCs w:val="21"/>
+        </w:rPr>
+        <w:t xml:space="preserve">22. 配送 115 美元靠不靠谱？</w:t>
+      </w:r>
+    </w:p>
+    <w:p>
+      <w:pPr>
+        <w:spacing w:after="120" w:line="300"/>
+      </w:pPr>
+      <w:r>
+        <w:rPr>
+          <w:rFonts w:ascii="Arial" w:cs="Arial" w:eastAsia="Microsoft YaHei" w:hAnsi="Arial"/>
+          <w:sz w:val="21"/>
+          <w:szCs w:val="21"/>
+        </w:rPr>
+        <w:t xml:space="preserve">Lugg 纽约两人上门 46 美元起步，加每英里 2.68、每分钟 1.94，公开示例 88 到 204 美元基于 5 英里和 15 分钟人工，另有预订费。115 美元是预留。第二阶段每单记录实际成本、失败率和运损。见总方案第四问、附录 J。</w:t>
+      </w:r>
+    </w:p>
+    <w:p>
+      <w:pPr>
+        <w:spacing w:after="120" w:line="300"/>
+      </w:pPr>
+      <w:r>
+        <w:rPr>
+          <w:rFonts w:ascii="Arial" w:cs="Arial" w:eastAsia="Microsoft YaHei" w:hAnsi="Arial"/>
+          <w:b/>
+          <w:bCs/>
+          <w:sz w:val="21"/>
+          <w:szCs w:val="21"/>
+        </w:rPr>
+        <w:t xml:space="preserve">23. 限量版、联名、I ❤ NY 都没谈，凭什么写进去？</w:t>
+      </w:r>
+    </w:p>
+    <w:p>
+      <w:pPr>
+        <w:spacing w:after="120" w:line="300"/>
+      </w:pPr>
+      <w:r>
+        <w:rPr>
+          <w:rFonts w:ascii="Arial" w:cs="Arial" w:eastAsia="Microsoft YaHei" w:hAnsi="Arial"/>
+          <w:sz w:val="21"/>
+          <w:szCs w:val="21"/>
+        </w:rPr>
+        <w:t xml:space="preserve">全部标为待验证，只放在第三阶段。2027 年限量版只做颜色和编号，不改门板不加灯，改硬件要重新认证。见总方案第四问。</w:t>
+      </w:r>
+    </w:p>
+    <w:p>
+      <w:pPr>
+        <w:spacing w:after="120" w:line="300"/>
+      </w:pPr>
+      <w:r>
+        <w:rPr>
+          <w:rFonts w:ascii="Arial" w:cs="Arial" w:eastAsia="Microsoft YaHei" w:hAnsi="Arial"/>
+          <w:b/>
+          <w:bCs/>
+          <w:sz w:val="21"/>
+          <w:szCs w:val="21"/>
+        </w:rPr>
+        <w:t xml:space="preserve">24. 为什么不去 Costco、Home Depot？</w:t>
+      </w:r>
+    </w:p>
+    <w:p>
+      <w:pPr>
+        <w:spacing w:after="120" w:line="300"/>
+      </w:pPr>
+      <w:r>
+        <w:rPr>
+          <w:rFonts w:ascii="Arial" w:cs="Arial" w:eastAsia="Microsoft YaHei" w:hAnsi="Arial"/>
+          <w:sz w:val="21"/>
+          <w:szCs w:val="21"/>
+        </w:rPr>
+        <w:t xml:space="preserve">它们的比较对象是 179 美元的 Galanz，进去就是降价，而且提前 12 个月排货架。CES 上建联系，2027 年不进考核。见总方案第四问。</w:t>
       </w:r>
     </w:p>
     <w:p>
@@ -873,35 +901,35 @@
           <w:sz w:val="21"/>
           <w:szCs w:val="21"/>
         </w:rPr>
-        <w:t xml:space="preserve">24. 1P 为什么不做了？</w:t>
-      </w:r>
-    </w:p>
-    <w:p>
-      <w:pPr>
-        <w:spacing w:after="120" w:line="300"/>
-      </w:pPr>
-      <w:r>
-        <w:rPr>
-          <w:rFonts w:ascii="Arial" w:cs="Arial" w:eastAsia="Microsoft YaHei" w:hAnsi="Arial"/>
-          <w:sz w:val="21"/>
-          <w:szCs w:val="21"/>
-        </w:rPr>
-        <w:t xml:space="preserve">1P 是亚马逊买断，按批发价结算，账上利润率 14.5%，营销由亚马逊出。3P 定价权和数据在自己手里，但佣金、仓配、广告自己扛，稳定期每台 95 美元。3P 的好处要靠纽约这类不付广告的渠道才能兑现。见总方案第二问、第三问。</w:t>
-      </w:r>
-    </w:p>
-    <w:p>
-      <w:pPr>
-        <w:spacing w:after="120" w:line="300"/>
-      </w:pPr>
-      <w:r>
-        <w:rPr>
-          <w:rFonts w:ascii="Arial" w:cs="Arial" w:eastAsia="Microsoft YaHei" w:hAnsi="Arial"/>
-          <w:b/>
-          <w:bCs/>
-          <w:sz w:val="21"/>
-          <w:szCs w:val="21"/>
-        </w:rPr>
-        <w:t xml:space="preserve">25. 代运营一年 26.6 万，不投广告是不是白付？</w:t>
+        <w:t xml:space="preserve">25. 1P 为什么不做了？</w:t>
+      </w:r>
+    </w:p>
+    <w:p>
+      <w:pPr>
+        <w:spacing w:after="120" w:line="300"/>
+      </w:pPr>
+      <w:r>
+        <w:rPr>
+          <w:rFonts w:ascii="Arial" w:cs="Arial" w:eastAsia="Microsoft YaHei" w:hAnsi="Arial"/>
+          <w:sz w:val="21"/>
+          <w:szCs w:val="21"/>
+        </w:rPr>
+        <w:t xml:space="preserve">1P 是亚马逊买断，账上利润率 14.5%，营销由亚马逊出。3P 定价权和数据在自己手里，稳定期每台 95 美元，好处要靠纽约这类不付广告的渠道兑现。见总方案第二问、第三问。</w:t>
+      </w:r>
+    </w:p>
+    <w:p>
+      <w:pPr>
+        <w:spacing w:after="120" w:line="300"/>
+      </w:pPr>
+      <w:r>
+        <w:rPr>
+          <w:rFonts w:ascii="Arial" w:cs="Arial" w:eastAsia="Microsoft YaHei" w:hAnsi="Arial"/>
+          <w:b/>
+          <w:bCs/>
+          <w:sz w:val="21"/>
+          <w:szCs w:val="21"/>
+        </w:rPr>
+        <w:t xml:space="preserve">26. 代运营一年 26.6 万，不投广告是不是白付？</w:t>
       </w:r>
     </w:p>
     <w:p>
@@ -929,48 +957,48 @@
           <w:sz w:val="21"/>
           <w:szCs w:val="21"/>
         </w:rPr>
-        <w:t xml:space="preserve">26. 包装超线怎么办？</w:t>
-      </w:r>
-    </w:p>
-    <w:p>
-      <w:pPr>
-        <w:spacing w:after="120" w:line="300"/>
-      </w:pPr>
-      <w:r>
-        <w:rPr>
-          <w:rFonts w:ascii="Arial" w:cs="Arial" w:eastAsia="Microsoft YaHei" w:hAnsi="Arial"/>
-          <w:sz w:val="21"/>
-          <w:szCs w:val="21"/>
-        </w:rPr>
-        <w:t xml:space="preserve">超过 0.34 立方米，亚马逊仓配从 107 美元跳到 202 美元，亚马逊渠道负毛利。11 月 5 日前工厂实测定版，是开产前的硬条件。见总方案第二问。</w:t>
-      </w:r>
-    </w:p>
-    <w:p>
-      <w:pPr>
-        <w:spacing w:after="120" w:line="300"/>
-      </w:pPr>
-      <w:r>
-        <w:rPr>
-          <w:rFonts w:ascii="Arial" w:cs="Arial" w:eastAsia="Microsoft YaHei" w:hAnsi="Arial"/>
-          <w:b/>
-          <w:bCs/>
-          <w:sz w:val="21"/>
-          <w:szCs w:val="21"/>
-        </w:rPr>
-        <w:t xml:space="preserve">27. 为什么不打折冲量？</w:t>
-      </w:r>
-    </w:p>
-    <w:p>
-      <w:pPr>
-        <w:spacing w:after="120" w:line="300"/>
-      </w:pPr>
-      <w:r>
-        <w:rPr>
-          <w:rFonts w:ascii="Arial" w:cs="Arial" w:eastAsia="Microsoft YaHei" w:hAnsi="Arial"/>
-          <w:sz w:val="21"/>
-          <w:szCs w:val="21"/>
-        </w:rPr>
-        <w:t xml:space="preserve">打折冲的是亚马逊的量，每多卖一台亏一台。原价成交靠编号版和限量，不靠折扣。促销价只用在首发、7 月会员日和 12 月，黑五价只用在 11 月。见总方案第二问。</w:t>
+        <w:t xml:space="preserve">27. 包装超线怎么办？</w:t>
+      </w:r>
+    </w:p>
+    <w:p>
+      <w:pPr>
+        <w:spacing w:after="120" w:line="300"/>
+      </w:pPr>
+      <w:r>
+        <w:rPr>
+          <w:rFonts w:ascii="Arial" w:cs="Arial" w:eastAsia="Microsoft YaHei" w:hAnsi="Arial"/>
+          <w:sz w:val="21"/>
+          <w:szCs w:val="21"/>
+        </w:rPr>
+        <w:t xml:space="preserve">超过 0.34 立方米，亚马逊仓配从 107 美元跳到 202 美元，亚马逊渠道负毛利。11 月 5 日前工厂实测定版。见总方案第二问。</w:t>
+      </w:r>
+    </w:p>
+    <w:p>
+      <w:pPr>
+        <w:spacing w:after="120" w:line="300"/>
+      </w:pPr>
+      <w:r>
+        <w:rPr>
+          <w:rFonts w:ascii="Arial" w:cs="Arial" w:eastAsia="Microsoft YaHei" w:hAnsi="Arial"/>
+          <w:b/>
+          <w:bCs/>
+          <w:sz w:val="21"/>
+          <w:szCs w:val="21"/>
+        </w:rPr>
+        <w:t xml:space="preserve">28. 为什么不打折冲量？</w:t>
+      </w:r>
+    </w:p>
+    <w:p>
+      <w:pPr>
+        <w:spacing w:after="120" w:line="300"/>
+      </w:pPr>
+      <w:r>
+        <w:rPr>
+          <w:rFonts w:ascii="Arial" w:cs="Arial" w:eastAsia="Microsoft YaHei" w:hAnsi="Arial"/>
+          <w:sz w:val="21"/>
+          <w:szCs w:val="21"/>
+        </w:rPr>
+        <w:t xml:space="preserve">打折冲的是亚马逊的量，每多卖一台亏一台。原价成交靠编号版和限量。促销价只用在首发、7 月会员日和 12 月，黑五价只用在 11 月。见总方案第二问。</w:t>
       </w:r>
     </w:p>
     <w:p>
@@ -1005,76 +1033,48 @@
           <w:sz w:val="21"/>
           <w:szCs w:val="21"/>
         </w:rPr>
-        <w:t xml:space="preserve">28. 谁负责？</w:t>
-      </w:r>
-    </w:p>
-    <w:p>
-      <w:pPr>
-        <w:spacing w:after="120" w:line="300"/>
-      </w:pPr>
-      <w:r>
-        <w:rPr>
-          <w:rFonts w:ascii="Arial" w:cs="Arial" w:eastAsia="Microsoft YaHei" w:hAnsi="Arial"/>
-          <w:sz w:val="21"/>
-          <w:szCs w:val="21"/>
-        </w:rPr>
-        <w:t xml:space="preserve">Kevin 为项目负责人，职责范围和考核待黎总确认。美方负责人 12 月起全职，管 B 端、场所、现场、3PL 和配送。资深销售 1 月起全职，管批发客户。Adlink 管线上，3PL 管仓储配送，公关公司管媒体。门店 2 人只在第三阶段招。见总方案第十问。</w:t>
-      </w:r>
-    </w:p>
-    <w:p>
-      <w:pPr>
-        <w:spacing w:after="120" w:line="300"/>
-      </w:pPr>
-      <w:r>
-        <w:rPr>
-          <w:rFonts w:ascii="Arial" w:cs="Arial" w:eastAsia="Microsoft YaHei" w:hAnsi="Arial"/>
-          <w:b/>
-          <w:bCs/>
-          <w:sz w:val="21"/>
-          <w:szCs w:val="21"/>
-        </w:rPr>
-        <w:t xml:space="preserve">29. 我怎么看到每一笔钱？</w:t>
-      </w:r>
-    </w:p>
-    <w:p>
-      <w:pPr>
-        <w:spacing w:after="120" w:line="300"/>
-      </w:pPr>
-      <w:r>
-        <w:rPr>
-          <w:rFonts w:ascii="Arial" w:cs="Arial" w:eastAsia="Microsoft YaHei" w:hAnsi="Arial"/>
-          <w:sz w:val="21"/>
-          <w:szCs w:val="21"/>
-        </w:rPr>
-        <w:t xml:space="preserve">每周一一张表，六个数：付费订单、定金、名单和获客成本、B 端进展、本周支出、累计支出对预算。黎总批阶段预算、提前备货、2 万美元以上合同、租约、新增人员、新增供应商、科目调剂、任何超预算支出、阶段的继续或停止，3 个工作日答复。Kevin 在已批预算和供应商范围内执行，1 万以下自行决定，1 万到 2 万当日报备、黎总 2 个工作日内可否决。没有自行超支的空间。这是建议，待批。见总方案第十问。</w:t>
-      </w:r>
-    </w:p>
-    <w:p>
-      <w:pPr>
-        <w:spacing w:after="120" w:line="300"/>
-      </w:pPr>
-      <w:r>
-        <w:rPr>
-          <w:rFonts w:ascii="Arial" w:cs="Arial" w:eastAsia="Microsoft YaHei" w:hAnsi="Arial"/>
-          <w:b/>
-          <w:bCs/>
-          <w:sz w:val="21"/>
-          <w:szCs w:val="21"/>
-        </w:rPr>
-        <w:t xml:space="preserve">30. 第二批为什么在验证之前就下单？</w:t>
-      </w:r>
-    </w:p>
-    <w:p>
-      <w:pPr>
-        <w:spacing w:after="120" w:line="300"/>
-      </w:pPr>
-      <w:r>
-        <w:rPr>
-          <w:rFonts w:ascii="Arial" w:cs="Arial" w:eastAsia="Microsoft YaHei" w:hAnsi="Arial"/>
-          <w:sz w:val="21"/>
-          <w:szCs w:val="21"/>
-        </w:rPr>
-        <w:t xml:space="preserve">3 月中旬前没有货，2 月快闪和预售的订单就交不了。所以 300 台单列为提前备货授权，出厂价 5.1 万、关税海运 3.6 万。第一阶段不通过，这 300 台按亚马逊节奏卖，已算进停止结算。见总方案第六问、第九问。</w:t>
+        <w:t xml:space="preserve">29. 谁负责？</w:t>
+      </w:r>
+    </w:p>
+    <w:p>
+      <w:pPr>
+        <w:spacing w:after="120" w:line="300"/>
+      </w:pPr>
+      <w:r>
+        <w:rPr>
+          <w:rFonts w:ascii="Arial" w:cs="Arial" w:eastAsia="Microsoft YaHei" w:hAnsi="Arial"/>
+          <w:sz w:val="21"/>
+          <w:szCs w:val="21"/>
+        </w:rPr>
+        <w:t xml:space="preserve">Kevin 为项目负责人，职责范围和考核待黎总确认。美方负责人 12 月起全职，管 B 端、场所、现场、3PL 和配送。资深销售 1 月起全职，管批发客户和 CES 会谈跟进。Adlink 管线上，3PL 管仓储配送，公关公司管媒体。门店 2 人只在第三阶段招。见总方案第十问。</w:t>
+      </w:r>
+    </w:p>
+    <w:p>
+      <w:pPr>
+        <w:spacing w:after="120" w:line="300"/>
+      </w:pPr>
+      <w:r>
+        <w:rPr>
+          <w:rFonts w:ascii="Arial" w:cs="Arial" w:eastAsia="Microsoft YaHei" w:hAnsi="Arial"/>
+          <w:b/>
+          <w:bCs/>
+          <w:sz w:val="21"/>
+          <w:szCs w:val="21"/>
+        </w:rPr>
+        <w:t xml:space="preserve">30. 我怎么看到每一笔钱？</w:t>
+      </w:r>
+    </w:p>
+    <w:p>
+      <w:pPr>
+        <w:spacing w:after="120" w:line="300"/>
+      </w:pPr>
+      <w:r>
+        <w:rPr>
+          <w:rFonts w:ascii="Arial" w:cs="Arial" w:eastAsia="Microsoft YaHei" w:hAnsi="Arial"/>
+          <w:sz w:val="21"/>
+          <w:szCs w:val="21"/>
+        </w:rPr>
+        <w:t xml:space="preserve">每周一一张表，六个数：付费订单、定金、名单和获客成本、B 端进展、本周支出、累计支出对预算。黎总批阶段预算、提前备货、2 万美元以上合同、租约、新增人员、新增供应商、科目调剂、任何超预算支出、阶段的继续或停止，3 个工作日答复。Kevin 在已批预算和供应商范围内执行，1 万以下自行决定，1 万到 2 万当日报备、黎总 2 个工作日内可否决。没有自行超支的空间。待批。见总方案第十问。</w:t>
       </w:r>
     </w:p>
     <w:p>
@@ -1130,7 +1130,35 @@
           <w:sz w:val="21"/>
           <w:szCs w:val="21"/>
         </w:rPr>
-        <w:t xml:space="preserve">第一阶段 180 台定金：按 85% 付尾款交付 153 台，加快闪 42 台和亚马逊，第二批 300 台 5 月前卖完。第二阶段每台贡献 160 美元和扣获客后 80 美元：低于它，纽约比亚马逊好不了一倍。第三阶段门店每月新增 134 台：覆盖租金、人员和装修分摊。见总方案第八问。</w:t>
+        <w:t xml:space="preserve">第一阶段 180 台定金：85% 付尾款交付 153 台，加快闪和亚马逊，第二批 300 台 4 月前卖完。第二阶段每台贡献 160 美元、扣获客后 80 美元：低于它，纽约比亚马逊好不了一倍。第三阶段门店每月新增 134 台：覆盖租金、人员和装修分摊。见总方案第八问。</w:t>
+      </w:r>
+    </w:p>
+    <w:p>
+      <w:pPr>
+        <w:spacing w:after="120" w:line="300"/>
+      </w:pPr>
+      <w:r>
+        <w:rPr>
+          <w:rFonts w:ascii="Arial" w:cs="Arial" w:eastAsia="Microsoft YaHei" w:hAnsi="Arial"/>
+          <w:b/>
+          <w:bCs/>
+          <w:sz w:val="21"/>
+          <w:szCs w:val="21"/>
+        </w:rPr>
+        <w:t xml:space="preserve">33. CES 的数没到，快闪的数到了，怎么办？</w:t>
+      </w:r>
+    </w:p>
+    <w:p>
+      <w:pPr>
+        <w:spacing w:after="120" w:line="300"/>
+      </w:pPr>
+      <w:r>
+        <w:rPr>
+          <w:rFonts w:ascii="Arial" w:cs="Arial" w:eastAsia="Microsoft YaHei" w:hAnsi="Arial"/>
+          <w:sz w:val="21"/>
+          <w:szCs w:val="21"/>
+        </w:rPr>
+        <w:t xml:space="preserve">第二阶段照放，CES 的差额记入它自己的账。反过来，CES 的数到了、快闪没到，第二阶段减半，只保留配送实测和批发跟进。见总方案第八问。</w:t>
       </w:r>
     </w:p>
     <w:p>
@@ -1165,91 +1193,91 @@
           <w:sz w:val="21"/>
           <w:szCs w:val="21"/>
         </w:rPr>
-        <w:t xml:space="preserve">33. 万一卖不动，停下来最多损失多少？</w:t>
-      </w:r>
-    </w:p>
-    <w:p>
-      <w:pPr>
-        <w:spacing w:after="120" w:line="300"/>
-      </w:pPr>
-      <w:r>
-        <w:rPr>
-          <w:rFonts w:ascii="Arial" w:cs="Arial" w:eastAsia="Microsoft YaHei" w:hAnsi="Arial"/>
-          <w:sz w:val="21"/>
-          <w:szCs w:val="21"/>
-        </w:rPr>
-        <w:t xml:space="preserve">2 月 28 日停：完整结算 49.4 万，含已发生净支出 33.6、在途和未付货款 9.1、代运营余款 8.0、清货费用 0.7，减库存清货净回收 2.1。库存 358 台含在途 300，按每月 60 台约 5 个月卖完，37 台无法售出。6 月 30 日停：55.7 万。见总方案第九问。</w:t>
-      </w:r>
-    </w:p>
-    <w:p>
-      <w:pPr>
-        <w:spacing w:after="120" w:line="300"/>
-      </w:pPr>
-      <w:r>
-        <w:rPr>
-          <w:rFonts w:ascii="Arial" w:cs="Arial" w:eastAsia="Microsoft YaHei" w:hAnsi="Arial"/>
-          <w:b/>
-          <w:bCs/>
-          <w:sz w:val="21"/>
-          <w:szCs w:val="21"/>
-        </w:rPr>
-        <w:t xml:space="preserve">34. 停了以后损失还会不会扩大？</w:t>
-      </w:r>
-    </w:p>
-    <w:p>
-      <w:pPr>
-        <w:spacing w:after="120" w:line="300"/>
-      </w:pPr>
-      <w:r>
-        <w:rPr>
-          <w:rFonts w:ascii="Arial" w:cs="Arial" w:eastAsia="Microsoft YaHei" w:hAnsi="Arial"/>
-          <w:sz w:val="21"/>
-          <w:szCs w:val="21"/>
-        </w:rPr>
-        <w:t xml:space="preserve">会，每月约 0.57 万：代运营 1 万加客服保险 0.14 万，减亚马逊每月 60 台贡献 0.57 万，直到代运营合同期满。已计入上面的结算。见总方案第九问。</w:t>
-      </w:r>
-    </w:p>
-    <w:p>
-      <w:pPr>
-        <w:spacing w:after="120" w:line="300"/>
-      </w:pPr>
-      <w:r>
-        <w:rPr>
-          <w:rFonts w:ascii="Arial" w:cs="Arial" w:eastAsia="Microsoft YaHei" w:hAnsi="Arial"/>
-          <w:b/>
-          <w:bCs/>
-          <w:sz w:val="21"/>
-          <w:szCs w:val="21"/>
-        </w:rPr>
-        <w:t xml:space="preserve">35. 预售定金退了，会不会影响信用？</w:t>
-      </w:r>
-    </w:p>
-    <w:p>
-      <w:pPr>
-        <w:spacing w:after="120" w:line="300"/>
-      </w:pPr>
-      <w:r>
-        <w:rPr>
-          <w:rFonts w:ascii="Arial" w:cs="Arial" w:eastAsia="Microsoft YaHei" w:hAnsi="Arial"/>
-          <w:sz w:val="21"/>
-          <w:szCs w:val="21"/>
-        </w:rPr>
-        <w:t xml:space="preserve">预售页写明定金可退、发货时间。退款只在第一阶段不通过时发生，顾客可改为亚马逊下单。见总方案第八问。</w:t>
-      </w:r>
-    </w:p>
-    <w:p>
-      <w:pPr>
-        <w:spacing w:after="120" w:line="300"/>
-      </w:pPr>
-      <w:r>
-        <w:rPr>
-          <w:rFonts w:ascii="Arial" w:cs="Arial" w:eastAsia="Microsoft YaHei" w:hAnsi="Arial"/>
-          <w:b/>
-          <w:bCs/>
-          <w:sz w:val="21"/>
-          <w:szCs w:val="21"/>
-        </w:rPr>
-        <w:t xml:space="preserve">36. 产品出问题怎么办？</w:t>
+        <w:t xml:space="preserve">34. 万一卖不动，停下来最多损失多少？</w:t>
+      </w:r>
+    </w:p>
+    <w:p>
+      <w:pPr>
+        <w:spacing w:after="120" w:line="300"/>
+      </w:pPr>
+      <w:r>
+        <w:rPr>
+          <w:rFonts w:ascii="Arial" w:cs="Arial" w:eastAsia="Microsoft YaHei" w:hAnsi="Arial"/>
+          <w:sz w:val="21"/>
+          <w:szCs w:val="21"/>
+        </w:rPr>
+        <w:t xml:space="preserve">2 月 28 日停：完整结算 90.3 万，含已发生净支出 70.1（CES 在内）、在途和未付货款 14.3、代运营余款 8.0、清货费用 1.2，减库存清货净回收 3.3。库存 567 台含在途 300，按每月 60 台约 8 个月卖完，58 台无法售出。6 月 30 日停：91.3 万。见总方案第九问。</w:t>
+      </w:r>
+    </w:p>
+    <w:p>
+      <w:pPr>
+        <w:spacing w:after="120" w:line="300"/>
+      </w:pPr>
+      <w:r>
+        <w:rPr>
+          <w:rFonts w:ascii="Arial" w:cs="Arial" w:eastAsia="Microsoft YaHei" w:hAnsi="Arial"/>
+          <w:b/>
+          <w:bCs/>
+          <w:sz w:val="21"/>
+          <w:szCs w:val="21"/>
+        </w:rPr>
+        <w:t xml:space="preserve">35. 停了以后损失还会不会扩大？</w:t>
+      </w:r>
+    </w:p>
+    <w:p>
+      <w:pPr>
+        <w:spacing w:after="120" w:line="300"/>
+      </w:pPr>
+      <w:r>
+        <w:rPr>
+          <w:rFonts w:ascii="Arial" w:cs="Arial" w:eastAsia="Microsoft YaHei" w:hAnsi="Arial"/>
+          <w:sz w:val="21"/>
+          <w:szCs w:val="21"/>
+        </w:rPr>
+        <w:t xml:space="preserve">会，每月约 0.57 万：代运营 1 万加客服保险 0.14 万，减亚马逊每月 60 台贡献 0.57 万，直到合同期满。已计入上面的结算。见总方案第九问。</w:t>
+      </w:r>
+    </w:p>
+    <w:p>
+      <w:pPr>
+        <w:spacing w:after="120" w:line="300"/>
+      </w:pPr>
+      <w:r>
+        <w:rPr>
+          <w:rFonts w:ascii="Arial" w:cs="Arial" w:eastAsia="Microsoft YaHei" w:hAnsi="Arial"/>
+          <w:b/>
+          <w:bCs/>
+          <w:sz w:val="21"/>
+          <w:szCs w:val="21"/>
+        </w:rPr>
+        <w:t xml:space="preserve">36. 预售定金退了，会不会影响信用？</w:t>
+      </w:r>
+    </w:p>
+    <w:p>
+      <w:pPr>
+        <w:spacing w:after="120" w:line="300"/>
+      </w:pPr>
+      <w:r>
+        <w:rPr>
+          <w:rFonts w:ascii="Arial" w:cs="Arial" w:eastAsia="Microsoft YaHei" w:hAnsi="Arial"/>
+          <w:sz w:val="21"/>
+          <w:szCs w:val="21"/>
+        </w:rPr>
+        <w:t xml:space="preserve">预售页写明定金可退、发货时间 2 月。退款只在第一阶段不通过时发生，顾客可改为亚马逊下单。见总方案第八问。</w:t>
+      </w:r>
+    </w:p>
+    <w:p>
+      <w:pPr>
+        <w:spacing w:after="120" w:line="300"/>
+      </w:pPr>
+      <w:r>
+        <w:rPr>
+          <w:rFonts w:ascii="Arial" w:cs="Arial" w:eastAsia="Microsoft YaHei" w:hAnsi="Arial"/>
+          <w:b/>
+          <w:bCs/>
+          <w:sz w:val="21"/>
+          <w:szCs w:val="21"/>
+        </w:rPr>
+        <w:t xml:space="preserve">37. 产品出问题怎么办？</w:t>
       </w:r>
     </w:p>
     <w:p>
@@ -1297,7 +1325,7 @@
           <w:sz w:val="21"/>
           <w:szCs w:val="21"/>
         </w:rPr>
-        <w:t xml:space="preserve">37. 这个方案需要我做什么？</w:t>
+        <w:t xml:space="preserve">38. 这个方案需要我做什么？</w:t>
       </w:r>
     </w:p>
     <w:p>
@@ -1315,7 +1343,7 @@
           <w:sz w:val="21"/>
           <w:szCs w:val="21"/>
         </w:rPr>
-        <w:t xml:space="preserve">10 月 30 日前，定 CES 的选择；批第一阶段 9.9 万、提前备货 8.7 万、两个岗位。</w:t>
+        <w:t xml:space="preserve">10 月 30 日前：批 CES 增量上限 39.3 万、第一阶段 8.9 万、提前备货 8.7 万、两个岗位。</w:t>
       </w:r>
     </w:p>
     <w:p>
@@ -1333,7 +1361,7 @@
           <w:sz w:val="21"/>
           <w:szCs w:val="21"/>
         </w:rPr>
-        <w:t xml:space="preserve">11 月 3 日前，工厂书面确认 2027 年 5,000 台产能、补货 45 天。</w:t>
+        <w:t xml:space="preserve">11 月 3 日前：工厂书面确认 11 月 10 日接第二批 300 台、2027 年 5,000 台产能、补货 45 天。</w:t>
       </w:r>
     </w:p>
     <w:p>
@@ -1351,7 +1379,7 @@
           <w:sz w:val="21"/>
           <w:szCs w:val="21"/>
         </w:rPr>
-        <w:t xml:space="preserve">11 月 5 日前，工厂完成三款大件包装实测。</w:t>
+        <w:t xml:space="preserve">11 月 5 日前：工厂完成三款大件包装实测。</w:t>
       </w:r>
     </w:p>
     <w:p>
@@ -1369,7 +1397,7 @@
           <w:sz w:val="21"/>
           <w:szCs w:val="21"/>
         </w:rPr>
-        <w:t xml:space="preserve">2 月 28 日和 6 月 30 日，按总方案第八问的指标决定下一阶段；1 月 31 日看中期检查。</w:t>
+        <w:t xml:space="preserve">1 月 31 日看中期检查；2 月 28 日和 6 月 30 日按总方案第八问的指标决定下一阶段。</w:t>
       </w:r>
     </w:p>
     <w:sectPr>

--- a/docs/final/JUDE-总方案问答.docx
+++ b/docs/final/JUDE-总方案问答.docx
@@ -78,15 +78,15 @@
           <w:sz w:val="21"/>
           <w:szCs w:val="21"/>
         </w:rPr>
-        <w:t xml:space="preserve">CES 增量支出上限 39.3 万美元。</w:t>
-      </w:r>
-      <w:r>
-        <w:rPr>
-          <w:rFonts w:ascii="Arial" w:cs="Arial" w:eastAsia="Microsoft YaHei" w:hAnsi="Arial"/>
-          <w:sz w:val="21"/>
-          <w:szCs w:val="21"/>
-        </w:rPr>
-        <w:t xml:space="preserve"> 制作按 24 万签、目标 22 万，运营 8.0 万，公关 2.5 万，官方费用 2.8 万，预备 2.0 万。</w:t>
+        <w:t xml:space="preserve">CES 增加费用上限 37.3 万美元。</w:t>
+      </w:r>
+      <w:r>
+        <w:rPr>
+          <w:rFonts w:ascii="Arial" w:cs="Arial" w:eastAsia="Microsoft YaHei" w:hAnsi="Arial"/>
+          <w:sz w:val="21"/>
+          <w:szCs w:val="21"/>
+        </w:rPr>
+        <w:t xml:space="preserve"> 制作 22 万美元（报价 24 万美元，谈判中），运营 8.0 万美元，公关 2.5 万美元，官方费用 2.8 万美元，预备 2.0 万美元。</w:t>
       </w:r>
     </w:p>
     <w:p>
@@ -134,7 +134,7 @@
           <w:sz w:val="21"/>
           <w:szCs w:val="21"/>
         </w:rPr>
-        <w:t xml:space="preserve"> 1 月 31 日中期检查，2 月 28 日决定第二阶段 10.8 万，6 月 30 日决定第三阶段 31.7 万。</w:t>
+        <w:t xml:space="preserve"> 1 月 31 日中期检查，2 月 28 日决定第二阶段 10.8 万美元，6 月 30 日决定第三阶段 31.7 万美元。</w:t>
       </w:r>
     </w:p>
     <w:p>
@@ -210,7 +210,7 @@
           <w:sz w:val="21"/>
           <w:szCs w:val="21"/>
         </w:rPr>
-        <w:t xml:space="preserve">增量支出 30.8 万，是 39.3 万减去不参展也要花的 8.5 万（2 月发布会 2.0、芝加哥展 1.5、同等媒体覆盖的公关和拍摄 5.0）。制作谈到 22 万则 28.8 万。可量化的回收：2027 年 1.2 万、2028 年 3.8 万、2029 年 5.7 万，三年 10.6 万，来自预售名单替代付费名单、批发客户 5 家对 3 家的返单、亚马逊首发期多 15%。其余约 20 万对应媒体曝光、亚马逊资源和零售商关系，没有数字。收回全部增量，要 CES 来源的批发客户三年累计出货 8,138 台。所以三件事里批发客户是决定性的。见总方案第五问、附录 G。</w:t>
+        <w:t xml:space="preserve">增量支出 28.8 万美元，是上限 37.3 万美元减去不参展也要花的 8.5 万美元（2 月发布会 2.0、芝加哥展 1.5、同等媒体覆盖的公关和拍摄 5.0）。可量化的回收：2027 年 1.2 万美元、2028 年 3.8 万美元、2029 年 5.7 万美元，三年 10.6 万美元，来自预售名单替代付费名单、批发客户 5 家对 3 家的返单、亚马逊首发期多 15%。其余约 18 万美元对应媒体曝光、亚马逊资源和零售商关系，没有数字。收回全部增量，要 CES 来源的批发客户三年累计出货 7,609 台，或多带来 1,429 台纽约订单。所以三件事里批发客户是决定性的。见总方案第五问、附录 F。</w:t>
       </w:r>
     </w:p>
     <w:p>
@@ -238,7 +238,7 @@
           <w:sz w:val="21"/>
           <w:szCs w:val="21"/>
         </w:rPr>
-        <w:t xml:space="preserve">不去，2027 年少 390 台，14 个月结果好 28.7 万，但没有一月的发布时点、没有亚马逊和消费电子零售商的当面接触、批发客户少 2 家。这些的价值不在数字里，总方案把它们列出来，不替黎总判断。参考数字在附录 G。</w:t>
+        <w:t xml:space="preserve">不去，2027 年少 390 台，14 个月结果好 26.7 万美元，但没有一月的发布时点、没有亚马逊和消费电子零售商的当面接触、批发客户少 2 家。这些的价值不在数字里，总方案把它们列出来，不替黎总判断。参考数字在附录 F。</w:t>
       </w:r>
     </w:p>
     <w:p>
@@ -266,50 +266,50 @@
           <w:sz w:val="21"/>
           <w:szCs w:val="21"/>
         </w:rPr>
-        <w:t xml:space="preserve">已付的场地 22.4 万和 Jon 首款 4.95 万收不回来，参不参展都一样，不进增量账。Jon 尾款 4.95 万验收施工包后付，傲然 1.28 万已签。见总方案附录 A。</w:t>
-      </w:r>
-    </w:p>
-    <w:p>
-      <w:pPr>
-        <w:spacing w:after="120" w:line="300"/>
-      </w:pPr>
-      <w:r>
-        <w:rPr>
-          <w:rFonts w:ascii="Arial" w:cs="Arial" w:eastAsia="Microsoft YaHei" w:hAnsi="Arial"/>
-          <w:b/>
-          <w:bCs/>
-          <w:sz w:val="21"/>
-          <w:szCs w:val="21"/>
-        </w:rPr>
-        <w:t xml:space="preserve">5. 制作费 24 万到底是多少？能不能再压？</w:t>
-      </w:r>
-    </w:p>
-    <w:p>
-      <w:pPr>
-        <w:spacing w:after="120" w:line="300"/>
-      </w:pPr>
-      <w:r>
-        <w:rPr>
-          <w:rFonts w:ascii="Arial" w:cs="Arial" w:eastAsia="Microsoft YaHei" w:hAnsi="Arial"/>
-          <w:sz w:val="21"/>
-          <w:szCs w:val="21"/>
-        </w:rPr>
-        <w:t xml:space="preserve">Alofty 汇总表审核价 240,000 美元，明细小计 165,166 加服务费 82,583 是 247,749，两者不一致，24 万没有供应商书面确认。服务费标 15% 实收 50%，按 15% 算总价约 19 万，所以 22 万的目标有依据。签约前要供应商确认总价和包含项，付款争取 40/40/20。见总方案附录 A。</w:t>
-      </w:r>
-    </w:p>
-    <w:p>
-      <w:pPr>
-        <w:spacing w:after="120" w:line="300"/>
-      </w:pPr>
-      <w:r>
-        <w:rPr>
-          <w:rFonts w:ascii="Arial" w:cs="Arial" w:eastAsia="Microsoft YaHei" w:hAnsi="Arial"/>
-          <w:b/>
-          <w:bCs/>
-          <w:sz w:val="21"/>
-          <w:szCs w:val="21"/>
-        </w:rPr>
-        <w:t xml:space="preserve">6. 运营 10 万，我要求的人员 1 万、摄影 1 万怎么体现？</w:t>
+        <w:t xml:space="preserve">已付的场地 22.4 万美元和 Jon 首款 4.95 万美元收不回来，参不参展都一样，不进增量账。Jon 尾款 4.95 万美元验收施工包后付，傲然 1.28 万美元已签。见总方案附录 A。</w:t>
+      </w:r>
+    </w:p>
+    <w:p>
+      <w:pPr>
+        <w:spacing w:after="120" w:line="300"/>
+      </w:pPr>
+      <w:r>
+        <w:rPr>
+          <w:rFonts w:ascii="Arial" w:cs="Arial" w:eastAsia="Microsoft YaHei" w:hAnsi="Arial"/>
+          <w:b/>
+          <w:bCs/>
+          <w:sz w:val="21"/>
+          <w:szCs w:val="21"/>
+        </w:rPr>
+        <w:t xml:space="preserve">5. 制作费 24 万美元到底是多少？能不能再压？</w:t>
+      </w:r>
+    </w:p>
+    <w:p>
+      <w:pPr>
+        <w:spacing w:after="120" w:line="300"/>
+      </w:pPr>
+      <w:r>
+        <w:rPr>
+          <w:rFonts w:ascii="Arial" w:cs="Arial" w:eastAsia="Microsoft YaHei" w:hAnsi="Arial"/>
+          <w:sz w:val="21"/>
+          <w:szCs w:val="21"/>
+        </w:rPr>
+        <w:t xml:space="preserve">Alofty 汇总表审核价 240,000 美元，明细小计 165,166 加服务费 82,583 是 247,749，两者不一致，24 万美元没有供应商书面确认。服务费标 15% 实收 50%，按 15% 算总价约 19 万美元，所以 22 万美元的上限有依据。签约前要供应商确认总价和包含项，付款争取 40/40/20。谈不到 22 万美元，超出部分从公关和运营内调剂，总上限 37.3 万美元不变。见总方案附录 A。</w:t>
+      </w:r>
+    </w:p>
+    <w:p>
+      <w:pPr>
+        <w:spacing w:after="120" w:line="300"/>
+      </w:pPr>
+      <w:r>
+        <w:rPr>
+          <w:rFonts w:ascii="Arial" w:cs="Arial" w:eastAsia="Microsoft YaHei" w:hAnsi="Arial"/>
+          <w:b/>
+          <w:bCs/>
+          <w:sz w:val="21"/>
+          <w:szCs w:val="21"/>
+        </w:rPr>
+        <w:t xml:space="preserve">6. 运营 10 万美元，我要求的人员 1 万美元、摄影 1 万美元怎么体现？</w:t>
       </w:r>
     </w:p>
     <w:p>
@@ -337,7 +337,7 @@
           <w:sz w:val="21"/>
           <w:szCs w:val="21"/>
         </w:rPr>
-        <w:t xml:space="preserve">7. Jon 的 9.9 万和傲然的深化是不是付两次？</w:t>
+        <w:t xml:space="preserve">7. Jon 的 9.9 万美元和傲然的深化是不是付两次？</w:t>
       </w:r>
     </w:p>
     <w:p>
@@ -406,7 +406,7 @@
           <w:sz w:val="21"/>
           <w:szCs w:val="21"/>
         </w:rPr>
-        <w:t xml:space="preserve">首批可卖只有 111 台。CES 带来的订单要在 2 月交付，第二批必须 1 月 20 日前到仓，倒推 11 月 10 日下单。这批先于验证下单，所以单列授权 8.7 万：关税海运 3.6 万 1 月付，出厂价 5.1 万 3 月付。第一阶段不通过，这批按亚马逊节奏卖，已算进停止结算。见总方案第六问、第九问。</w:t>
+        <w:t xml:space="preserve">首批可卖只有 111 台。CES 带来的订单要在 2 月交付，第二批必须 1 月 20 日前到仓，倒推 11 月 10 日下单。这批先于验证下单，所以单列授权 8.7 万美元：关税海运 3.6 万美元 1 月付，出厂价 5.1 万美元 3 月付。第一阶段不通过，这批按亚马逊节奏卖，已算进停止结算。见总方案第六问、第九问。</w:t>
       </w:r>
     </w:p>
     <w:p>
@@ -482,7 +482,7 @@
           <w:sz w:val="21"/>
           <w:szCs w:val="21"/>
         </w:rPr>
-        <w:t xml:space="preserve">14 个月全口径 −79.5 万，2027 年末累计现金 −90.9 万。2028 年条件推演经营 +34.0 万、现金 +38.8 万，2028 年末累计现金 −52.1 万。全部收回在 2029 年以后，前提是 2028 年达到推演的量。见总方案附录 E、F。</w:t>
+        <w:t xml:space="preserve">14 个月全口径 −77.5 万美元，2027 年末累计现金 −88.9 万美元。2028 年条件推演经营 +34.0 万美元、现金 +38.8 万美元，2028 年末累计现金 −50.1 万美元。全部收回在 2029 年以后，前提是 2028 年达到推演的量。见总方案附录 E。</w:t>
       </w:r>
     </w:p>
     <w:p>
@@ -510,7 +510,7 @@
           <w:sz w:val="21"/>
           <w:szCs w:val="21"/>
         </w:rPr>
-        <w:t xml:space="preserve">基准路径峰值 100.9 万，在 2027 年 8 月。年末另有未付货款 24.8 万、库存 679 台。见总方案附录 E。</w:t>
+        <w:t xml:space="preserve">基准路径峰值 98.9 万美元，在 2027 年 8 月。年末另有未付货款 24.8 万美元、库存 679 台。见总方案附录 E。</w:t>
       </w:r>
     </w:p>
     <w:p>
@@ -566,35 +566,35 @@
           <w:sz w:val="21"/>
           <w:szCs w:val="21"/>
         </w:rPr>
-        <w:t xml:space="preserve">亚马逊稳定期每台剩 95 美元，固定费用一年 54.7 万，要卖 5,760 台才打平。只做亚马逊和批发，固定费用照样发生，结果更差。见总方案第一问、第三问。</w:t>
-      </w:r>
-    </w:p>
-    <w:p>
-      <w:pPr>
-        <w:spacing w:after="120" w:line="300"/>
-      </w:pPr>
-      <w:r>
-        <w:rPr>
-          <w:rFonts w:ascii="Arial" w:cs="Arial" w:eastAsia="Microsoft YaHei" w:hAnsi="Arial"/>
-          <w:b/>
-          <w:bCs/>
-          <w:sz w:val="21"/>
-          <w:szCs w:val="21"/>
-        </w:rPr>
-        <w:t xml:space="preserve">15. 人员一年 26.4 万，是不是太重？</w:t>
-      </w:r>
-    </w:p>
-    <w:p>
-      <w:pPr>
-        <w:spacing w:after="120" w:line="300"/>
-      </w:pPr>
-      <w:r>
-        <w:rPr>
-          <w:rFonts w:ascii="Arial" w:cs="Arial" w:eastAsia="Microsoft YaHei" w:hAnsi="Arial"/>
-          <w:sz w:val="21"/>
-          <w:szCs w:val="21"/>
-        </w:rPr>
-        <w:t xml:space="preserve">美方负责人每月 9,000、资深销售每月 8,000 是含税和差旅的预留，待招聘报价。门店 2 人每月 1 万只在第三阶段。这是 2027 年固定费用 54.7 万里最大的一块。见总方案第七问。</w:t>
+        <w:t xml:space="preserve">亚马逊稳定期每台剩 95 美元，固定费用一年 54.7 万美元，要卖 5,760 台才打平。只做亚马逊和批发，固定费用照样发生，结果更差。见总方案第一问、第三问。</w:t>
+      </w:r>
+    </w:p>
+    <w:p>
+      <w:pPr>
+        <w:spacing w:after="120" w:line="300"/>
+      </w:pPr>
+      <w:r>
+        <w:rPr>
+          <w:rFonts w:ascii="Arial" w:cs="Arial" w:eastAsia="Microsoft YaHei" w:hAnsi="Arial"/>
+          <w:b/>
+          <w:bCs/>
+          <w:sz w:val="21"/>
+          <w:szCs w:val="21"/>
+        </w:rPr>
+        <w:t xml:space="preserve">15. 人员一年 26.4 万美元，是不是太重？</w:t>
+      </w:r>
+    </w:p>
+    <w:p>
+      <w:pPr>
+        <w:spacing w:after="120" w:line="300"/>
+      </w:pPr>
+      <w:r>
+        <w:rPr>
+          <w:rFonts w:ascii="Arial" w:cs="Arial" w:eastAsia="Microsoft YaHei" w:hAnsi="Arial"/>
+          <w:sz w:val="21"/>
+          <w:szCs w:val="21"/>
+        </w:rPr>
+        <w:t xml:space="preserve">美方负责人每月 9,000、资深销售每月 8,000 是含税和差旅的预留，待招聘报价。门店 2 人每月 1 万美元只在第三阶段。这是 2027 年固定费用 54.7 万美元里最大的一块。见总方案第七问。</w:t>
       </w:r>
     </w:p>
     <w:p>
@@ -713,7 +713,7 @@
           <w:sz w:val="21"/>
           <w:szCs w:val="21"/>
         </w:rPr>
-        <w:t xml:space="preserve">19. 第一阶段 8.9 万花在哪？哪些收不回？</w:t>
+        <w:t xml:space="preserve">19. 第一阶段 8.9 万美元花在哪？哪些收不回？</w:t>
       </w:r>
     </w:p>
     <w:p>
@@ -754,7 +754,7 @@
           <w:sz w:val="21"/>
           <w:szCs w:val="21"/>
         </w:rPr>
-        <w:t xml:space="preserve">CES 验证的是远程付定金，快闪验证的是到店原价成交和配送。两个数都要，门店才能签。快闪 3.4 万买的是这两个数和约 420 个名单。见总方案第六问。</w:t>
+        <w:t xml:space="preserve">CES 验证的是远程付定金，快闪验证的是到店原价成交和配送。两个数都要，门店才能签。快闪 3.4 万美元买的是这两个数和约 420 个名单。见总方案第六问。</w:t>
       </w:r>
     </w:p>
     <w:p>
@@ -782,7 +782,7 @@
           <w:sz w:val="21"/>
           <w:szCs w:val="21"/>
         </w:rPr>
-        <w:t xml:space="preserve">开店是刚性支出：租金每月 1.2 万、2 人每月 1.0 万、装修 3 万。门店每月要新增 134 台订单才覆盖，网站已有的订单转到门店不算新增。第三阶段才签，只签 6 个月。见总方案第八问。</w:t>
+        <w:t xml:space="preserve">开店是刚性支出：租金每月 1.2 万美元、2 人每月 1.0 万美元、装修 3 万美元。门店每月要新增 134 台订单才覆盖，网站已有的订单转到门店不算新增。第三阶段才签，只签 6 个月。见总方案第八问。</w:t>
       </w:r>
     </w:p>
     <w:p>
@@ -810,7 +810,7 @@
           <w:sz w:val="21"/>
           <w:szCs w:val="21"/>
         </w:rPr>
-        <w:t xml:space="preserve">Lugg 纽约两人上门 46 美元起步，加每英里 2.68、每分钟 1.94，公开示例 88 到 204 美元基于 5 英里和 15 分钟人工，另有预订费。115 美元是预留。第二阶段每单记录实际成本、失败率和运损。见总方案第四问、附录 J。</w:t>
+        <w:t xml:space="preserve">Lugg 纽约两人上门 46 美元起步，加每英里 2.68、每分钟 1.94，公开示例 88 到 204 美元基于 5 英里和 15 分钟人工，另有预订费。115 美元是预留。第二阶段每单记录实际成本、失败率和运损。见总方案第四问、附录 I。</w:t>
       </w:r>
     </w:p>
     <w:p>
@@ -929,7 +929,7 @@
           <w:sz w:val="21"/>
           <w:szCs w:val="21"/>
         </w:rPr>
-        <w:t xml:space="preserve">26. 代运营一年 26.6 万，不投广告是不是白付？</w:t>
+        <w:t xml:space="preserve">26. 代运营一年 26.6 万美元，不投广告是不是白付？</w:t>
       </w:r>
     </w:p>
     <w:p>
@@ -1074,7 +1074,7 @@
           <w:sz w:val="21"/>
           <w:szCs w:val="21"/>
         </w:rPr>
-        <w:t xml:space="preserve">每周一一张表，六个数：付费订单、定金、名单和获客成本、B 端进展、本周支出、累计支出对预算。黎总批阶段预算、提前备货、2 万美元以上合同、租约、新增人员、新增供应商、科目调剂、任何超预算支出、阶段的继续或停止，3 个工作日答复。Kevin 在已批预算和供应商范围内执行，1 万以下自行决定，1 万到 2 万当日报备、黎总 2 个工作日内可否决。没有自行超支的空间。待批。见总方案第十问。</w:t>
+        <w:t xml:space="preserve">每周一一张表，六个数：付费订单、定金、名单和获客成本、B 端进展、本周支出、累计支出对预算。黎总批阶段预算、提前备货、2 万美元以上合同、租约、新增人员、新增供应商、科目调剂、任何超预算支出、阶段的继续或停止，3 个工作日答复。Kevin 在已批预算和供应商范围内执行，1 万美元以下自行决定，1 万美元到 2 万美元当日报备、黎总 2 个工作日内可否决。没有自行超支的空间。待批。见总方案第十问。</w:t>
       </w:r>
     </w:p>
     <w:p>
@@ -1206,7 +1206,7 @@
           <w:sz w:val="21"/>
           <w:szCs w:val="21"/>
         </w:rPr>
-        <w:t xml:space="preserve">2 月 28 日停：完整结算 90.3 万，含已发生净支出 70.1（CES 在内）、在途和未付货款 14.3、代运营余款 8.0、清货费用 1.2，减库存清货净回收 3.3。库存 567 台含在途 300，按每月 60 台约 8 个月卖完，58 台无法售出。6 月 30 日停：91.3 万。见总方案第九问。</w:t>
+        <w:t xml:space="preserve">2 月 28 日停：完整结算 88.3 万美元，含已发生净支出 68.1（CES 在内）、在途和未付货款 14.3、代运营余款 8.0、清货费用 1.2，减库存清货净回收 3.3。库存 567 台含在途 300，按每月 60 台约 8 个月卖完，58 台无法售出。6 月 30 日停：89.3 万美元。见总方案第九问。</w:t>
       </w:r>
     </w:p>
     <w:p>
@@ -1234,7 +1234,7 @@
           <w:sz w:val="21"/>
           <w:szCs w:val="21"/>
         </w:rPr>
-        <w:t xml:space="preserve">会，每月约 0.57 万：代运营 1 万加客服保险 0.14 万，减亚马逊每月 60 台贡献 0.57 万，直到合同期满。已计入上面的结算。见总方案第九问。</w:t>
+        <w:t xml:space="preserve">会，每月约 0.57 万美元：代运营 1 万美元加客服保险 0.14 万美元，减亚马逊每月 60 台贡献 0.57 万美元，直到合同期满。已计入上面的结算。见总方案第九问。</w:t>
       </w:r>
     </w:p>
     <w:p>
@@ -1343,7 +1343,7 @@
           <w:sz w:val="21"/>
           <w:szCs w:val="21"/>
         </w:rPr>
-        <w:t xml:space="preserve">10 月 30 日前：批 CES 增量上限 39.3 万、第一阶段 8.9 万、提前备货 8.7 万、两个岗位。</w:t>
+        <w:t xml:space="preserve">10 月 30 日前：批 CES 增加费用上限 37.3 万美元、第一阶段 8.9 万美元、提前备货 8.7 万美元、两个岗位。</w:t>
       </w:r>
     </w:p>
     <w:p>

--- a/docs/final/JUDE-总方案问答.docx
+++ b/docs/final/JUDE-总方案问答.docx
@@ -32,20 +32,20 @@
           <w:sz w:val="21"/>
           <w:szCs w:val="21"/>
         </w:rPr>
-        <w:t xml:space="preserve">黎总要我测算 CES 的价值。《JUDE 美国首发决策方案》是对这个要求的回答：CES 的增量支出是多少、它负责交付什么、它的账按什么路径收回、展后的钱怎么分阶段花、什么结果出现才继续、停在哪里损失多少。</w:t>
-      </w:r>
-    </w:p>
-    <w:p>
-      <w:pPr>
-        <w:spacing w:after="120" w:line="300"/>
-      </w:pPr>
-      <w:r>
-        <w:rPr>
-          <w:rFonts w:ascii="Arial" w:cs="Arial" w:eastAsia="Microsoft YaHei" w:hAnsi="Arial"/>
-          <w:sz w:val="21"/>
-          <w:szCs w:val="21"/>
-        </w:rPr>
-        <w:t xml:space="preserve">这份问答是总方案的附件。看完总方案之后可能提出的问题，这里逐个回答，每个回答标了总方案里的位置。</w:t>
+        <w:t xml:space="preserve">CES 的增量支出是多少、它负责交付什么、它的账按什么路径收回、展后的钱怎么分阶段花、什么结果出现才继续、停在哪里损失多少。</w:t>
+      </w:r>
+    </w:p>
+    <w:p>
+      <w:pPr>
+        <w:spacing w:after="120" w:line="300"/>
+      </w:pPr>
+      <w:r>
+        <w:rPr>
+          <w:rFonts w:ascii="Arial" w:cs="Arial" w:eastAsia="Microsoft YaHei" w:hAnsi="Arial"/>
+          <w:sz w:val="21"/>
+          <w:szCs w:val="21"/>
+        </w:rPr>
+        <w:t xml:space="preserve">这份问答是总方案的附件。看完总方案之后可能提出的问题，这里逐个回答。</w:t>
       </w:r>
     </w:p>
     <w:p>
@@ -182,7 +182,7 @@
           <w:sz w:val="21"/>
           <w:szCs w:val="21"/>
         </w:rPr>
-        <w:t xml:space="preserve">三件事，每件有数：预售定金订单 1 月 ≥120 台、2 月底累计 ≥180 台；批发客户有效会谈 60 场、样品或报价请求 ≥15 家、展后 90 天试单 ≥5 家；媒体报道 ≥15 篇、亚马逊团队落地 1 项资源。展后一周核对。见总方案第五问。</w:t>
+        <w:t xml:space="preserve">三个目标：预售定金订单 1 月 ≥120 台、2 月底累计 ≥180 台；批发客户有效会谈 60 场、样品或报价请求 ≥15 家、展后 90 天试单 ≥5 家；媒体报道 ≥15 篇、亚马逊团队落地 1 项资源。展后一周核对。</w:t>
       </w:r>
     </w:p>
     <w:p>
@@ -210,7 +210,7 @@
           <w:sz w:val="21"/>
           <w:szCs w:val="21"/>
         </w:rPr>
-        <w:t xml:space="preserve">增量支出 28.8 万美元，是上限 37.3 万美元减去不参展也要花的 8.5 万美元（2 月发布会 2.0、芝加哥展 1.5、同等媒体覆盖的公关和拍摄 5.0）。可量化的回收：2027 年 1.2 万美元、2028 年 3.8 万美元、2029 年 5.7 万美元，三年 10.6 万美元，来自预售名单替代付费名单、批发客户 5 家对 3 家的返单、亚马逊首发期多 15%。其余约 18 万美元对应媒体曝光、亚马逊资源和零售商关系，没有数字。收回全部增量，要 CES 来源的批发客户三年累计出货 7,609 台，或多带来 1,429 台纽约订单。所以三件事里批发客户是决定性的。见总方案第五问、附录 F。</w:t>
+        <w:t xml:space="preserve">增量支出 28.8 万美元，是上限 37.3 万美元减去不参展也要花的 8.5 万美元（2 月发布会 2.0、芝加哥展 1.5、同等媒体覆盖的公关和拍摄 5.0）。可量化的回收：2027 年 1.2 万美元、2028 年 3.8 万美元、2029 年 5.7 万美元，三年 10.6 万美元，来自预售名单替代付费名单、批发客户 5 家对 3 家的返单、亚马逊首发期多 15%。其余约 18 万美元对应媒体曝光、亚马逊资源和零售商关系，没有数字。收回全部增量，要 CES 来源的批发客户三年累计出货 7,609 台，或多带来 1,429 台纽约订单。所以三件事里批发客户是决定性的。</w:t>
       </w:r>
     </w:p>
     <w:p>
@@ -238,7 +238,7 @@
           <w:sz w:val="21"/>
           <w:szCs w:val="21"/>
         </w:rPr>
-        <w:t xml:space="preserve">不去，2027 年少 390 台，14 个月结果好 26.7 万美元，但没有一月的发布时点、没有亚马逊和消费电子零售商的当面接触、批发客户少 2 家。这些的价值不在数字里，总方案把它们列出来，不替黎总判断。参考数字在附录 F。</w:t>
+        <w:t xml:space="preserve">不去，2027 年少 390 台，14 个月结果好 26.7 万美元，但没有一月的发布时点、没有亚马逊和消费电子零售商的当面接触、批发客户少 2 家。这些没有放进数字。</w:t>
       </w:r>
     </w:p>
     <w:p>
@@ -266,7 +266,7 @@
           <w:sz w:val="21"/>
           <w:szCs w:val="21"/>
         </w:rPr>
-        <w:t xml:space="preserve">已付的场地 22.4 万美元和 Jon 首款 4.95 万美元收不回来，参不参展都一样，不进增量账。Jon 尾款 4.95 万美元验收施工包后付，傲然 1.28 万美元已签。见总方案附录 A。</w:t>
+        <w:t xml:space="preserve">已付的场地 22.4 万美元和 Jon 首款 4.95 万美元收不回来，参不参展都一样，不进增量账。Jon 尾款 4.95 万美元验收施工包后付，傲然 1.28 万美元已签。</w:t>
       </w:r>
     </w:p>
     <w:p>
@@ -294,119 +294,63 @@
           <w:sz w:val="21"/>
           <w:szCs w:val="21"/>
         </w:rPr>
-        <w:t xml:space="preserve">Alofty 汇总表审核价 240,000 美元，明细小计 165,166 加服务费 82,583 是 247,749，两者不一致，24 万美元没有供应商书面确认。服务费标 15% 实收 50%，按 15% 算总价约 19 万美元，所以 22 万美元的上限有依据。签约前要供应商确认总价和包含项，付款争取 40/40/20。谈不到 22 万美元，超出部分从公关和运营内调剂，总上限 37.3 万美元不变。见总方案附录 A。</w:t>
-      </w:r>
-    </w:p>
-    <w:p>
-      <w:pPr>
-        <w:spacing w:after="120" w:line="300"/>
-      </w:pPr>
-      <w:r>
-        <w:rPr>
-          <w:rFonts w:ascii="Arial" w:cs="Arial" w:eastAsia="Microsoft YaHei" w:hAnsi="Arial"/>
-          <w:b/>
-          <w:bCs/>
-          <w:sz w:val="21"/>
-          <w:szCs w:val="21"/>
-        </w:rPr>
-        <w:t xml:space="preserve">6. 运营 10 万美元，我要求的人员 1 万美元、摄影 1 万美元怎么体现？</w:t>
-      </w:r>
-    </w:p>
-    <w:p>
-      <w:pPr>
-        <w:spacing w:after="120" w:line="300"/>
-      </w:pPr>
-      <w:r>
-        <w:rPr>
-          <w:rFonts w:ascii="Arial" w:cs="Arial" w:eastAsia="Microsoft YaHei" w:hAnsi="Arial"/>
-          <w:sz w:val="21"/>
-          <w:szCs w:val="21"/>
-        </w:rPr>
-        <w:t xml:space="preserve">人员 1.0、摄影摄像 1.0、我方差旅 2.5、买手招待 1.0、物料 0.8、展品空运 0.75、保洁杂项 0.3、供应商服务费 0.45，小计 7.8，预留 0.2，合计 8.0。不做派对赞助，没有策划执行管理费。见总方案附录 A。</w:t>
-      </w:r>
-    </w:p>
-    <w:p>
-      <w:pPr>
-        <w:spacing w:after="120" w:line="300"/>
-      </w:pPr>
-      <w:r>
-        <w:rPr>
-          <w:rFonts w:ascii="Arial" w:cs="Arial" w:eastAsia="Microsoft YaHei" w:hAnsi="Arial"/>
-          <w:b/>
-          <w:bCs/>
-          <w:sz w:val="21"/>
-          <w:szCs w:val="21"/>
-        </w:rPr>
-        <w:t xml:space="preserve">7. Jon 的 9.9 万美元和傲然的深化是不是付两次？</w:t>
-      </w:r>
-    </w:p>
-    <w:p>
-      <w:pPr>
-        <w:spacing w:after="120" w:line="300"/>
-      </w:pPr>
-      <w:r>
-        <w:rPr>
-          <w:rFonts w:ascii="Arial" w:cs="Arial" w:eastAsia="Microsoft YaHei" w:hAnsi="Arial"/>
-          <w:sz w:val="21"/>
-          <w:szCs w:val="21"/>
-        </w:rPr>
-        <w:t xml:space="preserve">不是。Jon 做展台设计和施工可用包，傲然按 Jon 的设计出施工图和结构深化。两份合同已签，不在本次批准范围。见总方案附录 A。</w:t>
-      </w:r>
-    </w:p>
-    <w:p>
-      <w:pPr>
-        <w:spacing w:after="120" w:line="300"/>
-      </w:pPr>
-      <w:r>
-        <w:rPr>
-          <w:rFonts w:ascii="Arial" w:cs="Arial" w:eastAsia="Microsoft YaHei" w:hAnsi="Arial"/>
-          <w:b/>
-          <w:bCs/>
-          <w:sz w:val="21"/>
-          <w:szCs w:val="21"/>
-        </w:rPr>
-        <w:t xml:space="preserve">8. 亚马逊账户要是 CES 前还没开，怎么卖？</w:t>
-      </w:r>
-    </w:p>
-    <w:p>
-      <w:pPr>
-        <w:spacing w:after="120" w:line="300"/>
-      </w:pPr>
-      <w:r>
-        <w:rPr>
-          <w:rFonts w:ascii="Arial" w:cs="Arial" w:eastAsia="Microsoft YaHei" w:hAnsi="Arial"/>
-          <w:sz w:val="21"/>
-          <w:szCs w:val="21"/>
-        </w:rPr>
-        <w:t xml:space="preserve">预售在独立站下单付定金，不走亚马逊。账户 11 月 6 日前提交，12 月 1 日前批下，1 月自发货 30 台让商品页有货；账户延误，预售照常，亚马逊顺延。见总方案第五问。</w:t>
-      </w:r>
-    </w:p>
-    <w:p>
-      <w:pPr>
-        <w:spacing w:after="120" w:line="300"/>
-      </w:pPr>
-      <w:r>
-        <w:rPr>
-          <w:rFonts w:ascii="Arial" w:cs="Arial" w:eastAsia="Microsoft YaHei" w:hAnsi="Arial"/>
-          <w:b/>
-          <w:bCs/>
-          <w:sz w:val="21"/>
-          <w:szCs w:val="21"/>
-        </w:rPr>
-        <w:t xml:space="preserve">9. 第二批为什么 11 月就下单？</w:t>
-      </w:r>
-    </w:p>
-    <w:p>
-      <w:pPr>
-        <w:spacing w:after="120" w:line="300"/>
-      </w:pPr>
-      <w:r>
-        <w:rPr>
-          <w:rFonts w:ascii="Arial" w:cs="Arial" w:eastAsia="Microsoft YaHei" w:hAnsi="Arial"/>
-          <w:sz w:val="21"/>
-          <w:szCs w:val="21"/>
-        </w:rPr>
-        <w:t xml:space="preserve">首批可卖只有 111 台。CES 带来的订单要在 2 月交付，第二批必须 1 月 20 日前到仓，倒推 11 月 10 日下单。这批先于验证下单，所以单列授权 8.7 万美元：关税海运 3.6 万美元 1 月付，出厂价 5.1 万美元 3 月付。第一阶段不通过，这批按亚马逊节奏卖，已算进停止结算。见总方案第六问、第九问。</w:t>
+        <w:t xml:space="preserve">Alofty 汇总表审核价 240,000 美元，现在如果调整地毯方案才有可能压缩。除非更换新的供应商，风险主要是时间。</w:t>
+      </w:r>
+    </w:p>
+    <w:p>
+      <w:pPr>
+        <w:spacing w:after="120" w:line="300"/>
+      </w:pPr>
+      <w:r>
+        <w:rPr>
+          <w:rFonts w:ascii="Arial" w:cs="Arial" w:eastAsia="Microsoft YaHei" w:hAnsi="Arial"/>
+          <w:b/>
+          <w:bCs/>
+          <w:sz w:val="21"/>
+          <w:szCs w:val="21"/>
+        </w:rPr>
+        <w:t xml:space="preserve">6. 亚马逊账户要是 CES 前还没开，怎么卖？</w:t>
+      </w:r>
+    </w:p>
+    <w:p>
+      <w:pPr>
+        <w:spacing w:after="120" w:line="300"/>
+      </w:pPr>
+      <w:r>
+        <w:rPr>
+          <w:rFonts w:ascii="Arial" w:cs="Arial" w:eastAsia="Microsoft YaHei" w:hAnsi="Arial"/>
+          <w:sz w:val="21"/>
+          <w:szCs w:val="21"/>
+        </w:rPr>
+        <w:t xml:space="preserve">预售在独立站下单付定金，不走亚马逊。账户 11 月 6 日前提交，12 月 1 日前批下，1 月自发货 30 台让商品页有货；账户延误，预售照常，亚马逊顺延。</w:t>
+      </w:r>
+    </w:p>
+    <w:p>
+      <w:pPr>
+        <w:spacing w:after="120" w:line="300"/>
+      </w:pPr>
+      <w:r>
+        <w:rPr>
+          <w:rFonts w:ascii="Arial" w:cs="Arial" w:eastAsia="Microsoft YaHei" w:hAnsi="Arial"/>
+          <w:b/>
+          <w:bCs/>
+          <w:sz w:val="21"/>
+          <w:szCs w:val="21"/>
+        </w:rPr>
+        <w:t xml:space="preserve">7. 第二批为什么 11 月就下单？</w:t>
+      </w:r>
+    </w:p>
+    <w:p>
+      <w:pPr>
+        <w:spacing w:after="120" w:line="300"/>
+      </w:pPr>
+      <w:r>
+        <w:rPr>
+          <w:rFonts w:ascii="Arial" w:cs="Arial" w:eastAsia="Microsoft YaHei" w:hAnsi="Arial"/>
+          <w:sz w:val="21"/>
+          <w:szCs w:val="21"/>
+        </w:rPr>
+        <w:t xml:space="preserve">首批可卖只有 111 台。CES 带来的订单要在 2 月交付，第二批必须 1 月 20 日前到仓，倒推 11 月 10 日下单。这批先于验证下单，所以单列授权 8.7 万美元：关税海运 3.6 万美元 1 月付，出厂价 5.1 万美元 3 月付。第一阶段不通过，这批按亚马逊节奏卖，已算进停止结算。</w:t>
       </w:r>
     </w:p>
     <w:p>
@@ -441,188 +385,160 @@
           <w:sz w:val="21"/>
           <w:szCs w:val="21"/>
         </w:rPr>
-        <w:t xml:space="preserve">10. 一台没卖过，凭什么说 5,026 台？</w:t>
-      </w:r>
-    </w:p>
-    <w:p>
-      <w:pPr>
-        <w:spacing w:after="120" w:line="300"/>
-      </w:pPr>
-      <w:r>
-        <w:rPr>
-          <w:rFonts w:ascii="Arial" w:cs="Arial" w:eastAsia="Microsoft YaHei" w:hAnsi="Arial"/>
-          <w:sz w:val="21"/>
-          <w:szCs w:val="21"/>
-        </w:rPr>
-        <w:t xml:space="preserve">按渠道逐月算，并且受库存约束：预售名单 1 月 4,000、2 月再加 2,720，× 4% 定金 × 85% 尾款 = 228 台；亚马逊按月日均 1.7 到 4 台；纽约独立站按网站访问 × 1% 转化，下半年加门店新增；批发 5 家试单 500 台。每条路径的转化率都标了来源，第一阶段的真实数字会替换它们。见总方案附录 D。</w:t>
-      </w:r>
-    </w:p>
-    <w:p>
-      <w:pPr>
-        <w:spacing w:after="120" w:line="300"/>
-      </w:pPr>
-      <w:r>
-        <w:rPr>
-          <w:rFonts w:ascii="Arial" w:cs="Arial" w:eastAsia="Microsoft YaHei" w:hAnsi="Arial"/>
-          <w:b/>
-          <w:bCs/>
-          <w:sz w:val="21"/>
-          <w:szCs w:val="21"/>
-        </w:rPr>
-        <w:t xml:space="preserve">11. 这笔钱什么时候回得来？</w:t>
-      </w:r>
-    </w:p>
-    <w:p>
-      <w:pPr>
-        <w:spacing w:after="120" w:line="300"/>
-      </w:pPr>
-      <w:r>
-        <w:rPr>
-          <w:rFonts w:ascii="Arial" w:cs="Arial" w:eastAsia="Microsoft YaHei" w:hAnsi="Arial"/>
-          <w:sz w:val="21"/>
-          <w:szCs w:val="21"/>
-        </w:rPr>
-        <w:t xml:space="preserve">14 个月全口径 −77.5 万美元，2027 年末累计现金 −88.9 万美元。2028 年条件推演经营 +34.0 万美元、现金 +38.8 万美元，2028 年末累计现金 −50.1 万美元。全部收回在 2029 年以后，前提是 2028 年达到推演的量。见总方案附录 E。</w:t>
-      </w:r>
-    </w:p>
-    <w:p>
-      <w:pPr>
-        <w:spacing w:after="120" w:line="300"/>
-      </w:pPr>
-      <w:r>
-        <w:rPr>
-          <w:rFonts w:ascii="Arial" w:cs="Arial" w:eastAsia="Microsoft YaHei" w:hAnsi="Arial"/>
-          <w:b/>
-          <w:bCs/>
-          <w:sz w:val="21"/>
-          <w:szCs w:val="21"/>
-        </w:rPr>
-        <w:t xml:space="preserve">12. 最多要压多少钱？</w:t>
-      </w:r>
-    </w:p>
-    <w:p>
-      <w:pPr>
-        <w:spacing w:after="120" w:line="300"/>
-      </w:pPr>
-      <w:r>
-        <w:rPr>
-          <w:rFonts w:ascii="Arial" w:cs="Arial" w:eastAsia="Microsoft YaHei" w:hAnsi="Arial"/>
-          <w:sz w:val="21"/>
-          <w:szCs w:val="21"/>
-        </w:rPr>
-        <w:t xml:space="preserve">基准路径峰值 98.9 万美元，在 2027 年 8 月。年末另有未付货款 24.8 万美元、库存 679 台。见总方案附录 E。</w:t>
-      </w:r>
-    </w:p>
-    <w:p>
-      <w:pPr>
-        <w:spacing w:after="120" w:line="300"/>
-      </w:pPr>
-      <w:r>
-        <w:rPr>
-          <w:rFonts w:ascii="Arial" w:cs="Arial" w:eastAsia="Microsoft YaHei" w:hAnsi="Arial"/>
-          <w:b/>
-          <w:bCs/>
-          <w:sz w:val="21"/>
-          <w:szCs w:val="21"/>
-        </w:rPr>
-        <w:t xml:space="preserve">13. 为什么和上一版数字不一样？</w:t>
-      </w:r>
-    </w:p>
-    <w:p>
-      <w:pPr>
-        <w:spacing w:after="120" w:line="300"/>
-      </w:pPr>
-      <w:r>
-        <w:rPr>
-          <w:rFonts w:ascii="Arial" w:cs="Arial" w:eastAsia="Microsoft YaHei" w:hAnsi="Arial"/>
-          <w:sz w:val="21"/>
-          <w:szCs w:val="21"/>
-        </w:rPr>
-        <w:t xml:space="preserve">上一版没有库存流水，1 到 2 月卖了没有的货；一次性支出排在经营之外；用 80/20 的报价条款却按 40/40/20 算现金；2028 年把经营利润直接加到累计现金上。这一版统一了口径，并把第二批提前到 1 月到仓。见总方案附录 B。</w:t>
-      </w:r>
-    </w:p>
-    <w:p>
-      <w:pPr>
-        <w:spacing w:after="120" w:line="300"/>
-      </w:pPr>
-      <w:r>
-        <w:rPr>
-          <w:rFonts w:ascii="Arial" w:cs="Arial" w:eastAsia="Microsoft YaHei" w:hAnsi="Arial"/>
-          <w:b/>
-          <w:bCs/>
-          <w:sz w:val="21"/>
-          <w:szCs w:val="21"/>
-        </w:rPr>
-        <w:t xml:space="preserve">14. 为什么不先只做亚马逊，有数据再说？</w:t>
-      </w:r>
-    </w:p>
-    <w:p>
-      <w:pPr>
-        <w:spacing w:after="120" w:line="300"/>
-      </w:pPr>
-      <w:r>
-        <w:rPr>
-          <w:rFonts w:ascii="Arial" w:cs="Arial" w:eastAsia="Microsoft YaHei" w:hAnsi="Arial"/>
-          <w:sz w:val="21"/>
-          <w:szCs w:val="21"/>
-        </w:rPr>
-        <w:t xml:space="preserve">亚马逊稳定期每台剩 95 美元，固定费用一年 54.7 万美元，要卖 5,760 台才打平。只做亚马逊和批发，固定费用照样发生，结果更差。见总方案第一问、第三问。</w:t>
-      </w:r>
-    </w:p>
-    <w:p>
-      <w:pPr>
-        <w:spacing w:after="120" w:line="300"/>
-      </w:pPr>
-      <w:r>
-        <w:rPr>
-          <w:rFonts w:ascii="Arial" w:cs="Arial" w:eastAsia="Microsoft YaHei" w:hAnsi="Arial"/>
-          <w:b/>
-          <w:bCs/>
-          <w:sz w:val="21"/>
-          <w:szCs w:val="21"/>
-        </w:rPr>
-        <w:t xml:space="preserve">15. 人员一年 26.4 万美元，是不是太重？</w:t>
-      </w:r>
-    </w:p>
-    <w:p>
-      <w:pPr>
-        <w:spacing w:after="120" w:line="300"/>
-      </w:pPr>
-      <w:r>
-        <w:rPr>
-          <w:rFonts w:ascii="Arial" w:cs="Arial" w:eastAsia="Microsoft YaHei" w:hAnsi="Arial"/>
-          <w:sz w:val="21"/>
-          <w:szCs w:val="21"/>
-        </w:rPr>
-        <w:t xml:space="preserve">美方负责人每月 9,000、资深销售每月 8,000 是含税和差旅的预留，待招聘报价。门店 2 人每月 1 万美元只在第三阶段。这是 2027 年固定费用 54.7 万美元里最大的一块。见总方案第七问。</w:t>
-      </w:r>
-    </w:p>
-    <w:p>
-      <w:pPr>
-        <w:spacing w:after="120" w:line="300"/>
-      </w:pPr>
-      <w:r>
-        <w:rPr>
-          <w:rFonts w:ascii="Arial" w:cs="Arial" w:eastAsia="Microsoft YaHei" w:hAnsi="Arial"/>
-          <w:b/>
-          <w:bCs/>
-          <w:sz w:val="21"/>
-          <w:szCs w:val="21"/>
-        </w:rPr>
-        <w:t xml:space="preserve">16. 关税 50% 有没有办法？</w:t>
-      </w:r>
-    </w:p>
-    <w:p>
-      <w:pPr>
-        <w:spacing w:after="120" w:line="300"/>
-      </w:pPr>
-      <w:r>
-        <w:rPr>
-          <w:rFonts w:ascii="Arial" w:cs="Arial" w:eastAsia="Microsoft YaHei" w:hAnsi="Arial"/>
-          <w:sz w:val="21"/>
-          <w:szCs w:val="21"/>
-        </w:rPr>
-        <w:t xml:space="preserve">现在没有。批发走 FOB 直采，零售商自己交关税；2028 年部分产能放到中国以外，是工厂端的决策。见总方案第二问。</w:t>
+        <w:t xml:space="preserve">8. 一台没卖过，凭什么说 5,026 台？</w:t>
+      </w:r>
+    </w:p>
+    <w:p>
+      <w:pPr>
+        <w:spacing w:after="120" w:line="300"/>
+      </w:pPr>
+      <w:r>
+        <w:rPr>
+          <w:rFonts w:ascii="Arial" w:cs="Arial" w:eastAsia="Microsoft YaHei" w:hAnsi="Arial"/>
+          <w:sz w:val="21"/>
+          <w:szCs w:val="21"/>
+        </w:rPr>
+        <w:t xml:space="preserve">按渠道逐月算，并且受库存约束：预售名单 1 月 4,000、2 月再加 2,720，× 4% 定金 × 85% 尾款 = 228 台；亚马逊按月日均 1.7 到 4 台；纽约独立站按网站访问 × 1% 转化，下半年加门店新增；批发 5 家试单 500 台。每条路径的转化率都标了来源，第一阶段的真实数字会替换它们。</w:t>
+      </w:r>
+    </w:p>
+    <w:p>
+      <w:pPr>
+        <w:spacing w:after="120" w:line="300"/>
+      </w:pPr>
+      <w:r>
+        <w:rPr>
+          <w:rFonts w:ascii="Arial" w:cs="Arial" w:eastAsia="Microsoft YaHei" w:hAnsi="Arial"/>
+          <w:b/>
+          <w:bCs/>
+          <w:sz w:val="21"/>
+          <w:szCs w:val="21"/>
+        </w:rPr>
+        <w:t xml:space="preserve">9. 这笔钱什么时候回得来？</w:t>
+      </w:r>
+    </w:p>
+    <w:p>
+      <w:pPr>
+        <w:spacing w:after="120" w:line="300"/>
+      </w:pPr>
+      <w:r>
+        <w:rPr>
+          <w:rFonts w:ascii="Arial" w:cs="Arial" w:eastAsia="Microsoft YaHei" w:hAnsi="Arial"/>
+          <w:sz w:val="21"/>
+          <w:szCs w:val="21"/>
+        </w:rPr>
+        <w:t xml:space="preserve">14 个月全口径 −77.5 万美元，2027 年末累计现金 −88.9 万美元。2028 年条件推演经营 +34.0 万美元、现金 +38.8 万美元，2028 年末累计现金 −50.1 万美元。全部收回在 2029 年以后，前提是 2028 年达到推演的量。</w:t>
+      </w:r>
+    </w:p>
+    <w:p>
+      <w:pPr>
+        <w:spacing w:after="120" w:line="300"/>
+      </w:pPr>
+      <w:r>
+        <w:rPr>
+          <w:rFonts w:ascii="Arial" w:cs="Arial" w:eastAsia="Microsoft YaHei" w:hAnsi="Arial"/>
+          <w:b/>
+          <w:bCs/>
+          <w:sz w:val="21"/>
+          <w:szCs w:val="21"/>
+        </w:rPr>
+        <w:t xml:space="preserve">10. 最多要压多少钱？</w:t>
+      </w:r>
+    </w:p>
+    <w:p>
+      <w:pPr>
+        <w:spacing w:after="120" w:line="300"/>
+      </w:pPr>
+      <w:r>
+        <w:rPr>
+          <w:rFonts w:ascii="Arial" w:cs="Arial" w:eastAsia="Microsoft YaHei" w:hAnsi="Arial"/>
+          <w:sz w:val="21"/>
+          <w:szCs w:val="21"/>
+        </w:rPr>
+        <w:t xml:space="preserve">基准路径峰值 98.9 万美元，在 2027 年 8 月。年末另有未付货款 24.8 万美元、库存 679 台。</w:t>
+      </w:r>
+    </w:p>
+    <w:p>
+      <w:pPr>
+        <w:spacing w:after="120" w:line="300"/>
+      </w:pPr>
+      <w:r>
+        <w:rPr>
+          <w:rFonts w:ascii="Arial" w:cs="Arial" w:eastAsia="Microsoft YaHei" w:hAnsi="Arial"/>
+          <w:b/>
+          <w:bCs/>
+          <w:sz w:val="21"/>
+          <w:szCs w:val="21"/>
+        </w:rPr>
+        <w:t xml:space="preserve">11. 为什么不先只做亚马逊，有数据再说？</w:t>
+      </w:r>
+    </w:p>
+    <w:p>
+      <w:pPr>
+        <w:spacing w:after="120" w:line="300"/>
+      </w:pPr>
+      <w:r>
+        <w:rPr>
+          <w:rFonts w:ascii="Arial" w:cs="Arial" w:eastAsia="Microsoft YaHei" w:hAnsi="Arial"/>
+          <w:sz w:val="21"/>
+          <w:szCs w:val="21"/>
+        </w:rPr>
+        <w:t xml:space="preserve">亚马逊稳定期每台剩 95 美元，固定费用一年 54.7 万美元，要卖 5,760 台才打平。只做亚马逊和批发，固定费用照样发生，结果更差。</w:t>
+      </w:r>
+    </w:p>
+    <w:p>
+      <w:pPr>
+        <w:spacing w:after="120" w:line="300"/>
+      </w:pPr>
+      <w:r>
+        <w:rPr>
+          <w:rFonts w:ascii="Arial" w:cs="Arial" w:eastAsia="Microsoft YaHei" w:hAnsi="Arial"/>
+          <w:b/>
+          <w:bCs/>
+          <w:sz w:val="21"/>
+          <w:szCs w:val="21"/>
+        </w:rPr>
+        <w:t xml:space="preserve">12. 人员一年 26.4 万美元，是不是太重？</w:t>
+      </w:r>
+    </w:p>
+    <w:p>
+      <w:pPr>
+        <w:spacing w:after="120" w:line="300"/>
+      </w:pPr>
+      <w:r>
+        <w:rPr>
+          <w:rFonts w:ascii="Arial" w:cs="Arial" w:eastAsia="Microsoft YaHei" w:hAnsi="Arial"/>
+          <w:sz w:val="21"/>
+          <w:szCs w:val="21"/>
+        </w:rPr>
+        <w:t xml:space="preserve">美方负责人每月 9,000、资深销售每月 8,000 是含税和差旅的预留，待招聘报价。门店 2 人每月 1 万美元只在第三阶段。这是 2027 年固定费用 54.7 万美元里最大的一块。</w:t>
+      </w:r>
+    </w:p>
+    <w:p>
+      <w:pPr>
+        <w:spacing w:after="120" w:line="300"/>
+      </w:pPr>
+      <w:r>
+        <w:rPr>
+          <w:rFonts w:ascii="Arial" w:cs="Arial" w:eastAsia="Microsoft YaHei" w:hAnsi="Arial"/>
+          <w:b/>
+          <w:bCs/>
+          <w:sz w:val="21"/>
+          <w:szCs w:val="21"/>
+        </w:rPr>
+        <w:t xml:space="preserve">13. 关税 50% 有没有办法？</w:t>
+      </w:r>
+    </w:p>
+    <w:p>
+      <w:pPr>
+        <w:spacing w:after="120" w:line="300"/>
+      </w:pPr>
+      <w:r>
+        <w:rPr>
+          <w:rFonts w:ascii="Arial" w:cs="Arial" w:eastAsia="Microsoft YaHei" w:hAnsi="Arial"/>
+          <w:sz w:val="21"/>
+          <w:szCs w:val="21"/>
+        </w:rPr>
+        <w:t xml:space="preserve">现在没有。批发走 FOB 直采，零售商自己交关税；2028 年部分产能放到中国以外，是工厂端的决策。</w:t>
       </w:r>
     </w:p>
     <w:p>
@@ -657,216 +573,188 @@
           <w:sz w:val="21"/>
           <w:szCs w:val="21"/>
         </w:rPr>
-        <w:t xml:space="preserve">17. 纽约到底好在哪？</w:t>
-      </w:r>
-    </w:p>
-    <w:p>
-      <w:pPr>
-        <w:spacing w:after="120" w:line="300"/>
-      </w:pPr>
-      <w:r>
-        <w:rPr>
-          <w:rFonts w:ascii="Arial" w:cs="Arial" w:eastAsia="Microsoft YaHei" w:hAnsi="Arial"/>
-          <w:sz w:val="21"/>
-          <w:szCs w:val="21"/>
-        </w:rPr>
-        <w:t xml:space="preserve">只好一处：不付亚马逊佣金、广告和仓配，在原价成交。每台从 95 美元到 202 美元，拆开是 +76、+82、+88，减去第三方配送 97、拣货 15、支付 21、运损 6、客服 1。前提是订单不靠付费广告来。见总方案第三问。</w:t>
-      </w:r>
-    </w:p>
-    <w:p>
-      <w:pPr>
-        <w:spacing w:after="120" w:line="300"/>
-      </w:pPr>
-      <w:r>
-        <w:rPr>
-          <w:rFonts w:ascii="Arial" w:cs="Arial" w:eastAsia="Microsoft YaHei" w:hAnsi="Arial"/>
-          <w:b/>
-          <w:bCs/>
-          <w:sz w:val="21"/>
-          <w:szCs w:val="21"/>
-        </w:rPr>
-        <w:t xml:space="preserve">18. 202 美元是不是没算获客？</w:t>
-      </w:r>
-    </w:p>
-    <w:p>
-      <w:pPr>
-        <w:spacing w:after="120" w:line="300"/>
-      </w:pPr>
-      <w:r>
-        <w:rPr>
-          <w:rFonts w:ascii="Arial" w:cs="Arial" w:eastAsia="Microsoft YaHei" w:hAnsi="Arial"/>
-          <w:sz w:val="21"/>
-          <w:szCs w:val="21"/>
-        </w:rPr>
-        <w:t xml:space="preserve">是。预售的获客成本每台 89 美元，扣完剩 119 美元；纽约独立站按内容和公关分摊，每台 85 美元，扣完剩 117 美元。通过线同时看交付后贡献、获客成本、扣获客后贡献、获客方式能不能重复。见总方案第三问、附录 C。</w:t>
-      </w:r>
-    </w:p>
-    <w:p>
-      <w:pPr>
-        <w:spacing w:after="120" w:line="300"/>
-      </w:pPr>
-      <w:r>
-        <w:rPr>
-          <w:rFonts w:ascii="Arial" w:cs="Arial" w:eastAsia="Microsoft YaHei" w:hAnsi="Arial"/>
-          <w:b/>
-          <w:bCs/>
-          <w:sz w:val="21"/>
-          <w:szCs w:val="21"/>
-        </w:rPr>
-        <w:t xml:space="preserve">19. 第一阶段 8.9 万美元花在哪？哪些收不回？</w:t>
-      </w:r>
-    </w:p>
-    <w:p>
-      <w:pPr>
-        <w:spacing w:after="120" w:line="300"/>
-      </w:pPr>
-      <w:r>
-        <w:rPr>
-          <w:rFonts w:ascii="Arial" w:cs="Arial" w:eastAsia="Microsoft YaHei" w:hAnsi="Arial"/>
-          <w:sz w:val="21"/>
-          <w:szCs w:val="21"/>
-        </w:rPr>
-        <w:t xml:space="preserve">付费名单 1.4，预售系统 0.3，编号版铭牌礼盒 0.5，寄样 30 台 1.2，2 周快闪 3.4，Vine 20 台 0.6，内容 0.8，公关延长 0.7。收不回的是快闪场地装修 1.8 和寄样送评 50 台货值 1.5。见总方案第六问。</w:t>
-      </w:r>
-    </w:p>
-    <w:p>
-      <w:pPr>
-        <w:spacing w:after="120" w:line="300"/>
-      </w:pPr>
-      <w:r>
-        <w:rPr>
-          <w:rFonts w:ascii="Arial" w:cs="Arial" w:eastAsia="Microsoft YaHei" w:hAnsi="Arial"/>
-          <w:b/>
-          <w:bCs/>
-          <w:sz w:val="21"/>
-          <w:szCs w:val="21"/>
-        </w:rPr>
-        <w:t xml:space="preserve">20. CES 已经发布了，为什么还要 2 月快闪？</w:t>
-      </w:r>
-    </w:p>
-    <w:p>
-      <w:pPr>
-        <w:spacing w:after="120" w:line="300"/>
-      </w:pPr>
-      <w:r>
-        <w:rPr>
-          <w:rFonts w:ascii="Arial" w:cs="Arial" w:eastAsia="Microsoft YaHei" w:hAnsi="Arial"/>
-          <w:sz w:val="21"/>
-          <w:szCs w:val="21"/>
-        </w:rPr>
-        <w:t xml:space="preserve">CES 验证的是远程付定金，快闪验证的是到店原价成交和配送。两个数都要，门店才能签。快闪 3.4 万美元买的是这两个数和约 420 个名单。见总方案第六问。</w:t>
-      </w:r>
-    </w:p>
-    <w:p>
-      <w:pPr>
-        <w:spacing w:after="120" w:line="300"/>
-      </w:pPr>
-      <w:r>
-        <w:rPr>
-          <w:rFonts w:ascii="Arial" w:cs="Arial" w:eastAsia="Microsoft YaHei" w:hAnsi="Arial"/>
-          <w:b/>
-          <w:bCs/>
-          <w:sz w:val="21"/>
-          <w:szCs w:val="21"/>
-        </w:rPr>
-        <w:t xml:space="preserve">21. 为什么不直接开店？</w:t>
-      </w:r>
-    </w:p>
-    <w:p>
-      <w:pPr>
-        <w:spacing w:after="120" w:line="300"/>
-      </w:pPr>
-      <w:r>
-        <w:rPr>
-          <w:rFonts w:ascii="Arial" w:cs="Arial" w:eastAsia="Microsoft YaHei" w:hAnsi="Arial"/>
-          <w:sz w:val="21"/>
-          <w:szCs w:val="21"/>
-        </w:rPr>
-        <w:t xml:space="preserve">开店是刚性支出：租金每月 1.2 万美元、2 人每月 1.0 万美元、装修 3 万美元。门店每月要新增 134 台订单才覆盖，网站已有的订单转到门店不算新增。第三阶段才签，只签 6 个月。见总方案第八问。</w:t>
-      </w:r>
-    </w:p>
-    <w:p>
-      <w:pPr>
-        <w:spacing w:after="120" w:line="300"/>
-      </w:pPr>
-      <w:r>
-        <w:rPr>
-          <w:rFonts w:ascii="Arial" w:cs="Arial" w:eastAsia="Microsoft YaHei" w:hAnsi="Arial"/>
-          <w:b/>
-          <w:bCs/>
-          <w:sz w:val="21"/>
-          <w:szCs w:val="21"/>
-        </w:rPr>
-        <w:t xml:space="preserve">22. 配送 115 美元靠不靠谱？</w:t>
-      </w:r>
-    </w:p>
-    <w:p>
-      <w:pPr>
-        <w:spacing w:after="120" w:line="300"/>
-      </w:pPr>
-      <w:r>
-        <w:rPr>
-          <w:rFonts w:ascii="Arial" w:cs="Arial" w:eastAsia="Microsoft YaHei" w:hAnsi="Arial"/>
-          <w:sz w:val="21"/>
-          <w:szCs w:val="21"/>
-        </w:rPr>
-        <w:t xml:space="preserve">Lugg 纽约两人上门 46 美元起步，加每英里 2.68、每分钟 1.94，公开示例 88 到 204 美元基于 5 英里和 15 分钟人工，另有预订费。115 美元是预留。第二阶段每单记录实际成本、失败率和运损。见总方案第四问、附录 I。</w:t>
-      </w:r>
-    </w:p>
-    <w:p>
-      <w:pPr>
-        <w:spacing w:after="120" w:line="300"/>
-      </w:pPr>
-      <w:r>
-        <w:rPr>
-          <w:rFonts w:ascii="Arial" w:cs="Arial" w:eastAsia="Microsoft YaHei" w:hAnsi="Arial"/>
-          <w:b/>
-          <w:bCs/>
-          <w:sz w:val="21"/>
-          <w:szCs w:val="21"/>
-        </w:rPr>
-        <w:t xml:space="preserve">23. 限量版、联名、I ❤ NY 都没谈，凭什么写进去？</w:t>
-      </w:r>
-    </w:p>
-    <w:p>
-      <w:pPr>
-        <w:spacing w:after="120" w:line="300"/>
-      </w:pPr>
-      <w:r>
-        <w:rPr>
-          <w:rFonts w:ascii="Arial" w:cs="Arial" w:eastAsia="Microsoft YaHei" w:hAnsi="Arial"/>
-          <w:sz w:val="21"/>
-          <w:szCs w:val="21"/>
-        </w:rPr>
-        <w:t xml:space="preserve">全部标为待验证，只放在第三阶段。2027 年限量版只做颜色和编号，不改门板不加灯，改硬件要重新认证。见总方案第四问。</w:t>
-      </w:r>
-    </w:p>
-    <w:p>
-      <w:pPr>
-        <w:spacing w:after="120" w:line="300"/>
-      </w:pPr>
-      <w:r>
-        <w:rPr>
-          <w:rFonts w:ascii="Arial" w:cs="Arial" w:eastAsia="Microsoft YaHei" w:hAnsi="Arial"/>
-          <w:b/>
-          <w:bCs/>
-          <w:sz w:val="21"/>
-          <w:szCs w:val="21"/>
-        </w:rPr>
-        <w:t xml:space="preserve">24. 为什么不去 Costco、Home Depot？</w:t>
-      </w:r>
-    </w:p>
-    <w:p>
-      <w:pPr>
-        <w:spacing w:after="120" w:line="300"/>
-      </w:pPr>
-      <w:r>
-        <w:rPr>
-          <w:rFonts w:ascii="Arial" w:cs="Arial" w:eastAsia="Microsoft YaHei" w:hAnsi="Arial"/>
-          <w:sz w:val="21"/>
-          <w:szCs w:val="21"/>
-        </w:rPr>
-        <w:t xml:space="preserve">它们的比较对象是 179 美元的 Galanz，进去就是降价，而且提前 12 个月排货架。CES 上建联系，2027 年不进考核。见总方案第四问。</w:t>
+        <w:t xml:space="preserve">14. 202 美元是不是没算获客？</w:t>
+      </w:r>
+    </w:p>
+    <w:p>
+      <w:pPr>
+        <w:spacing w:after="120" w:line="300"/>
+      </w:pPr>
+      <w:r>
+        <w:rPr>
+          <w:rFonts w:ascii="Arial" w:cs="Arial" w:eastAsia="Microsoft YaHei" w:hAnsi="Arial"/>
+          <w:sz w:val="21"/>
+          <w:szCs w:val="21"/>
+        </w:rPr>
+        <w:t xml:space="preserve">是。预售的获客成本每台 89 美元，扣完剩 119 美元；纽约独立站按内容和公关分摊，每台 85 美元，扣完剩 117 美元。通过线同时看交付后贡献、获客成本、扣获客后贡献、获客方式能不能重复。</w:t>
+      </w:r>
+    </w:p>
+    <w:p>
+      <w:pPr>
+        <w:spacing w:after="120" w:line="300"/>
+      </w:pPr>
+      <w:r>
+        <w:rPr>
+          <w:rFonts w:ascii="Arial" w:cs="Arial" w:eastAsia="Microsoft YaHei" w:hAnsi="Arial"/>
+          <w:b/>
+          <w:bCs/>
+          <w:sz w:val="21"/>
+          <w:szCs w:val="21"/>
+        </w:rPr>
+        <w:t xml:space="preserve">15. 第一阶段 8.9 万美元花在哪？哪些收不回？</w:t>
+      </w:r>
+    </w:p>
+    <w:p>
+      <w:pPr>
+        <w:spacing w:after="120" w:line="300"/>
+      </w:pPr>
+      <w:r>
+        <w:rPr>
+          <w:rFonts w:ascii="Arial" w:cs="Arial" w:eastAsia="Microsoft YaHei" w:hAnsi="Arial"/>
+          <w:sz w:val="21"/>
+          <w:szCs w:val="21"/>
+        </w:rPr>
+        <w:t xml:space="preserve">付费名单 1.4，预售系统 0.3，编号版铭牌礼盒 0.5，寄样 30 台 1.2，2 周快闪 3.4，Vine 20 台 0.6，内容 0.8，公关延长 0.7。收不回的是快闪场地装修 1.8 和寄样送评 50 台货值 1.5。</w:t>
+      </w:r>
+    </w:p>
+    <w:p>
+      <w:pPr>
+        <w:spacing w:after="120" w:line="300"/>
+      </w:pPr>
+      <w:r>
+        <w:rPr>
+          <w:rFonts w:ascii="Arial" w:cs="Arial" w:eastAsia="Microsoft YaHei" w:hAnsi="Arial"/>
+          <w:b/>
+          <w:bCs/>
+          <w:sz w:val="21"/>
+          <w:szCs w:val="21"/>
+        </w:rPr>
+        <w:t xml:space="preserve">16. CES 已经发布了，为什么还要 2 月快闪？</w:t>
+      </w:r>
+    </w:p>
+    <w:p>
+      <w:pPr>
+        <w:spacing w:after="120" w:line="300"/>
+      </w:pPr>
+      <w:r>
+        <w:rPr>
+          <w:rFonts w:ascii="Arial" w:cs="Arial" w:eastAsia="Microsoft YaHei" w:hAnsi="Arial"/>
+          <w:sz w:val="21"/>
+          <w:szCs w:val="21"/>
+        </w:rPr>
+        <w:t xml:space="preserve">CES 验证的是远程付定金，快闪验证的是到店原价成交和配送。两个数都要，门店才能签。快闪 3.4 万美元买的是这两个数和约 420 个名单。</w:t>
+      </w:r>
+    </w:p>
+    <w:p>
+      <w:pPr>
+        <w:spacing w:after="120" w:line="300"/>
+      </w:pPr>
+      <w:r>
+        <w:rPr>
+          <w:rFonts w:ascii="Arial" w:cs="Arial" w:eastAsia="Microsoft YaHei" w:hAnsi="Arial"/>
+          <w:b/>
+          <w:bCs/>
+          <w:sz w:val="21"/>
+          <w:szCs w:val="21"/>
+        </w:rPr>
+        <w:t xml:space="preserve">17. 为什么不直接开店？</w:t>
+      </w:r>
+    </w:p>
+    <w:p>
+      <w:pPr>
+        <w:spacing w:after="120" w:line="300"/>
+      </w:pPr>
+      <w:r>
+        <w:rPr>
+          <w:rFonts w:ascii="Arial" w:cs="Arial" w:eastAsia="Microsoft YaHei" w:hAnsi="Arial"/>
+          <w:sz w:val="21"/>
+          <w:szCs w:val="21"/>
+        </w:rPr>
+        <w:t xml:space="preserve">开店是刚性支出：租金每月 1.2 万美元、2 人每月 1.0 万美元、装修 3 万美元。门店每月要新增 134 台订单才覆盖，网站已有的订单转到门店不算新增。第三阶段才签，只签 6 个月。</w:t>
+      </w:r>
+    </w:p>
+    <w:p>
+      <w:pPr>
+        <w:spacing w:after="120" w:line="300"/>
+      </w:pPr>
+      <w:r>
+        <w:rPr>
+          <w:rFonts w:ascii="Arial" w:cs="Arial" w:eastAsia="Microsoft YaHei" w:hAnsi="Arial"/>
+          <w:b/>
+          <w:bCs/>
+          <w:sz w:val="21"/>
+          <w:szCs w:val="21"/>
+        </w:rPr>
+        <w:t xml:space="preserve">18. 配送 115 美元靠不靠谱？</w:t>
+      </w:r>
+    </w:p>
+    <w:p>
+      <w:pPr>
+        <w:spacing w:after="120" w:line="300"/>
+      </w:pPr>
+      <w:r>
+        <w:rPr>
+          <w:rFonts w:ascii="Arial" w:cs="Arial" w:eastAsia="Microsoft YaHei" w:hAnsi="Arial"/>
+          <w:sz w:val="21"/>
+          <w:szCs w:val="21"/>
+        </w:rPr>
+        <w:t xml:space="preserve">Lugg 纽约两人上门 46 美元起步，加每英里 2.68、每分钟 1.94，公开示例 88 到 204 美元基于 5 英里和 15 分钟人工，另有预订费。115 美元是预留。第二阶段每单记录实际成本、失败率和运损。</w:t>
+      </w:r>
+    </w:p>
+    <w:p>
+      <w:pPr>
+        <w:spacing w:after="120" w:line="300"/>
+      </w:pPr>
+      <w:r>
+        <w:rPr>
+          <w:rFonts w:ascii="Arial" w:cs="Arial" w:eastAsia="Microsoft YaHei" w:hAnsi="Arial"/>
+          <w:b/>
+          <w:bCs/>
+          <w:sz w:val="21"/>
+          <w:szCs w:val="21"/>
+        </w:rPr>
+        <w:t xml:space="preserve">19. 限量版、联名、I ❤ NY 都没谈，凭什么写进去？</w:t>
+      </w:r>
+    </w:p>
+    <w:p>
+      <w:pPr>
+        <w:spacing w:after="120" w:line="300"/>
+      </w:pPr>
+      <w:r>
+        <w:rPr>
+          <w:rFonts w:ascii="Arial" w:cs="Arial" w:eastAsia="Microsoft YaHei" w:hAnsi="Arial"/>
+          <w:sz w:val="21"/>
+          <w:szCs w:val="21"/>
+        </w:rPr>
+        <w:t xml:space="preserve">全部标为待验证，只放在第三阶段。2027 年限量版只做颜色和编号，不改门板不加灯，改硬件要重新认证。</w:t>
+      </w:r>
+    </w:p>
+    <w:p>
+      <w:pPr>
+        <w:spacing w:after="120" w:line="300"/>
+      </w:pPr>
+      <w:r>
+        <w:rPr>
+          <w:rFonts w:ascii="Arial" w:cs="Arial" w:eastAsia="Microsoft YaHei" w:hAnsi="Arial"/>
+          <w:b/>
+          <w:bCs/>
+          <w:sz w:val="21"/>
+          <w:szCs w:val="21"/>
+        </w:rPr>
+        <w:t xml:space="preserve">20. 为什么不去 Costco、Home Depot？</w:t>
+      </w:r>
+    </w:p>
+    <w:p>
+      <w:pPr>
+        <w:spacing w:after="120" w:line="300"/>
+      </w:pPr>
+      <w:r>
+        <w:rPr>
+          <w:rFonts w:ascii="Arial" w:cs="Arial" w:eastAsia="Microsoft YaHei" w:hAnsi="Arial"/>
+          <w:sz w:val="21"/>
+          <w:szCs w:val="21"/>
+        </w:rPr>
+        <w:t xml:space="preserve">它们的比较对象是 179 美元的 Galanz，进去就是降价，而且提前 12 个月排货架。CES 上建联系，2027 年不进考核。</w:t>
       </w:r>
     </w:p>
     <w:p>
@@ -901,104 +789,76 @@
           <w:sz w:val="21"/>
           <w:szCs w:val="21"/>
         </w:rPr>
-        <w:t xml:space="preserve">25. 1P 为什么不做了？</w:t>
-      </w:r>
-    </w:p>
-    <w:p>
-      <w:pPr>
-        <w:spacing w:after="120" w:line="300"/>
-      </w:pPr>
-      <w:r>
-        <w:rPr>
-          <w:rFonts w:ascii="Arial" w:cs="Arial" w:eastAsia="Microsoft YaHei" w:hAnsi="Arial"/>
-          <w:sz w:val="21"/>
-          <w:szCs w:val="21"/>
-        </w:rPr>
-        <w:t xml:space="preserve">1P 是亚马逊买断，账上利润率 14.5%，营销由亚马逊出。3P 定价权和数据在自己手里，稳定期每台 95 美元，好处要靠纽约这类不付广告的渠道兑现。见总方案第二问、第三问。</w:t>
-      </w:r>
-    </w:p>
-    <w:p>
-      <w:pPr>
-        <w:spacing w:after="120" w:line="300"/>
-      </w:pPr>
-      <w:r>
-        <w:rPr>
-          <w:rFonts w:ascii="Arial" w:cs="Arial" w:eastAsia="Microsoft YaHei" w:hAnsi="Arial"/>
-          <w:b/>
-          <w:bCs/>
-          <w:sz w:val="21"/>
-          <w:szCs w:val="21"/>
-        </w:rPr>
-        <w:t xml:space="preserve">26. 代运营一年 26.6 万美元，不投广告是不是白付？</w:t>
-      </w:r>
-    </w:p>
-    <w:p>
-      <w:pPr>
-        <w:spacing w:after="120" w:line="300"/>
-      </w:pPr>
-      <w:r>
-        <w:rPr>
-          <w:rFonts w:ascii="Arial" w:cs="Arial" w:eastAsia="Microsoft YaHei" w:hAnsi="Arial"/>
-          <w:sz w:val="21"/>
-          <w:szCs w:val="21"/>
-        </w:rPr>
-        <w:t xml:space="preserve">按合同，独立站运营费从验收次月起算，全球营销费从广告上线才起算。7 月前不投品牌广告，营销模块不计费。见总方案第七问。</w:t>
-      </w:r>
-    </w:p>
-    <w:p>
-      <w:pPr>
-        <w:spacing w:after="120" w:line="300"/>
-      </w:pPr>
-      <w:r>
-        <w:rPr>
-          <w:rFonts w:ascii="Arial" w:cs="Arial" w:eastAsia="Microsoft YaHei" w:hAnsi="Arial"/>
-          <w:b/>
-          <w:bCs/>
-          <w:sz w:val="21"/>
-          <w:szCs w:val="21"/>
-        </w:rPr>
-        <w:t xml:space="preserve">27. 包装超线怎么办？</w:t>
-      </w:r>
-    </w:p>
-    <w:p>
-      <w:pPr>
-        <w:spacing w:after="120" w:line="300"/>
-      </w:pPr>
-      <w:r>
-        <w:rPr>
-          <w:rFonts w:ascii="Arial" w:cs="Arial" w:eastAsia="Microsoft YaHei" w:hAnsi="Arial"/>
-          <w:sz w:val="21"/>
-          <w:szCs w:val="21"/>
-        </w:rPr>
-        <w:t xml:space="preserve">超过 0.34 立方米，亚马逊仓配从 107 美元跳到 202 美元，亚马逊渠道负毛利。11 月 5 日前工厂实测定版。见总方案第二问。</w:t>
-      </w:r>
-    </w:p>
-    <w:p>
-      <w:pPr>
-        <w:spacing w:after="120" w:line="300"/>
-      </w:pPr>
-      <w:r>
-        <w:rPr>
-          <w:rFonts w:ascii="Arial" w:cs="Arial" w:eastAsia="Microsoft YaHei" w:hAnsi="Arial"/>
-          <w:b/>
-          <w:bCs/>
-          <w:sz w:val="21"/>
-          <w:szCs w:val="21"/>
-        </w:rPr>
-        <w:t xml:space="preserve">28. 为什么不打折冲量？</w:t>
-      </w:r>
-    </w:p>
-    <w:p>
-      <w:pPr>
-        <w:spacing w:after="120" w:line="300"/>
-      </w:pPr>
-      <w:r>
-        <w:rPr>
-          <w:rFonts w:ascii="Arial" w:cs="Arial" w:eastAsia="Microsoft YaHei" w:hAnsi="Arial"/>
-          <w:sz w:val="21"/>
-          <w:szCs w:val="21"/>
-        </w:rPr>
-        <w:t xml:space="preserve">打折冲的是亚马逊的量，每多卖一台亏一台。原价成交靠编号版和限量。促销价只用在首发、7 月会员日和 12 月，黑五价只用在 11 月。见总方案第二问。</w:t>
+        <w:t xml:space="preserve">21. 代运营一年 26.6 万美元，不投广告是不是白付？</w:t>
+      </w:r>
+    </w:p>
+    <w:p>
+      <w:pPr>
+        <w:spacing w:after="120" w:line="300"/>
+      </w:pPr>
+      <w:r>
+        <w:rPr>
+          <w:rFonts w:ascii="Arial" w:cs="Arial" w:eastAsia="Microsoft YaHei" w:hAnsi="Arial"/>
+          <w:sz w:val="21"/>
+          <w:szCs w:val="21"/>
+        </w:rPr>
+        <w:t xml:space="preserve">按合同，独立站运营费从验收次月起算，全球营销费从广告上线才起算。7 月前不投品牌广告，营销模块不计费。</w:t>
+      </w:r>
+    </w:p>
+    <w:p>
+      <w:pPr>
+        <w:spacing w:after="120" w:line="300"/>
+      </w:pPr>
+      <w:r>
+        <w:rPr>
+          <w:rFonts w:ascii="Arial" w:cs="Arial" w:eastAsia="Microsoft YaHei" w:hAnsi="Arial"/>
+          <w:b/>
+          <w:bCs/>
+          <w:sz w:val="21"/>
+          <w:szCs w:val="21"/>
+        </w:rPr>
+        <w:t xml:space="preserve">22. 包装超线怎么办？</w:t>
+      </w:r>
+    </w:p>
+    <w:p>
+      <w:pPr>
+        <w:spacing w:after="120" w:line="300"/>
+      </w:pPr>
+      <w:r>
+        <w:rPr>
+          <w:rFonts w:ascii="Arial" w:cs="Arial" w:eastAsia="Microsoft YaHei" w:hAnsi="Arial"/>
+          <w:sz w:val="21"/>
+          <w:szCs w:val="21"/>
+        </w:rPr>
+        <w:t xml:space="preserve">超过 0.34 立方米，亚马逊仓配从 107 美元跳到 202 美元，亚马逊渠道负毛利。11 月 5 日前工厂实测定版。</w:t>
+      </w:r>
+    </w:p>
+    <w:p>
+      <w:pPr>
+        <w:spacing w:after="120" w:line="300"/>
+      </w:pPr>
+      <w:r>
+        <w:rPr>
+          <w:rFonts w:ascii="Arial" w:cs="Arial" w:eastAsia="Microsoft YaHei" w:hAnsi="Arial"/>
+          <w:b/>
+          <w:bCs/>
+          <w:sz w:val="21"/>
+          <w:szCs w:val="21"/>
+        </w:rPr>
+        <w:t xml:space="preserve">23. 为什么不打折冲量？</w:t>
+      </w:r>
+    </w:p>
+    <w:p>
+      <w:pPr>
+        <w:spacing w:after="120" w:line="300"/>
+      </w:pPr>
+      <w:r>
+        <w:rPr>
+          <w:rFonts w:ascii="Arial" w:cs="Arial" w:eastAsia="Microsoft YaHei" w:hAnsi="Arial"/>
+          <w:sz w:val="21"/>
+          <w:szCs w:val="21"/>
+        </w:rPr>
+        <w:t xml:space="preserve">打折冲的是亚马逊的量，每多卖一台亏一台。原价成交靠编号版和限量。促销价只用在首发、7 月会员日和 12 月，黑五价只用在 11 月。</w:t>
       </w:r>
     </w:p>
     <w:p>
@@ -1033,132 +893,132 @@
           <w:sz w:val="21"/>
           <w:szCs w:val="21"/>
         </w:rPr>
-        <w:t xml:space="preserve">29. 谁负责？</w:t>
-      </w:r>
-    </w:p>
-    <w:p>
-      <w:pPr>
-        <w:spacing w:after="120" w:line="300"/>
-      </w:pPr>
-      <w:r>
-        <w:rPr>
-          <w:rFonts w:ascii="Arial" w:cs="Arial" w:eastAsia="Microsoft YaHei" w:hAnsi="Arial"/>
-          <w:sz w:val="21"/>
-          <w:szCs w:val="21"/>
-        </w:rPr>
-        <w:t xml:space="preserve">Kevin 为项目负责人，职责范围和考核待黎总确认。美方负责人 12 月起全职，管 B 端、场所、现场、3PL 和配送。资深销售 1 月起全职，管批发客户和 CES 会谈跟进。Adlink 管线上，3PL 管仓储配送，公关公司管媒体。门店 2 人只在第三阶段招。见总方案第十问。</w:t>
-      </w:r>
-    </w:p>
-    <w:p>
-      <w:pPr>
-        <w:spacing w:after="120" w:line="300"/>
-      </w:pPr>
-      <w:r>
-        <w:rPr>
-          <w:rFonts w:ascii="Arial" w:cs="Arial" w:eastAsia="Microsoft YaHei" w:hAnsi="Arial"/>
-          <w:b/>
-          <w:bCs/>
-          <w:sz w:val="21"/>
-          <w:szCs w:val="21"/>
-        </w:rPr>
-        <w:t xml:space="preserve">30. 我怎么看到每一笔钱？</w:t>
-      </w:r>
-    </w:p>
-    <w:p>
-      <w:pPr>
-        <w:spacing w:after="120" w:line="300"/>
-      </w:pPr>
-      <w:r>
-        <w:rPr>
-          <w:rFonts w:ascii="Arial" w:cs="Arial" w:eastAsia="Microsoft YaHei" w:hAnsi="Arial"/>
-          <w:sz w:val="21"/>
-          <w:szCs w:val="21"/>
-        </w:rPr>
-        <w:t xml:space="preserve">每周一一张表，六个数：付费订单、定金、名单和获客成本、B 端进展、本周支出、累计支出对预算。黎总批阶段预算、提前备货、2 万美元以上合同、租约、新增人员、新增供应商、科目调剂、任何超预算支出、阶段的继续或停止，3 个工作日答复。Kevin 在已批预算和供应商范围内执行，1 万美元以下自行决定，1 万美元到 2 万美元当日报备、黎总 2 个工作日内可否决。没有自行超支的空间。待批。见总方案第十问。</w:t>
-      </w:r>
-    </w:p>
-    <w:p>
-      <w:pPr>
-        <w:spacing w:after="120" w:line="300"/>
-      </w:pPr>
-      <w:r>
-        <w:rPr>
-          <w:rFonts w:ascii="Arial" w:cs="Arial" w:eastAsia="Microsoft YaHei" w:hAnsi="Arial"/>
-          <w:b/>
-          <w:bCs/>
-          <w:sz w:val="21"/>
-          <w:szCs w:val="21"/>
-        </w:rPr>
-        <w:t xml:space="preserve">31. 怎么防止关系单和赠品单把数字做好看？</w:t>
-      </w:r>
-    </w:p>
-    <w:p>
-      <w:pPr>
-        <w:spacing w:after="120" w:line="300"/>
-      </w:pPr>
-      <w:r>
-        <w:rPr>
-          <w:rFonts w:ascii="Arial" w:cs="Arial" w:eastAsia="Microsoft YaHei" w:hAnsi="Arial"/>
-          <w:sz w:val="21"/>
-          <w:szCs w:val="21"/>
-        </w:rPr>
-        <w:t xml:space="preserve">定金订单的定义：付了 30% 定金，价格为原价，不是员工、合作方、媒体和寄样对象，每个地址一台。折扣单、关系单和赠品单另列。每月报订单清单。见总方案第六问。</w:t>
-      </w:r>
-    </w:p>
-    <w:p>
-      <w:pPr>
-        <w:spacing w:after="120" w:line="300"/>
-      </w:pPr>
-      <w:r>
-        <w:rPr>
-          <w:rFonts w:ascii="Arial" w:cs="Arial" w:eastAsia="Microsoft YaHei" w:hAnsi="Arial"/>
-          <w:b/>
-          <w:bCs/>
-          <w:sz w:val="21"/>
-          <w:szCs w:val="21"/>
-        </w:rPr>
-        <w:t xml:space="preserve">32. 通过线怎么定的？</w:t>
-      </w:r>
-    </w:p>
-    <w:p>
-      <w:pPr>
-        <w:spacing w:after="120" w:line="300"/>
-      </w:pPr>
-      <w:r>
-        <w:rPr>
-          <w:rFonts w:ascii="Arial" w:cs="Arial" w:eastAsia="Microsoft YaHei" w:hAnsi="Arial"/>
-          <w:sz w:val="21"/>
-          <w:szCs w:val="21"/>
-        </w:rPr>
-        <w:t xml:space="preserve">第一阶段 180 台定金：85% 付尾款交付 153 台，加快闪和亚马逊，第二批 300 台 4 月前卖完。第二阶段每台贡献 160 美元、扣获客后 80 美元：低于它，纽约比亚马逊好不了一倍。第三阶段门店每月新增 134 台：覆盖租金、人员和装修分摊。见总方案第八问。</w:t>
-      </w:r>
-    </w:p>
-    <w:p>
-      <w:pPr>
-        <w:spacing w:after="120" w:line="300"/>
-      </w:pPr>
-      <w:r>
-        <w:rPr>
-          <w:rFonts w:ascii="Arial" w:cs="Arial" w:eastAsia="Microsoft YaHei" w:hAnsi="Arial"/>
-          <w:b/>
-          <w:bCs/>
-          <w:sz w:val="21"/>
-          <w:szCs w:val="21"/>
-        </w:rPr>
-        <w:t xml:space="preserve">33. CES 的数没到，快闪的数到了，怎么办？</w:t>
-      </w:r>
-    </w:p>
-    <w:p>
-      <w:pPr>
-        <w:spacing w:after="120" w:line="300"/>
-      </w:pPr>
-      <w:r>
-        <w:rPr>
-          <w:rFonts w:ascii="Arial" w:cs="Arial" w:eastAsia="Microsoft YaHei" w:hAnsi="Arial"/>
-          <w:sz w:val="21"/>
-          <w:szCs w:val="21"/>
-        </w:rPr>
-        <w:t xml:space="preserve">第二阶段照放，CES 的差额记入它自己的账。反过来，CES 的数到了、快闪没到，第二阶段减半，只保留配送实测和批发跟进。见总方案第八问。</w:t>
+        <w:t xml:space="preserve">24. 谁负责？</w:t>
+      </w:r>
+    </w:p>
+    <w:p>
+      <w:pPr>
+        <w:spacing w:after="120" w:line="300"/>
+      </w:pPr>
+      <w:r>
+        <w:rPr>
+          <w:rFonts w:ascii="Arial" w:cs="Arial" w:eastAsia="Microsoft YaHei" w:hAnsi="Arial"/>
+          <w:sz w:val="21"/>
+          <w:szCs w:val="21"/>
+        </w:rPr>
+        <w:t xml:space="preserve">Kevin 为项目负责人，职责范围和考核待黎总确认。美方负责人 12 月起全职，管 B 端、场所、现场、3PL 和配送。资深销售 1 月起全职，管批发客户和 CES 会谈跟进。Adlink 管线上，3PL 管仓储配送，公关公司管媒体。门店 2 人只在第三阶段招。</w:t>
+      </w:r>
+    </w:p>
+    <w:p>
+      <w:pPr>
+        <w:spacing w:after="120" w:line="300"/>
+      </w:pPr>
+      <w:r>
+        <w:rPr>
+          <w:rFonts w:ascii="Arial" w:cs="Arial" w:eastAsia="Microsoft YaHei" w:hAnsi="Arial"/>
+          <w:b/>
+          <w:bCs/>
+          <w:sz w:val="21"/>
+          <w:szCs w:val="21"/>
+        </w:rPr>
+        <w:t xml:space="preserve">25. 怎么看到每一笔钱？</w:t>
+      </w:r>
+    </w:p>
+    <w:p>
+      <w:pPr>
+        <w:spacing w:after="120" w:line="300"/>
+      </w:pPr>
+      <w:r>
+        <w:rPr>
+          <w:rFonts w:ascii="Arial" w:cs="Arial" w:eastAsia="Microsoft YaHei" w:hAnsi="Arial"/>
+          <w:sz w:val="21"/>
+          <w:szCs w:val="21"/>
+        </w:rPr>
+        <w:t xml:space="preserve">每周一一张表，六个数：付费订单、定金、名单和获客成本、B 端进展、本周支出、累计支出对预算。黎总批阶段预算、提前备货、2 万美元以上合同、租约、新增人员、新增供应商、科目调剂、任何超预算支出、阶段的继续或停止，3 个工作日答复。Kevin 在已批预算和供应商范围内执行，1 万美元以下自行决定，1 万美元到 2 万美元当日报备、黎总 2 个工作日内可否决。没有自行超支的空间。待批。</w:t>
+      </w:r>
+    </w:p>
+    <w:p>
+      <w:pPr>
+        <w:spacing w:after="120" w:line="300"/>
+      </w:pPr>
+      <w:r>
+        <w:rPr>
+          <w:rFonts w:ascii="Arial" w:cs="Arial" w:eastAsia="Microsoft YaHei" w:hAnsi="Arial"/>
+          <w:b/>
+          <w:bCs/>
+          <w:sz w:val="21"/>
+          <w:szCs w:val="21"/>
+        </w:rPr>
+        <w:t xml:space="preserve">26. 怎么防止关系单和赠品单把数字做好看？</w:t>
+      </w:r>
+    </w:p>
+    <w:p>
+      <w:pPr>
+        <w:spacing w:after="120" w:line="300"/>
+      </w:pPr>
+      <w:r>
+        <w:rPr>
+          <w:rFonts w:ascii="Arial" w:cs="Arial" w:eastAsia="Microsoft YaHei" w:hAnsi="Arial"/>
+          <w:sz w:val="21"/>
+          <w:szCs w:val="21"/>
+        </w:rPr>
+        <w:t xml:space="preserve">定金订单的定义：付了 30% 定金，价格为原价，不是员工、合作方、媒体和寄样对象，每个地址一台。折扣单、关系单和赠品单另列。每月报订单清单。</w:t>
+      </w:r>
+    </w:p>
+    <w:p>
+      <w:pPr>
+        <w:spacing w:after="120" w:line="300"/>
+      </w:pPr>
+      <w:r>
+        <w:rPr>
+          <w:rFonts w:ascii="Arial" w:cs="Arial" w:eastAsia="Microsoft YaHei" w:hAnsi="Arial"/>
+          <w:b/>
+          <w:bCs/>
+          <w:sz w:val="21"/>
+          <w:szCs w:val="21"/>
+        </w:rPr>
+        <w:t xml:space="preserve">27. 通过线怎么定的？</w:t>
+      </w:r>
+    </w:p>
+    <w:p>
+      <w:pPr>
+        <w:spacing w:after="120" w:line="300"/>
+      </w:pPr>
+      <w:r>
+        <w:rPr>
+          <w:rFonts w:ascii="Arial" w:cs="Arial" w:eastAsia="Microsoft YaHei" w:hAnsi="Arial"/>
+          <w:sz w:val="21"/>
+          <w:szCs w:val="21"/>
+        </w:rPr>
+        <w:t xml:space="preserve">第一阶段 180 台定金：85% 付尾款交付 153 台，加快闪和亚马逊，第二批 300 台 4 月前卖完。第二阶段每台贡献 160 美元、扣获客后 80 美元：低于它，纽约比亚马逊好不了一倍。第三阶段门店每月新增 134 台：覆盖租金、人员和装修分摊。</w:t>
+      </w:r>
+    </w:p>
+    <w:p>
+      <w:pPr>
+        <w:spacing w:after="120" w:line="300"/>
+      </w:pPr>
+      <w:r>
+        <w:rPr>
+          <w:rFonts w:ascii="Arial" w:cs="Arial" w:eastAsia="Microsoft YaHei" w:hAnsi="Arial"/>
+          <w:b/>
+          <w:bCs/>
+          <w:sz w:val="21"/>
+          <w:szCs w:val="21"/>
+        </w:rPr>
+        <w:t xml:space="preserve">28. CES 的数没到，快闪的数到了，怎么办？</w:t>
+      </w:r>
+    </w:p>
+    <w:p>
+      <w:pPr>
+        <w:spacing w:after="120" w:line="300"/>
+      </w:pPr>
+      <w:r>
+        <w:rPr>
+          <w:rFonts w:ascii="Arial" w:cs="Arial" w:eastAsia="Microsoft YaHei" w:hAnsi="Arial"/>
+          <w:sz w:val="21"/>
+          <w:szCs w:val="21"/>
+        </w:rPr>
+        <w:t xml:space="preserve">第二阶段照放，CES 的差额记入它自己的账。反过来，CES 的数到了、快闪没到，第二阶段减半，只保留配送实测和批发跟进。</w:t>
       </w:r>
     </w:p>
     <w:p>
@@ -1193,104 +1053,104 @@
           <w:sz w:val="21"/>
           <w:szCs w:val="21"/>
         </w:rPr>
-        <w:t xml:space="preserve">34. 万一卖不动，停下来最多损失多少？</w:t>
-      </w:r>
-    </w:p>
-    <w:p>
-      <w:pPr>
-        <w:spacing w:after="120" w:line="300"/>
-      </w:pPr>
-      <w:r>
-        <w:rPr>
-          <w:rFonts w:ascii="Arial" w:cs="Arial" w:eastAsia="Microsoft YaHei" w:hAnsi="Arial"/>
-          <w:sz w:val="21"/>
-          <w:szCs w:val="21"/>
-        </w:rPr>
-        <w:t xml:space="preserve">2 月 28 日停：完整结算 88.3 万美元，含已发生净支出 68.1（CES 在内）、在途和未付货款 14.3、代运营余款 8.0、清货费用 1.2，减库存清货净回收 3.3。库存 567 台含在途 300，按每月 60 台约 8 个月卖完，58 台无法售出。6 月 30 日停：89.3 万美元。见总方案第九问。</w:t>
-      </w:r>
-    </w:p>
-    <w:p>
-      <w:pPr>
-        <w:spacing w:after="120" w:line="300"/>
-      </w:pPr>
-      <w:r>
-        <w:rPr>
-          <w:rFonts w:ascii="Arial" w:cs="Arial" w:eastAsia="Microsoft YaHei" w:hAnsi="Arial"/>
-          <w:b/>
-          <w:bCs/>
-          <w:sz w:val="21"/>
-          <w:szCs w:val="21"/>
-        </w:rPr>
-        <w:t xml:space="preserve">35. 停了以后损失还会不会扩大？</w:t>
-      </w:r>
-    </w:p>
-    <w:p>
-      <w:pPr>
-        <w:spacing w:after="120" w:line="300"/>
-      </w:pPr>
-      <w:r>
-        <w:rPr>
-          <w:rFonts w:ascii="Arial" w:cs="Arial" w:eastAsia="Microsoft YaHei" w:hAnsi="Arial"/>
-          <w:sz w:val="21"/>
-          <w:szCs w:val="21"/>
-        </w:rPr>
-        <w:t xml:space="preserve">会，每月约 0.57 万美元：代运营 1 万美元加客服保险 0.14 万美元，减亚马逊每月 60 台贡献 0.57 万美元，直到合同期满。已计入上面的结算。见总方案第九问。</w:t>
-      </w:r>
-    </w:p>
-    <w:p>
-      <w:pPr>
-        <w:spacing w:after="120" w:line="300"/>
-      </w:pPr>
-      <w:r>
-        <w:rPr>
-          <w:rFonts w:ascii="Arial" w:cs="Arial" w:eastAsia="Microsoft YaHei" w:hAnsi="Arial"/>
-          <w:b/>
-          <w:bCs/>
-          <w:sz w:val="21"/>
-          <w:szCs w:val="21"/>
-        </w:rPr>
-        <w:t xml:space="preserve">36. 预售定金退了，会不会影响信用？</w:t>
-      </w:r>
-    </w:p>
-    <w:p>
-      <w:pPr>
-        <w:spacing w:after="120" w:line="300"/>
-      </w:pPr>
-      <w:r>
-        <w:rPr>
-          <w:rFonts w:ascii="Arial" w:cs="Arial" w:eastAsia="Microsoft YaHei" w:hAnsi="Arial"/>
-          <w:sz w:val="21"/>
-          <w:szCs w:val="21"/>
-        </w:rPr>
-        <w:t xml:space="preserve">预售页写明定金可退、发货时间 2 月。退款只在第一阶段不通过时发生，顾客可改为亚马逊下单。见总方案第八问。</w:t>
-      </w:r>
-    </w:p>
-    <w:p>
-      <w:pPr>
-        <w:spacing w:after="120" w:line="300"/>
-      </w:pPr>
-      <w:r>
-        <w:rPr>
-          <w:rFonts w:ascii="Arial" w:cs="Arial" w:eastAsia="Microsoft YaHei" w:hAnsi="Arial"/>
-          <w:b/>
-          <w:bCs/>
-          <w:sz w:val="21"/>
-          <w:szCs w:val="21"/>
-        </w:rPr>
-        <w:t xml:space="preserve">37. 产品出问题怎么办？</w:t>
-      </w:r>
-    </w:p>
-    <w:p>
-      <w:pPr>
-        <w:spacing w:after="120" w:line="300"/>
-      </w:pPr>
-      <w:r>
-        <w:rPr>
-          <w:rFonts w:ascii="Arial" w:cs="Arial" w:eastAsia="Microsoft YaHei" w:hAnsi="Arial"/>
-          <w:sz w:val="21"/>
-          <w:szCs w:val="21"/>
-        </w:rPr>
-        <w:t xml:space="preserve">四款产品认证和能效备案 11 月 15 日前取得，是预期不是已完成。商品页上线前买产品责任险。保修按报修率 5%、每次 250 美元预留。第一批按亚马逊条款执行，独立站二期前签上门维修服务商。见总方案第二问。</w:t>
+        <w:t xml:space="preserve">29. 万一卖不动，停下来最多损失多少？</w:t>
+      </w:r>
+    </w:p>
+    <w:p>
+      <w:pPr>
+        <w:spacing w:after="120" w:line="300"/>
+      </w:pPr>
+      <w:r>
+        <w:rPr>
+          <w:rFonts w:ascii="Arial" w:cs="Arial" w:eastAsia="Microsoft YaHei" w:hAnsi="Arial"/>
+          <w:sz w:val="21"/>
+          <w:szCs w:val="21"/>
+        </w:rPr>
+        <w:t xml:space="preserve">2 月 28 日停：完整结算 88.3 万美元，含已发生净支出 68.1（CES 在内）、在途和未付货款 14.3、代运营余款 8.0、清货费用 1.2，减库存清货净回收 3.3。库存 567 台含在途 300，按每月 60 台约 8 个月卖完，58 台无法售出。6 月 30 日停：89.3 万美元。</w:t>
+      </w:r>
+    </w:p>
+    <w:p>
+      <w:pPr>
+        <w:spacing w:after="120" w:line="300"/>
+      </w:pPr>
+      <w:r>
+        <w:rPr>
+          <w:rFonts w:ascii="Arial" w:cs="Arial" w:eastAsia="Microsoft YaHei" w:hAnsi="Arial"/>
+          <w:b/>
+          <w:bCs/>
+          <w:sz w:val="21"/>
+          <w:szCs w:val="21"/>
+        </w:rPr>
+        <w:t xml:space="preserve">30. 停了以后损失还会不会扩大？</w:t>
+      </w:r>
+    </w:p>
+    <w:p>
+      <w:pPr>
+        <w:spacing w:after="120" w:line="300"/>
+      </w:pPr>
+      <w:r>
+        <w:rPr>
+          <w:rFonts w:ascii="Arial" w:cs="Arial" w:eastAsia="Microsoft YaHei" w:hAnsi="Arial"/>
+          <w:sz w:val="21"/>
+          <w:szCs w:val="21"/>
+        </w:rPr>
+        <w:t xml:space="preserve">会，每月约 0.57 万美元：代运营 1 万美元加客服保险 0.14 万美元，减亚马逊每月 60 台贡献 0.57 万美元，直到合同期满。已计入上面的结算。</w:t>
+      </w:r>
+    </w:p>
+    <w:p>
+      <w:pPr>
+        <w:spacing w:after="120" w:line="300"/>
+      </w:pPr>
+      <w:r>
+        <w:rPr>
+          <w:rFonts w:ascii="Arial" w:cs="Arial" w:eastAsia="Microsoft YaHei" w:hAnsi="Arial"/>
+          <w:b/>
+          <w:bCs/>
+          <w:sz w:val="21"/>
+          <w:szCs w:val="21"/>
+        </w:rPr>
+        <w:t xml:space="preserve">31. 预售定金退了，会不会影响信用？</w:t>
+      </w:r>
+    </w:p>
+    <w:p>
+      <w:pPr>
+        <w:spacing w:after="120" w:line="300"/>
+      </w:pPr>
+      <w:r>
+        <w:rPr>
+          <w:rFonts w:ascii="Arial" w:cs="Arial" w:eastAsia="Microsoft YaHei" w:hAnsi="Arial"/>
+          <w:sz w:val="21"/>
+          <w:szCs w:val="21"/>
+        </w:rPr>
+        <w:t xml:space="preserve">预售页写明定金可退、发货时间 2 月。退款只在第一阶段不通过时发生，顾客可改为亚马逊下单。</w:t>
+      </w:r>
+    </w:p>
+    <w:p>
+      <w:pPr>
+        <w:spacing w:after="120" w:line="300"/>
+      </w:pPr>
+      <w:r>
+        <w:rPr>
+          <w:rFonts w:ascii="Arial" w:cs="Arial" w:eastAsia="Microsoft YaHei" w:hAnsi="Arial"/>
+          <w:b/>
+          <w:bCs/>
+          <w:sz w:val="21"/>
+          <w:szCs w:val="21"/>
+        </w:rPr>
+        <w:t xml:space="preserve">32. 产品出问题怎么办？</w:t>
+      </w:r>
+    </w:p>
+    <w:p>
+      <w:pPr>
+        <w:spacing w:after="120" w:line="300"/>
+      </w:pPr>
+      <w:r>
+        <w:rPr>
+          <w:rFonts w:ascii="Arial" w:cs="Arial" w:eastAsia="Microsoft YaHei" w:hAnsi="Arial"/>
+          <w:sz w:val="21"/>
+          <w:szCs w:val="21"/>
+        </w:rPr>
+        <w:t xml:space="preserve">四款产品认证和能效备案 11 月 15 日前取得，是预期不是已完成。商品页上线前买产品责任险。保修按报修率 5%、每次 250 美元预留。第一批按亚马逊条款执行，独立站二期前签上门维修服务商。</w:t>
       </w:r>
     </w:p>
     <w:p>
@@ -1325,7 +1185,7 @@
           <w:sz w:val="21"/>
           <w:szCs w:val="21"/>
         </w:rPr>
-        <w:t xml:space="preserve">38. 这个方案需要我做什么？</w:t>
+        <w:t xml:space="preserve">33. 待定事项</w:t>
       </w:r>
     </w:p>
     <w:p>
@@ -1397,7 +1257,7 @@
           <w:sz w:val="21"/>
           <w:szCs w:val="21"/>
         </w:rPr>
-        <w:t xml:space="preserve">1 月 31 日看中期检查；2 月 28 日和 6 月 30 日按总方案第八问的指标决定下一阶段。</w:t>
+        <w:t xml:space="preserve">1 月 31 日看中期检查；2 月 28 日和 6 月 30 日按通过指标决定下一阶段。</w:t>
       </w:r>
     </w:p>
     <w:sectPr>

--- a/docs/final/JUDE-总方案问答.docx
+++ b/docs/final/JUDE-总方案问答.docx
@@ -210,7 +210,7 @@
           <w:sz w:val="21"/>
           <w:szCs w:val="21"/>
         </w:rPr>
-        <w:t xml:space="preserve">增量支出 28.8 万美元，是上限 37.3 万美元减去不参展也要花的 8.5 万美元（2 月发布会 2.0、芝加哥展 1.5、同等媒体覆盖的公关和拍摄 5.0）。可量化的回收：2027 年 1.2 万美元、2028 年 3.8 万美元、2029 年 5.7 万美元，三年 10.6 万美元，来自预售名单替代付费名单、批发客户 5 家对 3 家的返单、亚马逊首发期多 15%。其余约 18 万美元对应媒体曝光、亚马逊资源和零售商关系，没有数字。收回全部增量，要 CES 来源的批发客户三年累计出货 7,609 台，或多带来 1,429 台纽约订单。所以三件事里批发客户是决定性的。</w:t>
+        <w:t xml:space="preserve">增量支出 28.8 万美元，是上限 37.3 万美元减去不参展也要花的 8.5 万美元（2 月发布会 2.0 万美元、芝加哥展 1.5 万美元、同等媒体覆盖的公关和拍摄 5.0 万美元）。可量化的回收：2027 年 1.2 万美元、2028 年 3.8 万美元、2029 年 5.7 万美元，三年 10.6 万美元，来自预售名单替代付费名单、批发客户 5 家对 3 家的返单、亚马逊首发期多 15%。其余约 18 万美元对应媒体曝光、亚马逊资源和零售商关系，没有数字。收回全部增量，要 CES 来源的批发客户三年累计出货 7,609 台，或多带来 1,429 台纽约订单。所以三件事里批发客户是决定性的。</w:t>
       </w:r>
     </w:p>
     <w:p>
@@ -510,7 +510,7 @@
           <w:sz w:val="21"/>
           <w:szCs w:val="21"/>
         </w:rPr>
-        <w:t xml:space="preserve">美方负责人每月 9,000、资深销售每月 8,000 是含税和差旅的预留，待招聘报价。门店 2 人每月 1 万美元只在第三阶段。这是 2027 年固定费用 54.7 万美元里最大的一块。</w:t>
+        <w:t xml:space="preserve">美方负责人每月 9,000 美元、资深销售每月 8,000 美元 是含税和差旅的预留，待招聘报价。门店 2 人每月 1 万美元只在第三阶段。这是 2027 年固定费用 54.7 万美元里最大的一块。</w:t>
       </w:r>
     </w:p>
     <w:p>
@@ -614,7 +614,7 @@
           <w:sz w:val="21"/>
           <w:szCs w:val="21"/>
         </w:rPr>
-        <w:t xml:space="preserve">付费名单 1.4，预售系统 0.3，编号版铭牌礼盒 0.5，寄样 30 台 1.2，2 周快闪 3.4，Vine 20 台 0.6，内容 0.8，公关延长 0.7。收不回的是快闪场地装修 1.8 和寄样送评 50 台货值 1.5。</w:t>
+        <w:t xml:space="preserve">付费名单 1.4 万美元，预售系统 0.3 万美元，编号版铭牌礼盒 0.5 万美元，寄样 30 台 1.2 万美元，2 周快闪 3.4 万美元，Vine 20 台 0.6 万美元，内容 0.8 万美元，公关延长 0.7 万美元。收不回的是快闪场地装修 1.8 和寄样送评 50 台货值 1.5。</w:t>
       </w:r>
     </w:p>
     <w:p>
@@ -1066,7 +1066,7 @@
           <w:sz w:val="21"/>
           <w:szCs w:val="21"/>
         </w:rPr>
-        <w:t xml:space="preserve">2 月 28 日停：完整结算 88.3 万美元，含已发生净支出 68.1（CES 在内）、在途和未付货款 14.3、代运营余款 8.0、清货费用 1.2，减库存清货净回收 3.3。库存 567 台含在途 300，按每月 60 台约 8 个月卖完，58 台无法售出。6 月 30 日停：89.3 万美元。</w:t>
+        <w:t xml:space="preserve">2 月 28 日停：完整结算 88.3 万美元，含已发生净支出 68.1 万美元（CES 在内）、在途和未付货款 14.3 万美元、代运营余款 8.0 万美元、清货费用 1.2 万美元，减库存清货净回收 3.3 万美元。库存 567 台含在途 300 台，按每月 60 台约 8 个月卖完，58 台无法售出。6 月 30 日停：89.3 万美元。</w:t>
       </w:r>
     </w:p>
     <w:p>

--- a/docs/final/JUDE-总方案问答.docx
+++ b/docs/final/JUDE-总方案问答.docx
@@ -398,7 +398,7 @@
           <w:sz w:val="21"/>
           <w:szCs w:val="21"/>
         </w:rPr>
-        <w:t xml:space="preserve">按渠道逐月算，并且受库存约束：预售名单 1 月 4,000、2 月再加 2,720，× 4% 定金 × 85% 尾款 = 228 台；亚马逊按月日均 1.7 到 4 台；纽约独立站按网站访问 × 1% 转化，下半年加门店新增；批发 5 家试单 500 台。每条路径的转化率都标了来源，第一阶段的真实数字会替换它们。</w:t>
+        <w:t xml:space="preserve">按渠道逐月算，并且受库存约束：预售名单 1 月 4,000 人、2 月再加 2,720 人，× 4% 定金 × 85% 尾款 = 228 台；亚马逊按月日均 1.7 到 4 台；纽约独立站按网站访问 × 1% 转化，下半年加门店新增；批发 5 家试单 500 台。每条路径的转化率都标了来源，第一阶段的真实数字会替换它们。</w:t>
       </w:r>
     </w:p>
     <w:p>
@@ -614,7 +614,7 @@
           <w:sz w:val="21"/>
           <w:szCs w:val="21"/>
         </w:rPr>
-        <w:t xml:space="preserve">付费名单 1.4 万美元，预售系统 0.3 万美元，编号版铭牌礼盒 0.5 万美元，寄样 30 台 1.2 万美元，2 周快闪 3.4 万美元，Vine 20 台 0.6 万美元，内容 0.8 万美元，公关延长 0.7 万美元。收不回的是快闪场地装修 1.8 和寄样送评 50 台货值 1.5。</w:t>
+        <w:t xml:space="preserve">付费名单 1.4 万美元，预售系统 0.3 万美元，编号版铭牌礼盒 0.5 万美元，寄样 30 台 1.2 万美元，2 周快闪 3.4 万美元，Vine 20 台 0.6 万美元，内容 0.8 万美元，公关延长 0.7 万美元。收不回的是快闪场地装修 1.8 万美元和寄样送评 50 台货值 1.5 万美元。</w:t>
       </w:r>
     </w:p>
     <w:p>
@@ -698,7 +698,7 @@
           <w:sz w:val="21"/>
           <w:szCs w:val="21"/>
         </w:rPr>
-        <w:t xml:space="preserve">Lugg 纽约两人上门 46 美元起步，加每英里 2.68、每分钟 1.94，公开示例 88 到 204 美元基于 5 英里和 15 分钟人工，另有预订费。115 美元是预留。第二阶段每单记录实际成本、失败率和运损。</w:t>
+        <w:t xml:space="preserve">Lugg 纽约两人上门 46 美元起步，加每英里 2.68 美元、每分钟 1.94 美元，公开示例 88 到 204 美元基于 5 英里和 15 分钟人工，另有预订费。115 美元是预留。第二阶段每单记录实际成本、失败率和运损。</w:t>
       </w:r>
     </w:p>
     <w:p>
